--- a/ЛР №1 ТРПО Субботин .docx
+++ b/ЛР №1 ТРПО Субботин .docx
@@ -245,235 +245,6 @@
           <w:szCs w:val="28"/>
         </w:rPr>
       </w:pPr>
-      <w:r>
-        <w:rPr>
-          <w:rFonts w:ascii="Times New Roman" w:hAnsi="Times New Roman" w:cs="Times New Roman"/>
-          <w:sz w:val="28"/>
-          <w:szCs w:val="28"/>
-        </w:rPr>
-        <w:t>Анкета</w:t>
-      </w:r>
-    </w:p>
-    <w:p>
-      <w:pPr>
-        <w:pStyle w:val="a3"/>
-        <w:numPr>
-          <w:ilvl w:val="0"/>
-          <w:numId w:val="15"/>
-        </w:numPr>
-        <w:rPr>
-          <w:rFonts w:ascii="Times New Roman" w:hAnsi="Times New Roman" w:cs="Times New Roman"/>
-          <w:sz w:val="28"/>
-          <w:szCs w:val="28"/>
-        </w:rPr>
-      </w:pPr>
-      <w:r>
-        <w:rPr>
-          <w:rFonts w:ascii="Times New Roman" w:hAnsi="Times New Roman" w:cs="Times New Roman"/>
-          <w:sz w:val="28"/>
-          <w:szCs w:val="28"/>
-        </w:rPr>
-        <w:t>Имя</w:t>
-      </w:r>
-    </w:p>
-    <w:p>
-      <w:pPr>
-        <w:pStyle w:val="a3"/>
-        <w:numPr>
-          <w:ilvl w:val="0"/>
-          <w:numId w:val="15"/>
-        </w:numPr>
-        <w:rPr>
-          <w:rFonts w:ascii="Times New Roman" w:hAnsi="Times New Roman" w:cs="Times New Roman"/>
-          <w:sz w:val="28"/>
-          <w:szCs w:val="28"/>
-        </w:rPr>
-      </w:pPr>
-      <w:r>
-        <w:rPr>
-          <w:rFonts w:ascii="Times New Roman" w:hAnsi="Times New Roman" w:cs="Times New Roman"/>
-          <w:sz w:val="28"/>
-          <w:szCs w:val="28"/>
-        </w:rPr>
-        <w:t>Кем Вы планируете быть на платформе? </w:t>
-      </w:r>
-    </w:p>
-    <w:p>
-      <w:pPr>
-        <w:pStyle w:val="a3"/>
-        <w:numPr>
-          <w:ilvl w:val="0"/>
-          <w:numId w:val="15"/>
-        </w:numPr>
-        <w:rPr>
-          <w:rFonts w:ascii="Times New Roman" w:hAnsi="Times New Roman" w:cs="Times New Roman"/>
-          <w:sz w:val="28"/>
-          <w:szCs w:val="28"/>
-        </w:rPr>
-      </w:pPr>
-      <w:r>
-        <w:rPr>
-          <w:rFonts w:ascii="Times New Roman" w:hAnsi="Times New Roman" w:cs="Times New Roman"/>
-          <w:sz w:val="28"/>
-          <w:szCs w:val="28"/>
-        </w:rPr>
-        <w:t>Как часто Вы пользуетесь подобными сервисами (</w:t>
-      </w:r>
-      <w:proofErr w:type="spellStart"/>
-      <w:r>
-        <w:rPr>
-          <w:rFonts w:ascii="Times New Roman" w:hAnsi="Times New Roman" w:cs="Times New Roman"/>
-          <w:sz w:val="28"/>
-          <w:szCs w:val="28"/>
-        </w:rPr>
-        <w:t>Avito</w:t>
-      </w:r>
-      <w:proofErr w:type="spellEnd"/>
-      <w:r>
-        <w:rPr>
-          <w:rFonts w:ascii="Times New Roman" w:hAnsi="Times New Roman" w:cs="Times New Roman"/>
-          <w:sz w:val="28"/>
-          <w:szCs w:val="28"/>
-        </w:rPr>
-        <w:t>, чаты, соцсети) для поиска/продажи вещей?</w:t>
-      </w:r>
-    </w:p>
-    <w:p>
-      <w:pPr>
-        <w:pStyle w:val="a3"/>
-        <w:numPr>
-          <w:ilvl w:val="0"/>
-          <w:numId w:val="15"/>
-        </w:numPr>
-        <w:rPr>
-          <w:rFonts w:ascii="Times New Roman" w:hAnsi="Times New Roman" w:cs="Times New Roman"/>
-          <w:sz w:val="28"/>
-          <w:szCs w:val="28"/>
-        </w:rPr>
-      </w:pPr>
-      <w:r>
-        <w:rPr>
-          <w:rFonts w:ascii="Times New Roman" w:hAnsi="Times New Roman" w:cs="Times New Roman"/>
-          <w:sz w:val="28"/>
-          <w:szCs w:val="28"/>
-        </w:rPr>
-        <w:t>С какими основными проблемами Вы сталкиваетесь в существующих сервисах? </w:t>
-      </w:r>
-    </w:p>
-    <w:p>
-      <w:pPr>
-        <w:pStyle w:val="a3"/>
-        <w:numPr>
-          <w:ilvl w:val="0"/>
-          <w:numId w:val="15"/>
-        </w:numPr>
-        <w:rPr>
-          <w:rFonts w:ascii="Times New Roman" w:hAnsi="Times New Roman" w:cs="Times New Roman"/>
-          <w:sz w:val="28"/>
-          <w:szCs w:val="28"/>
-        </w:rPr>
-      </w:pPr>
-      <w:r>
-        <w:rPr>
-          <w:rFonts w:ascii="Times New Roman" w:hAnsi="Times New Roman" w:cs="Times New Roman"/>
-          <w:sz w:val="28"/>
-          <w:szCs w:val="28"/>
-        </w:rPr>
-        <w:t>Что Вы чаще всего собираетесь выкладывать на доске объявлений?</w:t>
-      </w:r>
-    </w:p>
-    <w:p>
-      <w:pPr>
-        <w:pStyle w:val="a3"/>
-        <w:numPr>
-          <w:ilvl w:val="0"/>
-          <w:numId w:val="15"/>
-        </w:numPr>
-        <w:rPr>
-          <w:rFonts w:ascii="Times New Roman" w:hAnsi="Times New Roman" w:cs="Times New Roman"/>
-          <w:sz w:val="28"/>
-          <w:szCs w:val="28"/>
-        </w:rPr>
-      </w:pPr>
-      <w:r>
-        <w:rPr>
-          <w:rFonts w:ascii="Times New Roman" w:hAnsi="Times New Roman" w:cs="Times New Roman"/>
-          <w:sz w:val="28"/>
-          <w:szCs w:val="28"/>
-        </w:rPr>
-        <w:t>Для кого Вы чаще всего это делаете?</w:t>
-      </w:r>
-    </w:p>
-    <w:p>
-      <w:pPr>
-        <w:pStyle w:val="a3"/>
-        <w:numPr>
-          <w:ilvl w:val="0"/>
-          <w:numId w:val="15"/>
-        </w:numPr>
-        <w:rPr>
-          <w:rFonts w:ascii="Times New Roman" w:hAnsi="Times New Roman" w:cs="Times New Roman"/>
-          <w:sz w:val="28"/>
-          <w:szCs w:val="28"/>
-        </w:rPr>
-      </w:pPr>
-      <w:r>
-        <w:rPr>
-          <w:rFonts w:ascii="Times New Roman" w:hAnsi="Times New Roman" w:cs="Times New Roman"/>
-          <w:sz w:val="28"/>
-          <w:szCs w:val="28"/>
-        </w:rPr>
-        <w:t>Какой результат (успех) для Вас означает, что объявление сработало?</w:t>
-      </w:r>
-    </w:p>
-    <w:p>
-      <w:pPr>
-        <w:pStyle w:val="a3"/>
-        <w:numPr>
-          <w:ilvl w:val="0"/>
-          <w:numId w:val="15"/>
-        </w:numPr>
-        <w:rPr>
-          <w:rFonts w:ascii="Times New Roman" w:hAnsi="Times New Roman" w:cs="Times New Roman"/>
-          <w:sz w:val="28"/>
-          <w:szCs w:val="28"/>
-        </w:rPr>
-      </w:pPr>
-      <w:r>
-        <w:rPr>
-          <w:rFonts w:ascii="Times New Roman" w:hAnsi="Times New Roman" w:cs="Times New Roman"/>
-          <w:sz w:val="28"/>
-          <w:szCs w:val="28"/>
-        </w:rPr>
-        <w:t>Что для Вас самое главное в будущем сервисе «</w:t>
-      </w:r>
-      <w:proofErr w:type="spellStart"/>
-      <w:r>
-        <w:rPr>
-          <w:rFonts w:ascii="Times New Roman" w:hAnsi="Times New Roman" w:cs="Times New Roman"/>
-          <w:sz w:val="28"/>
-          <w:szCs w:val="28"/>
-        </w:rPr>
-        <w:t>FreeBoard</w:t>
-      </w:r>
-      <w:proofErr w:type="spellEnd"/>
-      <w:r>
-        <w:rPr>
-          <w:rFonts w:ascii="Times New Roman" w:hAnsi="Times New Roman" w:cs="Times New Roman"/>
-          <w:sz w:val="28"/>
-          <w:szCs w:val="28"/>
-        </w:rPr>
-        <w:t>»? </w:t>
-      </w:r>
-    </w:p>
-    <w:p>
-      <w:pPr>
-        <w:rPr>
-          <w:rFonts w:ascii="Times New Roman" w:hAnsi="Times New Roman" w:cs="Times New Roman"/>
-          <w:sz w:val="28"/>
-          <w:szCs w:val="28"/>
-        </w:rPr>
-      </w:pPr>
     </w:p>
     <w:p>
       <w:pPr>
@@ -789,7 +560,6 @@
           <w:sz w:val="28"/>
           <w:szCs w:val="28"/>
         </w:rPr>
-        <w:lastRenderedPageBreak/>
         <w:t>Какие тенденции делают Вашу работу проще или сложнее?</w:t>
       </w:r>
     </w:p>
@@ -847,7 +617,32 @@
           <w:sz w:val="28"/>
           <w:szCs w:val="28"/>
         </w:rPr>
-        <w:t>Интервью с пользователем</w:t>
+        <w:t>Интервью с пользовател</w:t>
+      </w:r>
+      <w:r>
+        <w:rPr>
+          <w:rFonts w:ascii="Times New Roman" w:hAnsi="Times New Roman" w:cs="Times New Roman"/>
+          <w:sz w:val="28"/>
+          <w:szCs w:val="28"/>
+        </w:rPr>
+        <w:t>ями</w:t>
+      </w:r>
+    </w:p>
+    <w:p>
+      <w:pPr>
+        <w:rPr>
+          <w:rFonts w:ascii="Times New Roman" w:hAnsi="Times New Roman" w:cs="Times New Roman"/>
+          <w:sz w:val="28"/>
+          <w:szCs w:val="28"/>
+        </w:rPr>
+      </w:pPr>
+      <w:r>
+        <w:rPr>
+          <w:rFonts w:ascii="Times New Roman" w:hAnsi="Times New Roman" w:cs="Times New Roman"/>
+          <w:sz w:val="28"/>
+          <w:szCs w:val="28"/>
+        </w:rPr>
+        <w:t>Покупатель</w:t>
       </w:r>
     </w:p>
     <w:tbl>
@@ -910,44 +705,30 @@
         <w:tc>
           <w:tcPr>
             <w:tcW w:w="4672" w:type="dxa"/>
-          </w:tcPr>
-          <w:p>
-            <w:pPr>
-              <w:rPr>
-                <w:rFonts w:ascii="Times New Roman" w:hAnsi="Times New Roman" w:cs="Times New Roman"/>
-                <w:sz w:val="28"/>
-                <w:szCs w:val="28"/>
-              </w:rPr>
-            </w:pPr>
-            <w:r>
-              <w:rPr>
-                <w:rFonts w:ascii="Times New Roman" w:hAnsi="Times New Roman" w:cs="Times New Roman"/>
-                <w:sz w:val="28"/>
-                <w:szCs w:val="28"/>
-              </w:rPr>
-              <w:t>1.</w:t>
-            </w:r>
-            <w:r>
-              <w:rPr>
-                <w:rFonts w:ascii="Times New Roman" w:hAnsi="Times New Roman" w:cs="Times New Roman"/>
-                <w:sz w:val="28"/>
-                <w:szCs w:val="28"/>
-              </w:rPr>
-              <w:t xml:space="preserve"> </w:t>
-            </w:r>
-            <w:r>
-              <w:rPr>
-                <w:rFonts w:ascii="Times New Roman" w:hAnsi="Times New Roman" w:cs="Times New Roman"/>
-                <w:sz w:val="28"/>
-                <w:szCs w:val="28"/>
-              </w:rPr>
-              <w:t>Ваше имя</w:t>
+            <w:vAlign w:val="center"/>
+          </w:tcPr>
+          <w:p>
+            <w:pPr>
+              <w:rPr>
+                <w:rFonts w:ascii="Times New Roman" w:hAnsi="Times New Roman" w:cs="Times New Roman"/>
+                <w:sz w:val="28"/>
+                <w:szCs w:val="28"/>
+              </w:rPr>
+            </w:pPr>
+            <w:r>
+              <w:rPr>
+                <w:rFonts w:ascii="Times New Roman" w:hAnsi="Times New Roman" w:cs="Times New Roman"/>
+                <w:sz w:val="28"/>
+                <w:szCs w:val="28"/>
+              </w:rPr>
+              <w:t>1. Ваше имя</w:t>
             </w:r>
           </w:p>
         </w:tc>
         <w:tc>
           <w:tcPr>
             <w:tcW w:w="4673" w:type="dxa"/>
+            <w:vAlign w:val="center"/>
           </w:tcPr>
           <w:p>
             <w:pPr>
@@ -992,52 +773,46 @@
         <w:tc>
           <w:tcPr>
             <w:tcW w:w="4672" w:type="dxa"/>
-          </w:tcPr>
-          <w:p>
-            <w:pPr>
-              <w:rPr>
-                <w:rFonts w:ascii="Times New Roman" w:hAnsi="Times New Roman" w:cs="Times New Roman"/>
-                <w:sz w:val="28"/>
-                <w:szCs w:val="28"/>
-              </w:rPr>
-            </w:pPr>
-            <w:r>
-              <w:rPr>
-                <w:rFonts w:ascii="Times New Roman" w:hAnsi="Times New Roman" w:cs="Times New Roman"/>
-                <w:sz w:val="28"/>
-                <w:szCs w:val="28"/>
-              </w:rPr>
-              <w:t xml:space="preserve">2. </w:t>
-            </w:r>
-            <w:r>
-              <w:rPr>
-                <w:rFonts w:ascii="Times New Roman" w:hAnsi="Times New Roman" w:cs="Times New Roman"/>
-                <w:sz w:val="28"/>
-                <w:szCs w:val="28"/>
-              </w:rPr>
-              <w:t>Ваша роль в системе:</w:t>
+            <w:vAlign w:val="center"/>
+          </w:tcPr>
+          <w:p>
+            <w:pPr>
+              <w:rPr>
+                <w:rFonts w:ascii="Times New Roman" w:hAnsi="Times New Roman" w:cs="Times New Roman"/>
+                <w:sz w:val="28"/>
+                <w:szCs w:val="28"/>
+              </w:rPr>
+            </w:pPr>
+            <w:r>
+              <w:rPr>
+                <w:rFonts w:ascii="Times New Roman" w:hAnsi="Times New Roman" w:cs="Times New Roman"/>
+                <w:sz w:val="28"/>
+                <w:szCs w:val="28"/>
+              </w:rPr>
+              <w:t>2. Ваша роль в системе</w:t>
             </w:r>
           </w:p>
         </w:tc>
         <w:tc>
           <w:tcPr>
             <w:tcW w:w="4673" w:type="dxa"/>
-          </w:tcPr>
-          <w:p>
-            <w:pPr>
-              <w:rPr>
-                <w:rFonts w:ascii="Times New Roman" w:hAnsi="Times New Roman" w:cs="Times New Roman"/>
-                <w:sz w:val="28"/>
-                <w:szCs w:val="28"/>
-              </w:rPr>
-            </w:pPr>
-            <w:r>
-              <w:rPr>
-                <w:rFonts w:ascii="Times New Roman" w:hAnsi="Times New Roman" w:cs="Times New Roman"/>
-                <w:sz w:val="28"/>
-                <w:szCs w:val="28"/>
-              </w:rPr>
-              <w:t>Покупатель и продавец</w:t>
+            <w:vAlign w:val="center"/>
+          </w:tcPr>
+          <w:p>
+            <w:pPr>
+              <w:rPr>
+                <w:rFonts w:ascii="Times New Roman" w:hAnsi="Times New Roman" w:cs="Times New Roman"/>
+                <w:sz w:val="28"/>
+                <w:szCs w:val="28"/>
+              </w:rPr>
+            </w:pPr>
+            <w:r>
+              <w:rPr>
+                <w:rFonts w:ascii="Times New Roman" w:hAnsi="Times New Roman" w:cs="Times New Roman"/>
+                <w:sz w:val="28"/>
+                <w:szCs w:val="28"/>
+              </w:rPr>
+              <w:t>Покупатель</w:t>
             </w:r>
           </w:p>
         </w:tc>
@@ -1046,45 +821,55 @@
         <w:tc>
           <w:tcPr>
             <w:tcW w:w="4672" w:type="dxa"/>
-          </w:tcPr>
-          <w:p>
-            <w:pPr>
-              <w:rPr>
-                <w:rFonts w:ascii="Times New Roman" w:hAnsi="Times New Roman" w:cs="Times New Roman"/>
-                <w:sz w:val="28"/>
-                <w:szCs w:val="28"/>
-              </w:rPr>
-            </w:pPr>
-            <w:r>
-              <w:rPr>
-                <w:rFonts w:ascii="Times New Roman" w:hAnsi="Times New Roman" w:cs="Times New Roman"/>
-                <w:sz w:val="28"/>
-                <w:szCs w:val="28"/>
-              </w:rPr>
-              <w:t xml:space="preserve">3. </w:t>
-            </w:r>
-            <w:r>
-              <w:rPr>
-                <w:rFonts w:ascii="Times New Roman" w:hAnsi="Times New Roman" w:cs="Times New Roman"/>
-                <w:sz w:val="28"/>
-                <w:szCs w:val="28"/>
-              </w:rPr>
-              <w:t>Ваш основной вид деятельности в системе</w:t>
+            <w:vAlign w:val="center"/>
+          </w:tcPr>
+          <w:p>
+            <w:pPr>
+              <w:rPr>
+                <w:rFonts w:ascii="Times New Roman" w:hAnsi="Times New Roman" w:cs="Times New Roman"/>
+                <w:sz w:val="28"/>
+                <w:szCs w:val="28"/>
+              </w:rPr>
+            </w:pPr>
+            <w:r>
+              <w:rPr>
+                <w:rFonts w:ascii="Times New Roman" w:hAnsi="Times New Roman" w:cs="Times New Roman"/>
+                <w:sz w:val="28"/>
+                <w:szCs w:val="28"/>
+              </w:rPr>
+              <w:t>3. Ваш основной вид деятельности в системе</w:t>
             </w:r>
           </w:p>
         </w:tc>
         <w:tc>
           <w:tcPr>
             <w:tcW w:w="4673" w:type="dxa"/>
-          </w:tcPr>
-          <w:p>
-            <w:r>
-              <w:rPr>
-                <w:rFonts w:ascii="Times New Roman" w:hAnsi="Times New Roman" w:cs="Times New Roman"/>
-                <w:sz w:val="28"/>
-                <w:szCs w:val="28"/>
-              </w:rPr>
-              <w:t>Выкладывать объявления или покупать</w:t>
+            <w:vAlign w:val="center"/>
+          </w:tcPr>
+          <w:p>
+            <w:pPr>
+              <w:rPr>
+                <w:rFonts w:ascii="Times New Roman" w:hAnsi="Times New Roman" w:cs="Times New Roman"/>
+                <w:sz w:val="28"/>
+                <w:szCs w:val="28"/>
+              </w:rPr>
+            </w:pPr>
+            <w:r>
+              <w:rPr>
+                <w:rFonts w:ascii="Times New Roman" w:hAnsi="Times New Roman" w:cs="Times New Roman"/>
+                <w:sz w:val="28"/>
+                <w:szCs w:val="28"/>
+              </w:rPr>
+              <w:t xml:space="preserve">Ищу нужные вещи для дома, техники, иногда одежды. Просматриваю объявления, </w:t>
+            </w:r>
+            <w:r>
+              <w:rPr>
+                <w:rFonts w:ascii="Times New Roman" w:hAnsi="Times New Roman" w:cs="Times New Roman"/>
+                <w:sz w:val="28"/>
+                <w:szCs w:val="28"/>
+              </w:rPr>
+              <w:lastRenderedPageBreak/>
+              <w:t>сравниваю цены, договариваюсь с продавцами о покупке.</w:t>
             </w:r>
           </w:p>
         </w:tc>
@@ -1093,52 +878,47 @@
         <w:tc>
           <w:tcPr>
             <w:tcW w:w="4672" w:type="dxa"/>
-          </w:tcPr>
-          <w:p>
-            <w:pPr>
-              <w:rPr>
-                <w:rFonts w:ascii="Times New Roman" w:hAnsi="Times New Roman" w:cs="Times New Roman"/>
-                <w:sz w:val="28"/>
-                <w:szCs w:val="28"/>
-              </w:rPr>
-            </w:pPr>
-            <w:r>
-              <w:rPr>
-                <w:rFonts w:ascii="Times New Roman" w:hAnsi="Times New Roman" w:cs="Times New Roman"/>
-                <w:sz w:val="28"/>
-                <w:szCs w:val="28"/>
-              </w:rPr>
-              <w:t xml:space="preserve">4. </w:t>
-            </w:r>
-            <w:r>
-              <w:rPr>
-                <w:rFonts w:ascii="Times New Roman" w:hAnsi="Times New Roman" w:cs="Times New Roman"/>
-                <w:sz w:val="28"/>
-                <w:szCs w:val="28"/>
-              </w:rPr>
-              <w:t>Как часто Вы взаимодействуете с системой?</w:t>
+            <w:vAlign w:val="center"/>
+          </w:tcPr>
+          <w:p>
+            <w:pPr>
+              <w:rPr>
+                <w:rFonts w:ascii="Times New Roman" w:hAnsi="Times New Roman" w:cs="Times New Roman"/>
+                <w:sz w:val="28"/>
+                <w:szCs w:val="28"/>
+              </w:rPr>
+            </w:pPr>
+            <w:r>
+              <w:rPr>
+                <w:rFonts w:ascii="Times New Roman" w:hAnsi="Times New Roman" w:cs="Times New Roman"/>
+                <w:sz w:val="28"/>
+                <w:szCs w:val="28"/>
+              </w:rPr>
+              <w:lastRenderedPageBreak/>
+              <w:t>4. Как часто Вы взаимодействуете с системой?</w:t>
             </w:r>
           </w:p>
         </w:tc>
         <w:tc>
           <w:tcPr>
             <w:tcW w:w="4673" w:type="dxa"/>
-          </w:tcPr>
-          <w:p>
-            <w:pPr>
-              <w:rPr>
-                <w:rFonts w:ascii="Times New Roman" w:hAnsi="Times New Roman" w:cs="Times New Roman"/>
-                <w:sz w:val="28"/>
-                <w:szCs w:val="28"/>
-              </w:rPr>
-            </w:pPr>
-            <w:r>
-              <w:rPr>
-                <w:rFonts w:ascii="Times New Roman" w:hAnsi="Times New Roman" w:cs="Times New Roman"/>
-                <w:sz w:val="28"/>
-                <w:szCs w:val="28"/>
-              </w:rPr>
-              <w:t>Где-то раза 2-3 в неделю, когда что-нужно найти для дома, либо выложить не нужные вещи</w:t>
+            <w:vAlign w:val="center"/>
+          </w:tcPr>
+          <w:p>
+            <w:pPr>
+              <w:rPr>
+                <w:rFonts w:ascii="Times New Roman" w:hAnsi="Times New Roman" w:cs="Times New Roman"/>
+                <w:sz w:val="28"/>
+                <w:szCs w:val="28"/>
+              </w:rPr>
+            </w:pPr>
+            <w:r>
+              <w:rPr>
+                <w:rFonts w:ascii="Times New Roman" w:hAnsi="Times New Roman" w:cs="Times New Roman"/>
+                <w:sz w:val="28"/>
+                <w:szCs w:val="28"/>
+              </w:rPr>
+              <w:t>Примерно 2-3 раза в неделю, когда нужно что-то найти для дома или когда ищу конкретную вещь по выгодной цене.</w:t>
             </w:r>
           </w:p>
         </w:tc>
@@ -1147,52 +927,46 @@
         <w:tc>
           <w:tcPr>
             <w:tcW w:w="4672" w:type="dxa"/>
-          </w:tcPr>
-          <w:p>
-            <w:pPr>
-              <w:rPr>
-                <w:rFonts w:ascii="Times New Roman" w:hAnsi="Times New Roman" w:cs="Times New Roman"/>
-                <w:sz w:val="28"/>
-                <w:szCs w:val="28"/>
-              </w:rPr>
-            </w:pPr>
-            <w:r>
-              <w:rPr>
-                <w:rFonts w:ascii="Times New Roman" w:hAnsi="Times New Roman" w:cs="Times New Roman"/>
-                <w:sz w:val="28"/>
-                <w:szCs w:val="28"/>
-              </w:rPr>
-              <w:t xml:space="preserve">5. </w:t>
-            </w:r>
-            <w:r>
-              <w:rPr>
-                <w:rFonts w:ascii="Times New Roman" w:hAnsi="Times New Roman" w:cs="Times New Roman"/>
-                <w:sz w:val="28"/>
-                <w:szCs w:val="28"/>
-              </w:rPr>
-              <w:t>Что Вы создаете или производите в системе?</w:t>
+            <w:vAlign w:val="center"/>
+          </w:tcPr>
+          <w:p>
+            <w:pPr>
+              <w:rPr>
+                <w:rFonts w:ascii="Times New Roman" w:hAnsi="Times New Roman" w:cs="Times New Roman"/>
+                <w:sz w:val="28"/>
+                <w:szCs w:val="28"/>
+              </w:rPr>
+            </w:pPr>
+            <w:r>
+              <w:rPr>
+                <w:rFonts w:ascii="Times New Roman" w:hAnsi="Times New Roman" w:cs="Times New Roman"/>
+                <w:sz w:val="28"/>
+                <w:szCs w:val="28"/>
+              </w:rPr>
+              <w:t>5. Что Вы создаете или производите в системе?</w:t>
             </w:r>
           </w:p>
         </w:tc>
         <w:tc>
           <w:tcPr>
             <w:tcW w:w="4673" w:type="dxa"/>
-          </w:tcPr>
-          <w:p>
-            <w:pPr>
-              <w:rPr>
-                <w:rFonts w:ascii="Times New Roman" w:hAnsi="Times New Roman" w:cs="Times New Roman"/>
-                <w:sz w:val="28"/>
-                <w:szCs w:val="28"/>
-              </w:rPr>
-            </w:pPr>
-            <w:r>
-              <w:rPr>
-                <w:rFonts w:ascii="Times New Roman" w:hAnsi="Times New Roman" w:cs="Times New Roman"/>
-                <w:sz w:val="28"/>
-                <w:szCs w:val="28"/>
-              </w:rPr>
-              <w:t>Я создаю объявления с целью последующей продажи и получения выгоды</w:t>
+            <w:vAlign w:val="center"/>
+          </w:tcPr>
+          <w:p>
+            <w:pPr>
+              <w:rPr>
+                <w:rFonts w:ascii="Times New Roman" w:hAnsi="Times New Roman" w:cs="Times New Roman"/>
+                <w:sz w:val="28"/>
+                <w:szCs w:val="28"/>
+              </w:rPr>
+            </w:pPr>
+            <w:r>
+              <w:rPr>
+                <w:rFonts w:ascii="Times New Roman" w:hAnsi="Times New Roman" w:cs="Times New Roman"/>
+                <w:sz w:val="28"/>
+                <w:szCs w:val="28"/>
+              </w:rPr>
+              <w:t>Я не создаю объявления, а откликаюсь на них. Пишу продавцам сообщения с вопросами о товаре, торгуюсь, договариваюсь о встрече или доставке.</w:t>
             </w:r>
           </w:p>
         </w:tc>
@@ -1201,52 +975,46 @@
         <w:tc>
           <w:tcPr>
             <w:tcW w:w="4672" w:type="dxa"/>
-          </w:tcPr>
-          <w:p>
-            <w:pPr>
-              <w:rPr>
-                <w:rFonts w:ascii="Times New Roman" w:hAnsi="Times New Roman" w:cs="Times New Roman"/>
-                <w:sz w:val="28"/>
-                <w:szCs w:val="28"/>
-              </w:rPr>
-            </w:pPr>
-            <w:r>
-              <w:rPr>
-                <w:rFonts w:ascii="Times New Roman" w:hAnsi="Times New Roman" w:cs="Times New Roman"/>
-                <w:sz w:val="28"/>
-                <w:szCs w:val="28"/>
-              </w:rPr>
-              <w:t xml:space="preserve">6. </w:t>
-            </w:r>
-            <w:r>
-              <w:rPr>
-                <w:rFonts w:ascii="Times New Roman" w:hAnsi="Times New Roman" w:cs="Times New Roman"/>
-                <w:sz w:val="28"/>
-                <w:szCs w:val="28"/>
-              </w:rPr>
-              <w:t>Для кого Вы это делаете?</w:t>
+            <w:vAlign w:val="center"/>
+          </w:tcPr>
+          <w:p>
+            <w:pPr>
+              <w:rPr>
+                <w:rFonts w:ascii="Times New Roman" w:hAnsi="Times New Roman" w:cs="Times New Roman"/>
+                <w:sz w:val="28"/>
+                <w:szCs w:val="28"/>
+              </w:rPr>
+            </w:pPr>
+            <w:r>
+              <w:rPr>
+                <w:rFonts w:ascii="Times New Roman" w:hAnsi="Times New Roman" w:cs="Times New Roman"/>
+                <w:sz w:val="28"/>
+                <w:szCs w:val="28"/>
+              </w:rPr>
+              <w:t>6. Для кого Вы это делаете?</w:t>
             </w:r>
           </w:p>
         </w:tc>
         <w:tc>
           <w:tcPr>
             <w:tcW w:w="4673" w:type="dxa"/>
-          </w:tcPr>
-          <w:p>
-            <w:pPr>
-              <w:rPr>
-                <w:rFonts w:ascii="Times New Roman" w:hAnsi="Times New Roman" w:cs="Times New Roman"/>
-                <w:sz w:val="28"/>
-                <w:szCs w:val="28"/>
-              </w:rPr>
-            </w:pPr>
-            <w:r>
-              <w:rPr>
-                <w:rFonts w:ascii="Times New Roman" w:hAnsi="Times New Roman" w:cs="Times New Roman"/>
-                <w:sz w:val="28"/>
-                <w:szCs w:val="28"/>
-              </w:rPr>
-              <w:t>Для таких же пользователей, как и я, которым необходимо что-нибудь купить или получить взамен</w:t>
+            <w:vAlign w:val="center"/>
+          </w:tcPr>
+          <w:p>
+            <w:pPr>
+              <w:rPr>
+                <w:rFonts w:ascii="Times New Roman" w:hAnsi="Times New Roman" w:cs="Times New Roman"/>
+                <w:sz w:val="28"/>
+                <w:szCs w:val="28"/>
+              </w:rPr>
+            </w:pPr>
+            <w:r>
+              <w:rPr>
+                <w:rFonts w:ascii="Times New Roman" w:hAnsi="Times New Roman" w:cs="Times New Roman"/>
+                <w:sz w:val="28"/>
+                <w:szCs w:val="28"/>
+              </w:rPr>
+              <w:t>Для себя и своей семьи. В основном ищу вещи для дома и детей.</w:t>
             </w:r>
           </w:p>
         </w:tc>
@@ -1255,52 +1023,46 @@
         <w:tc>
           <w:tcPr>
             <w:tcW w:w="4672" w:type="dxa"/>
-          </w:tcPr>
-          <w:p>
-            <w:pPr>
-              <w:rPr>
-                <w:rFonts w:ascii="Times New Roman" w:hAnsi="Times New Roman" w:cs="Times New Roman"/>
-                <w:sz w:val="28"/>
-                <w:szCs w:val="28"/>
-              </w:rPr>
-            </w:pPr>
-            <w:r>
-              <w:rPr>
-                <w:rFonts w:ascii="Times New Roman" w:hAnsi="Times New Roman" w:cs="Times New Roman"/>
-                <w:sz w:val="28"/>
-                <w:szCs w:val="28"/>
-              </w:rPr>
-              <w:t xml:space="preserve">7. </w:t>
-            </w:r>
-            <w:r>
-              <w:rPr>
-                <w:rFonts w:ascii="Times New Roman" w:hAnsi="Times New Roman" w:cs="Times New Roman"/>
-                <w:sz w:val="28"/>
-                <w:szCs w:val="28"/>
-              </w:rPr>
-              <w:t>Какая информация для Вас является входящей (необходимой для работы)?</w:t>
+            <w:vAlign w:val="center"/>
+          </w:tcPr>
+          <w:p>
+            <w:pPr>
+              <w:rPr>
+                <w:rFonts w:ascii="Times New Roman" w:hAnsi="Times New Roman" w:cs="Times New Roman"/>
+                <w:sz w:val="28"/>
+                <w:szCs w:val="28"/>
+              </w:rPr>
+            </w:pPr>
+            <w:r>
+              <w:rPr>
+                <w:rFonts w:ascii="Times New Roman" w:hAnsi="Times New Roman" w:cs="Times New Roman"/>
+                <w:sz w:val="28"/>
+                <w:szCs w:val="28"/>
+              </w:rPr>
+              <w:t>7. Какая информация для Вас является входящей (необходимой для работы)?</w:t>
             </w:r>
           </w:p>
         </w:tc>
         <w:tc>
           <w:tcPr>
             <w:tcW w:w="4673" w:type="dxa"/>
-          </w:tcPr>
-          <w:p>
-            <w:pPr>
-              <w:rPr>
-                <w:rFonts w:ascii="Times New Roman" w:hAnsi="Times New Roman" w:cs="Times New Roman"/>
-                <w:sz w:val="28"/>
-                <w:szCs w:val="28"/>
-              </w:rPr>
-            </w:pPr>
-            <w:r>
-              <w:rPr>
-                <w:rFonts w:ascii="Times New Roman" w:hAnsi="Times New Roman" w:cs="Times New Roman"/>
-                <w:sz w:val="28"/>
-                <w:szCs w:val="28"/>
-              </w:rPr>
-              <w:t>Описание товара, размер, цена, контакты, расположение</w:t>
+            <w:vAlign w:val="center"/>
+          </w:tcPr>
+          <w:p>
+            <w:pPr>
+              <w:rPr>
+                <w:rFonts w:ascii="Times New Roman" w:hAnsi="Times New Roman" w:cs="Times New Roman"/>
+                <w:sz w:val="28"/>
+                <w:szCs w:val="28"/>
+              </w:rPr>
+            </w:pPr>
+            <w:r>
+              <w:rPr>
+                <w:rFonts w:ascii="Times New Roman" w:hAnsi="Times New Roman" w:cs="Times New Roman"/>
+                <w:sz w:val="28"/>
+                <w:szCs w:val="28"/>
+              </w:rPr>
+              <w:t>Описание товара, его реальное состояние (есть ли дефекты), размеры, цена, контакты продавца, район расположения товара, а также отзывы о продавце и его рейтинг.</w:t>
             </w:r>
           </w:p>
         </w:tc>
@@ -1309,70 +1071,46 @@
         <w:tc>
           <w:tcPr>
             <w:tcW w:w="4672" w:type="dxa"/>
-          </w:tcPr>
-          <w:p>
-            <w:pPr>
-              <w:rPr>
-                <w:rFonts w:ascii="Times New Roman" w:hAnsi="Times New Roman" w:cs="Times New Roman"/>
-                <w:sz w:val="28"/>
-                <w:szCs w:val="28"/>
-              </w:rPr>
-            </w:pPr>
-            <w:r>
-              <w:rPr>
-                <w:rFonts w:ascii="Times New Roman" w:hAnsi="Times New Roman" w:cs="Times New Roman"/>
-                <w:sz w:val="28"/>
-                <w:szCs w:val="28"/>
-              </w:rPr>
-              <w:t xml:space="preserve">8. </w:t>
-            </w:r>
-            <w:r>
-              <w:rPr>
-                <w:rFonts w:ascii="Times New Roman" w:hAnsi="Times New Roman" w:cs="Times New Roman"/>
-                <w:sz w:val="28"/>
-                <w:szCs w:val="28"/>
-              </w:rPr>
-              <w:t>Какая информация является результатом Вашей деятельности?</w:t>
+            <w:vAlign w:val="center"/>
+          </w:tcPr>
+          <w:p>
+            <w:pPr>
+              <w:rPr>
+                <w:rFonts w:ascii="Times New Roman" w:hAnsi="Times New Roman" w:cs="Times New Roman"/>
+                <w:sz w:val="28"/>
+                <w:szCs w:val="28"/>
+              </w:rPr>
+            </w:pPr>
+            <w:r>
+              <w:rPr>
+                <w:rFonts w:ascii="Times New Roman" w:hAnsi="Times New Roman" w:cs="Times New Roman"/>
+                <w:sz w:val="28"/>
+                <w:szCs w:val="28"/>
+              </w:rPr>
+              <w:t>8. Какая информация является результатом Вашей деятельности?</w:t>
             </w:r>
           </w:p>
         </w:tc>
         <w:tc>
           <w:tcPr>
             <w:tcW w:w="4673" w:type="dxa"/>
-          </w:tcPr>
-          <w:p>
-            <w:pPr>
-              <w:rPr>
-                <w:rFonts w:ascii="Times New Roman" w:hAnsi="Times New Roman" w:cs="Times New Roman"/>
-                <w:sz w:val="28"/>
-                <w:szCs w:val="28"/>
-              </w:rPr>
-            </w:pPr>
-            <w:r>
-              <w:rPr>
-                <w:rFonts w:ascii="Times New Roman" w:hAnsi="Times New Roman" w:cs="Times New Roman"/>
-                <w:sz w:val="28"/>
-                <w:szCs w:val="28"/>
-              </w:rPr>
-              <w:t xml:space="preserve">Опубликованное объявление или </w:t>
-            </w:r>
-            <w:proofErr w:type="gramStart"/>
-            <w:r>
-              <w:rPr>
-                <w:rFonts w:ascii="Times New Roman" w:hAnsi="Times New Roman" w:cs="Times New Roman"/>
-                <w:sz w:val="28"/>
-                <w:szCs w:val="28"/>
-              </w:rPr>
-              <w:t>объявление</w:t>
-            </w:r>
-            <w:proofErr w:type="gramEnd"/>
-            <w:r>
-              <w:rPr>
-                <w:rFonts w:ascii="Times New Roman" w:hAnsi="Times New Roman" w:cs="Times New Roman"/>
-                <w:sz w:val="28"/>
-                <w:szCs w:val="28"/>
-              </w:rPr>
-              <w:t xml:space="preserve"> на которое я откликнулся</w:t>
+            <w:vAlign w:val="center"/>
+          </w:tcPr>
+          <w:p>
+            <w:pPr>
+              <w:rPr>
+                <w:rFonts w:ascii="Times New Roman" w:hAnsi="Times New Roman" w:cs="Times New Roman"/>
+                <w:sz w:val="28"/>
+                <w:szCs w:val="28"/>
+              </w:rPr>
+            </w:pPr>
+            <w:r>
+              <w:rPr>
+                <w:rFonts w:ascii="Times New Roman" w:hAnsi="Times New Roman" w:cs="Times New Roman"/>
+                <w:sz w:val="28"/>
+                <w:szCs w:val="28"/>
+              </w:rPr>
+              <w:t>Купленный товар или договоренность о сделке. Также это может быть отзыв, который я оставляю продавцу после покупки.</w:t>
             </w:r>
           </w:p>
         </w:tc>
@@ -1381,52 +1119,72 @@
         <w:tc>
           <w:tcPr>
             <w:tcW w:w="4672" w:type="dxa"/>
-          </w:tcPr>
-          <w:p>
-            <w:pPr>
-              <w:rPr>
-                <w:rFonts w:ascii="Times New Roman" w:hAnsi="Times New Roman" w:cs="Times New Roman"/>
-                <w:sz w:val="28"/>
-                <w:szCs w:val="28"/>
-              </w:rPr>
-            </w:pPr>
-            <w:r>
-              <w:rPr>
-                <w:rFonts w:ascii="Times New Roman" w:hAnsi="Times New Roman" w:cs="Times New Roman"/>
-                <w:sz w:val="28"/>
-                <w:szCs w:val="28"/>
-              </w:rPr>
-              <w:t xml:space="preserve">9. </w:t>
-            </w:r>
-            <w:r>
-              <w:rPr>
-                <w:rFonts w:ascii="Times New Roman" w:hAnsi="Times New Roman" w:cs="Times New Roman"/>
-                <w:sz w:val="28"/>
-                <w:szCs w:val="28"/>
-              </w:rPr>
-              <w:t>Как измеряется успех Вашей деятельности?</w:t>
+            <w:vAlign w:val="center"/>
+          </w:tcPr>
+          <w:p>
+            <w:pPr>
+              <w:rPr>
+                <w:rFonts w:ascii="Times New Roman" w:hAnsi="Times New Roman" w:cs="Times New Roman"/>
+                <w:sz w:val="28"/>
+                <w:szCs w:val="28"/>
+              </w:rPr>
+            </w:pPr>
+            <w:r>
+              <w:rPr>
+                <w:rFonts w:ascii="Times New Roman" w:hAnsi="Times New Roman" w:cs="Times New Roman"/>
+                <w:sz w:val="28"/>
+                <w:szCs w:val="28"/>
+              </w:rPr>
+              <w:t>9. Как измеряется успех Вашей деятельности?</w:t>
             </w:r>
           </w:p>
         </w:tc>
         <w:tc>
           <w:tcPr>
             <w:tcW w:w="4673" w:type="dxa"/>
-          </w:tcPr>
-          <w:p>
-            <w:pPr>
-              <w:rPr>
-                <w:rFonts w:ascii="Times New Roman" w:hAnsi="Times New Roman" w:cs="Times New Roman"/>
-                <w:sz w:val="28"/>
-                <w:szCs w:val="28"/>
-              </w:rPr>
-            </w:pPr>
-            <w:r>
-              <w:rPr>
-                <w:rFonts w:ascii="Times New Roman" w:hAnsi="Times New Roman" w:cs="Times New Roman"/>
-                <w:sz w:val="28"/>
-                <w:szCs w:val="28"/>
-              </w:rPr>
-              <w:t>Быстрая и выгодная продажа или покупка</w:t>
+            <w:vAlign w:val="center"/>
+          </w:tcPr>
+          <w:p>
+            <w:pPr>
+              <w:rPr>
+                <w:rFonts w:ascii="Times New Roman" w:hAnsi="Times New Roman" w:cs="Times New Roman"/>
+                <w:sz w:val="28"/>
+                <w:szCs w:val="28"/>
+              </w:rPr>
+            </w:pPr>
+            <w:r>
+              <w:rPr>
+                <w:rFonts w:ascii="Times New Roman" w:hAnsi="Times New Roman" w:cs="Times New Roman"/>
+                <w:sz w:val="28"/>
+                <w:szCs w:val="28"/>
+              </w:rPr>
+              <w:t xml:space="preserve">Быстрая и выгодная покупка. Если я нашел нужную вещь по адекватной цене, продавец оказался честным и товар соответствует описанию </w:t>
+            </w:r>
+            <w:proofErr w:type="gramStart"/>
+            <w:r>
+              <w:rPr>
+                <w:rFonts w:ascii="Times New Roman" w:hAnsi="Times New Roman" w:cs="Times New Roman"/>
+                <w:sz w:val="28"/>
+                <w:szCs w:val="28"/>
+              </w:rPr>
+              <w:t>-</w:t>
+            </w:r>
+            <w:r>
+              <w:rPr>
+                <w:rFonts w:ascii="Times New Roman" w:hAnsi="Times New Roman" w:cs="Times New Roman"/>
+                <w:sz w:val="28"/>
+                <w:szCs w:val="28"/>
+              </w:rPr>
+              <w:t xml:space="preserve"> это</w:t>
+            </w:r>
+            <w:proofErr w:type="gramEnd"/>
+            <w:r>
+              <w:rPr>
+                <w:rFonts w:ascii="Times New Roman" w:hAnsi="Times New Roman" w:cs="Times New Roman"/>
+                <w:sz w:val="28"/>
+                <w:szCs w:val="28"/>
+              </w:rPr>
+              <w:t xml:space="preserve"> успех.</w:t>
             </w:r>
           </w:p>
         </w:tc>
@@ -1435,60 +1193,46 @@
         <w:tc>
           <w:tcPr>
             <w:tcW w:w="4672" w:type="dxa"/>
-          </w:tcPr>
-          <w:p>
-            <w:pPr>
-              <w:rPr>
-                <w:rFonts w:ascii="Times New Roman" w:hAnsi="Times New Roman" w:cs="Times New Roman"/>
-                <w:sz w:val="28"/>
-                <w:szCs w:val="28"/>
-              </w:rPr>
-            </w:pPr>
-            <w:r>
-              <w:rPr>
-                <w:rFonts w:ascii="Times New Roman" w:hAnsi="Times New Roman" w:cs="Times New Roman"/>
-                <w:sz w:val="28"/>
-                <w:szCs w:val="28"/>
-              </w:rPr>
-              <w:t xml:space="preserve">10. </w:t>
-            </w:r>
-            <w:r>
-              <w:rPr>
-                <w:rFonts w:ascii="Times New Roman" w:hAnsi="Times New Roman" w:cs="Times New Roman"/>
-                <w:sz w:val="28"/>
-                <w:szCs w:val="28"/>
-              </w:rPr>
-              <w:t>Какие проблемы влияют на успешность Вашей деятельности?</w:t>
+            <w:vAlign w:val="center"/>
+          </w:tcPr>
+          <w:p>
+            <w:pPr>
+              <w:rPr>
+                <w:rFonts w:ascii="Times New Roman" w:hAnsi="Times New Roman" w:cs="Times New Roman"/>
+                <w:sz w:val="28"/>
+                <w:szCs w:val="28"/>
+              </w:rPr>
+            </w:pPr>
+            <w:r>
+              <w:rPr>
+                <w:rFonts w:ascii="Times New Roman" w:hAnsi="Times New Roman" w:cs="Times New Roman"/>
+                <w:sz w:val="28"/>
+                <w:szCs w:val="28"/>
+              </w:rPr>
+              <w:t>10. Какие проблемы влияют на успешность Вашей деятельности?</w:t>
             </w:r>
           </w:p>
         </w:tc>
         <w:tc>
           <w:tcPr>
             <w:tcW w:w="4673" w:type="dxa"/>
-          </w:tcPr>
-          <w:p>
-            <w:pPr>
-              <w:rPr>
-                <w:rFonts w:ascii="Times New Roman" w:hAnsi="Times New Roman" w:cs="Times New Roman"/>
-                <w:sz w:val="28"/>
-                <w:szCs w:val="28"/>
-              </w:rPr>
-            </w:pPr>
-            <w:r>
-              <w:rPr>
-                <w:rFonts w:ascii="Times New Roman" w:hAnsi="Times New Roman" w:cs="Times New Roman"/>
-                <w:sz w:val="28"/>
-                <w:szCs w:val="28"/>
-              </w:rPr>
-              <w:t>Спам, отсутствие отзывов</w:t>
-            </w:r>
-            <w:r>
-              <w:rPr>
-                <w:rFonts w:ascii="Times New Roman" w:hAnsi="Times New Roman" w:cs="Times New Roman"/>
-                <w:sz w:val="28"/>
-                <w:szCs w:val="28"/>
-              </w:rPr>
-              <w:t>, проблемы с коммуникацией с другим пользователем</w:t>
+            <w:vAlign w:val="center"/>
+          </w:tcPr>
+          <w:p>
+            <w:pPr>
+              <w:rPr>
+                <w:rFonts w:ascii="Times New Roman" w:hAnsi="Times New Roman" w:cs="Times New Roman"/>
+                <w:sz w:val="28"/>
+                <w:szCs w:val="28"/>
+              </w:rPr>
+            </w:pPr>
+            <w:r>
+              <w:rPr>
+                <w:rFonts w:ascii="Times New Roman" w:hAnsi="Times New Roman" w:cs="Times New Roman"/>
+                <w:sz w:val="28"/>
+                <w:szCs w:val="28"/>
+              </w:rPr>
+              <w:t>Спам и фейковые объявления, отсутствие отзывов о продавцах (не знаю, кому доверять), проблемы с коммуникацией (продавец долго не отвечает или вообще пропадает).</w:t>
             </w:r>
           </w:p>
         </w:tc>
@@ -1497,52 +1241,78 @@
         <w:tc>
           <w:tcPr>
             <w:tcW w:w="4672" w:type="dxa"/>
-          </w:tcPr>
-          <w:p>
-            <w:pPr>
-              <w:rPr>
-                <w:rFonts w:ascii="Times New Roman" w:hAnsi="Times New Roman" w:cs="Times New Roman"/>
-                <w:sz w:val="28"/>
-                <w:szCs w:val="28"/>
-              </w:rPr>
-            </w:pPr>
-            <w:r>
-              <w:rPr>
-                <w:rFonts w:ascii="Times New Roman" w:hAnsi="Times New Roman" w:cs="Times New Roman"/>
-                <w:sz w:val="28"/>
-                <w:szCs w:val="28"/>
-              </w:rPr>
-              <w:t xml:space="preserve">11. </w:t>
-            </w:r>
-            <w:r>
-              <w:rPr>
-                <w:rFonts w:ascii="Times New Roman" w:hAnsi="Times New Roman" w:cs="Times New Roman"/>
-                <w:sz w:val="28"/>
-                <w:szCs w:val="28"/>
-              </w:rPr>
-              <w:t>Какие тенденции делают Вашу работу проще или сложнее?</w:t>
+            <w:vAlign w:val="center"/>
+          </w:tcPr>
+          <w:p>
+            <w:pPr>
+              <w:rPr>
+                <w:rFonts w:ascii="Times New Roman" w:hAnsi="Times New Roman" w:cs="Times New Roman"/>
+                <w:sz w:val="28"/>
+                <w:szCs w:val="28"/>
+              </w:rPr>
+            </w:pPr>
+            <w:r>
+              <w:rPr>
+                <w:rFonts w:ascii="Times New Roman" w:hAnsi="Times New Roman" w:cs="Times New Roman"/>
+                <w:sz w:val="28"/>
+                <w:szCs w:val="28"/>
+              </w:rPr>
+              <w:t>11. Какие тенденции делают Вашу работу проще или сложнее?</w:t>
             </w:r>
           </w:p>
         </w:tc>
         <w:tc>
           <w:tcPr>
             <w:tcW w:w="4673" w:type="dxa"/>
-          </w:tcPr>
-          <w:p>
-            <w:pPr>
-              <w:rPr>
-                <w:rFonts w:ascii="Times New Roman" w:hAnsi="Times New Roman" w:cs="Times New Roman"/>
-                <w:sz w:val="28"/>
-                <w:szCs w:val="28"/>
-              </w:rPr>
-            </w:pPr>
-            <w:r>
-              <w:rPr>
-                <w:rFonts w:ascii="Times New Roman" w:hAnsi="Times New Roman" w:cs="Times New Roman"/>
-                <w:sz w:val="28"/>
-                <w:szCs w:val="28"/>
-              </w:rPr>
-              <w:t>Проще делает мобильное приложение, а сложнее рост уровня мошенничества</w:t>
+            <w:vAlign w:val="center"/>
+          </w:tcPr>
+          <w:p>
+            <w:pPr>
+              <w:rPr>
+                <w:rFonts w:ascii="Times New Roman" w:hAnsi="Times New Roman" w:cs="Times New Roman"/>
+                <w:sz w:val="28"/>
+                <w:szCs w:val="28"/>
+              </w:rPr>
+            </w:pPr>
+            <w:r>
+              <w:rPr>
+                <w:rFonts w:ascii="Times New Roman" w:hAnsi="Times New Roman" w:cs="Times New Roman"/>
+                <w:sz w:val="28"/>
+                <w:szCs w:val="28"/>
+              </w:rPr>
+              <w:t xml:space="preserve">Проще </w:t>
+            </w:r>
+            <w:r>
+              <w:rPr>
+                <w:rFonts w:ascii="Times New Roman" w:hAnsi="Times New Roman" w:cs="Times New Roman"/>
+                <w:sz w:val="28"/>
+                <w:szCs w:val="28"/>
+              </w:rPr>
+              <w:t>-</w:t>
+            </w:r>
+            <w:r>
+              <w:rPr>
+                <w:rFonts w:ascii="Times New Roman" w:hAnsi="Times New Roman" w:cs="Times New Roman"/>
+                <w:sz w:val="28"/>
+                <w:szCs w:val="28"/>
+              </w:rPr>
+              <w:t xml:space="preserve"> мобильные приложения, можно искать и общаться с телефона в любое время. Сложнее </w:t>
+            </w:r>
+            <w:r>
+              <w:rPr>
+                <w:rFonts w:ascii="Times New Roman" w:hAnsi="Times New Roman" w:cs="Times New Roman"/>
+                <w:sz w:val="28"/>
+                <w:szCs w:val="28"/>
+              </w:rPr>
+              <w:t>-</w:t>
+            </w:r>
+            <w:r>
+              <w:rPr>
+                <w:rFonts w:ascii="Times New Roman" w:hAnsi="Times New Roman" w:cs="Times New Roman"/>
+                <w:sz w:val="28"/>
+                <w:szCs w:val="28"/>
+              </w:rPr>
+              <w:t xml:space="preserve"> рост уровня мошенничества, из-за чего приходится быть очень осторожным.</w:t>
             </w:r>
           </w:p>
         </w:tc>
@@ -1551,30 +1321,23 @@
         <w:tc>
           <w:tcPr>
             <w:tcW w:w="4672" w:type="dxa"/>
-          </w:tcPr>
-          <w:p>
-            <w:pPr>
-              <w:rPr>
-                <w:rFonts w:ascii="Times New Roman" w:hAnsi="Times New Roman" w:cs="Times New Roman"/>
-                <w:sz w:val="28"/>
-                <w:szCs w:val="28"/>
-              </w:rPr>
-            </w:pPr>
-            <w:r>
-              <w:rPr>
-                <w:rFonts w:ascii="Times New Roman" w:hAnsi="Times New Roman" w:cs="Times New Roman"/>
-                <w:sz w:val="28"/>
-                <w:szCs w:val="28"/>
-              </w:rPr>
-              <w:t xml:space="preserve">12. </w:t>
-            </w:r>
-            <w:r>
-              <w:rPr>
-                <w:rFonts w:ascii="Times New Roman" w:hAnsi="Times New Roman" w:cs="Times New Roman"/>
-                <w:sz w:val="28"/>
-                <w:szCs w:val="28"/>
-              </w:rPr>
-              <w:t>Какой интерес или потребности у Вас есть относительно будущего ПО «</w:t>
+            <w:vAlign w:val="center"/>
+          </w:tcPr>
+          <w:p>
+            <w:pPr>
+              <w:rPr>
+                <w:rFonts w:ascii="Times New Roman" w:hAnsi="Times New Roman" w:cs="Times New Roman"/>
+                <w:sz w:val="28"/>
+                <w:szCs w:val="28"/>
+              </w:rPr>
+            </w:pPr>
+            <w:r>
+              <w:rPr>
+                <w:rFonts w:ascii="Times New Roman" w:hAnsi="Times New Roman" w:cs="Times New Roman"/>
+                <w:sz w:val="28"/>
+                <w:szCs w:val="28"/>
+              </w:rPr>
+              <w:t>12. Какой интерес или потребности у Вас есть относительно будущего ПО «</w:t>
             </w:r>
             <w:proofErr w:type="spellStart"/>
             <w:r>
@@ -1599,22 +1362,385 @@
         <w:tc>
           <w:tcPr>
             <w:tcW w:w="4673" w:type="dxa"/>
-          </w:tcPr>
-          <w:p>
-            <w:pPr>
-              <w:rPr>
-                <w:rFonts w:ascii="Times New Roman" w:hAnsi="Times New Roman" w:cs="Times New Roman"/>
-                <w:sz w:val="28"/>
-                <w:szCs w:val="28"/>
-              </w:rPr>
-            </w:pPr>
-            <w:r>
-              <w:rPr>
-                <w:rFonts w:ascii="Times New Roman" w:hAnsi="Times New Roman" w:cs="Times New Roman"/>
-                <w:sz w:val="28"/>
-                <w:szCs w:val="28"/>
-              </w:rPr>
-              <w:t>Рейтинг, отзывы, удобный поиск</w:t>
+            <w:vAlign w:val="center"/>
+          </w:tcPr>
+          <w:p>
+            <w:pPr>
+              <w:rPr>
+                <w:rFonts w:ascii="Times New Roman" w:hAnsi="Times New Roman" w:cs="Times New Roman"/>
+                <w:sz w:val="28"/>
+                <w:szCs w:val="28"/>
+              </w:rPr>
+            </w:pPr>
+            <w:r>
+              <w:rPr>
+                <w:rFonts w:ascii="Times New Roman" w:hAnsi="Times New Roman" w:cs="Times New Roman"/>
+                <w:sz w:val="28"/>
+                <w:szCs w:val="28"/>
+              </w:rPr>
+              <w:t>Рейтинг и отзывы о продавцах, поиск по</w:t>
+            </w:r>
+            <w:r>
+              <w:rPr>
+                <w:rFonts w:ascii="Times New Roman" w:hAnsi="Times New Roman" w:cs="Times New Roman"/>
+                <w:sz w:val="28"/>
+                <w:szCs w:val="28"/>
+              </w:rPr>
+              <w:t xml:space="preserve"> названию</w:t>
+            </w:r>
+            <w:r>
+              <w:rPr>
+                <w:rFonts w:ascii="Times New Roman" w:hAnsi="Times New Roman" w:cs="Times New Roman"/>
+                <w:sz w:val="28"/>
+                <w:szCs w:val="28"/>
+              </w:rPr>
+              <w:t>, фильтр по району и цене.</w:t>
+            </w:r>
+          </w:p>
+        </w:tc>
+      </w:tr>
+      <w:tr>
+        <w:tc>
+          <w:tcPr>
+            <w:tcW w:w="4672" w:type="dxa"/>
+            <w:vAlign w:val="center"/>
+          </w:tcPr>
+          <w:p>
+            <w:pPr>
+              <w:rPr>
+                <w:rFonts w:ascii="Times New Roman" w:hAnsi="Times New Roman" w:cs="Times New Roman"/>
+                <w:sz w:val="28"/>
+                <w:szCs w:val="28"/>
+              </w:rPr>
+            </w:pPr>
+            <w:r>
+              <w:rPr>
+                <w:rFonts w:ascii="Times New Roman" w:hAnsi="Times New Roman" w:cs="Times New Roman"/>
+                <w:sz w:val="28"/>
+                <w:szCs w:val="28"/>
+              </w:rPr>
+              <w:t>13. Что для Вас важно в личном кабинете покупателя?</w:t>
+            </w:r>
+          </w:p>
+        </w:tc>
+        <w:tc>
+          <w:tcPr>
+            <w:tcW w:w="4673" w:type="dxa"/>
+            <w:vAlign w:val="center"/>
+          </w:tcPr>
+          <w:p>
+            <w:pPr>
+              <w:rPr>
+                <w:rFonts w:ascii="Times New Roman" w:hAnsi="Times New Roman" w:cs="Times New Roman"/>
+                <w:sz w:val="28"/>
+                <w:szCs w:val="28"/>
+              </w:rPr>
+            </w:pPr>
+            <w:r>
+              <w:rPr>
+                <w:rFonts w:ascii="Times New Roman" w:hAnsi="Times New Roman" w:cs="Times New Roman"/>
+                <w:sz w:val="28"/>
+                <w:szCs w:val="28"/>
+              </w:rPr>
+              <w:t xml:space="preserve">История моих покупок и откликов, сохраненные объявления (избранное), список продавцов, с которыми я общался, а также </w:t>
+            </w:r>
+            <w:r>
+              <w:rPr>
+                <w:rFonts w:ascii="Times New Roman" w:hAnsi="Times New Roman" w:cs="Times New Roman"/>
+                <w:sz w:val="28"/>
+                <w:szCs w:val="28"/>
+              </w:rPr>
+              <w:lastRenderedPageBreak/>
+              <w:t>возможность быстро продолжить диалог с любого устройства.</w:t>
+            </w:r>
+          </w:p>
+        </w:tc>
+      </w:tr>
+      <w:tr>
+        <w:tc>
+          <w:tcPr>
+            <w:tcW w:w="4672" w:type="dxa"/>
+            <w:vAlign w:val="center"/>
+          </w:tcPr>
+          <w:p>
+            <w:pPr>
+              <w:rPr>
+                <w:rFonts w:ascii="Times New Roman" w:hAnsi="Times New Roman" w:cs="Times New Roman"/>
+                <w:sz w:val="28"/>
+                <w:szCs w:val="28"/>
+              </w:rPr>
+            </w:pPr>
+            <w:r>
+              <w:rPr>
+                <w:rFonts w:ascii="Times New Roman" w:hAnsi="Times New Roman" w:cs="Times New Roman"/>
+                <w:sz w:val="28"/>
+                <w:szCs w:val="28"/>
+              </w:rPr>
+              <w:lastRenderedPageBreak/>
+              <w:t>14. Какие способы оплаты и доставки для Вас предпочтительны?</w:t>
+            </w:r>
+          </w:p>
+        </w:tc>
+        <w:tc>
+          <w:tcPr>
+            <w:tcW w:w="4673" w:type="dxa"/>
+            <w:vAlign w:val="center"/>
+          </w:tcPr>
+          <w:p>
+            <w:pPr>
+              <w:rPr>
+                <w:rFonts w:ascii="Times New Roman" w:hAnsi="Times New Roman" w:cs="Times New Roman"/>
+                <w:sz w:val="28"/>
+                <w:szCs w:val="28"/>
+              </w:rPr>
+            </w:pPr>
+            <w:r>
+              <w:rPr>
+                <w:rFonts w:ascii="Times New Roman" w:hAnsi="Times New Roman" w:cs="Times New Roman"/>
+                <w:sz w:val="28"/>
+                <w:szCs w:val="28"/>
+              </w:rPr>
+              <w:t xml:space="preserve">Наличные при встрече </w:t>
+            </w:r>
+            <w:r>
+              <w:rPr>
+                <w:rFonts w:ascii="Times New Roman" w:hAnsi="Times New Roman" w:cs="Times New Roman"/>
+                <w:sz w:val="28"/>
+                <w:szCs w:val="28"/>
+              </w:rPr>
+              <w:t>-</w:t>
+            </w:r>
+            <w:r>
+              <w:rPr>
+                <w:rFonts w:ascii="Times New Roman" w:hAnsi="Times New Roman" w:cs="Times New Roman"/>
+                <w:sz w:val="28"/>
+                <w:szCs w:val="28"/>
+              </w:rPr>
+              <w:t xml:space="preserve"> самый привычный вариант. Но было бы удобно иметь встроенную безопасную сделку (деньги замораживаются до получения товара) и возможность договориться о доставке через курьера или почту.</w:t>
+            </w:r>
+          </w:p>
+        </w:tc>
+      </w:tr>
+      <w:tr>
+        <w:tc>
+          <w:tcPr>
+            <w:tcW w:w="4672" w:type="dxa"/>
+            <w:vAlign w:val="center"/>
+          </w:tcPr>
+          <w:p>
+            <w:pPr>
+              <w:rPr>
+                <w:rFonts w:ascii="Times New Roman" w:hAnsi="Times New Roman" w:cs="Times New Roman"/>
+                <w:sz w:val="28"/>
+                <w:szCs w:val="28"/>
+              </w:rPr>
+            </w:pPr>
+            <w:r>
+              <w:rPr>
+                <w:rFonts w:ascii="Times New Roman" w:hAnsi="Times New Roman" w:cs="Times New Roman"/>
+                <w:sz w:val="28"/>
+                <w:szCs w:val="28"/>
+              </w:rPr>
+              <w:t>15. Как Вы хотите общаться с продавцом?</w:t>
+            </w:r>
+          </w:p>
+        </w:tc>
+        <w:tc>
+          <w:tcPr>
+            <w:tcW w:w="4673" w:type="dxa"/>
+            <w:vAlign w:val="center"/>
+          </w:tcPr>
+          <w:p>
+            <w:pPr>
+              <w:rPr>
+                <w:rFonts w:ascii="Times New Roman" w:hAnsi="Times New Roman" w:cs="Times New Roman"/>
+                <w:sz w:val="28"/>
+                <w:szCs w:val="28"/>
+              </w:rPr>
+            </w:pPr>
+            <w:r>
+              <w:rPr>
+                <w:rFonts w:ascii="Times New Roman" w:hAnsi="Times New Roman" w:cs="Times New Roman"/>
+                <w:sz w:val="28"/>
+                <w:szCs w:val="28"/>
+              </w:rPr>
+              <w:t xml:space="preserve">Через встроенный чат в приложении, чтобы не давать свой номер телефона всем подряд. Если сделка уже согласована </w:t>
+            </w:r>
+            <w:r>
+              <w:rPr>
+                <w:rFonts w:ascii="Times New Roman" w:hAnsi="Times New Roman" w:cs="Times New Roman"/>
+                <w:sz w:val="28"/>
+                <w:szCs w:val="28"/>
+              </w:rPr>
+              <w:t>-</w:t>
+            </w:r>
+            <w:r>
+              <w:rPr>
+                <w:rFonts w:ascii="Times New Roman" w:hAnsi="Times New Roman" w:cs="Times New Roman"/>
+                <w:sz w:val="28"/>
+                <w:szCs w:val="28"/>
+              </w:rPr>
+              <w:t xml:space="preserve"> можно обменяться контактами.</w:t>
+            </w:r>
+          </w:p>
+        </w:tc>
+      </w:tr>
+      <w:tr>
+        <w:tc>
+          <w:tcPr>
+            <w:tcW w:w="4672" w:type="dxa"/>
+            <w:vAlign w:val="center"/>
+          </w:tcPr>
+          <w:p>
+            <w:pPr>
+              <w:rPr>
+                <w:rFonts w:ascii="Times New Roman" w:hAnsi="Times New Roman" w:cs="Times New Roman"/>
+                <w:sz w:val="28"/>
+                <w:szCs w:val="28"/>
+              </w:rPr>
+            </w:pPr>
+            <w:r>
+              <w:rPr>
+                <w:rFonts w:ascii="Times New Roman" w:hAnsi="Times New Roman" w:cs="Times New Roman"/>
+                <w:sz w:val="28"/>
+                <w:szCs w:val="28"/>
+              </w:rPr>
+              <w:t>16. Что должно быть в карточке товара, чтобы Вы приняли решение о покупке?</w:t>
+            </w:r>
+          </w:p>
+        </w:tc>
+        <w:tc>
+          <w:tcPr>
+            <w:tcW w:w="4673" w:type="dxa"/>
+            <w:vAlign w:val="center"/>
+          </w:tcPr>
+          <w:p>
+            <w:pPr>
+              <w:rPr>
+                <w:rFonts w:ascii="Times New Roman" w:hAnsi="Times New Roman" w:cs="Times New Roman"/>
+                <w:sz w:val="28"/>
+                <w:szCs w:val="28"/>
+              </w:rPr>
+            </w:pPr>
+            <w:r>
+              <w:rPr>
+                <w:rFonts w:ascii="Times New Roman" w:hAnsi="Times New Roman" w:cs="Times New Roman"/>
+                <w:sz w:val="28"/>
+                <w:szCs w:val="28"/>
+              </w:rPr>
+              <w:t>Несколько качественных фото с разных ракурсов, подробное описание состояния, цена, район, дата публикации, рейтинг продавца и кнопка «Написать продавцу».</w:t>
+            </w:r>
+          </w:p>
+        </w:tc>
+      </w:tr>
+      <w:tr>
+        <w:tc>
+          <w:tcPr>
+            <w:tcW w:w="4672" w:type="dxa"/>
+            <w:vAlign w:val="center"/>
+          </w:tcPr>
+          <w:p>
+            <w:pPr>
+              <w:rPr>
+                <w:rFonts w:ascii="Times New Roman" w:hAnsi="Times New Roman" w:cs="Times New Roman"/>
+                <w:sz w:val="28"/>
+                <w:szCs w:val="28"/>
+              </w:rPr>
+            </w:pPr>
+            <w:r>
+              <w:rPr>
+                <w:rFonts w:ascii="Times New Roman" w:hAnsi="Times New Roman" w:cs="Times New Roman"/>
+                <w:sz w:val="28"/>
+                <w:szCs w:val="28"/>
+              </w:rPr>
+              <w:t>17. Что Вас больше всего раздражает в существующих сервисах?</w:t>
+            </w:r>
+          </w:p>
+        </w:tc>
+        <w:tc>
+          <w:tcPr>
+            <w:tcW w:w="4673" w:type="dxa"/>
+            <w:vAlign w:val="center"/>
+          </w:tcPr>
+          <w:p>
+            <w:pPr>
+              <w:rPr>
+                <w:rFonts w:ascii="Times New Roman" w:hAnsi="Times New Roman" w:cs="Times New Roman"/>
+                <w:sz w:val="28"/>
+                <w:szCs w:val="28"/>
+              </w:rPr>
+            </w:pPr>
+            <w:r>
+              <w:rPr>
+                <w:rFonts w:ascii="Times New Roman" w:hAnsi="Times New Roman" w:cs="Times New Roman"/>
+                <w:sz w:val="28"/>
+                <w:szCs w:val="28"/>
+              </w:rPr>
+              <w:t xml:space="preserve">Платная реклама, которая заслоняет реальные объявления. Невозможность отфильтровать фирмы от частных лиц. И то, что старые объявления не удаляются </w:t>
+            </w:r>
+            <w:r>
+              <w:rPr>
+                <w:rFonts w:ascii="Times New Roman" w:hAnsi="Times New Roman" w:cs="Times New Roman"/>
+                <w:sz w:val="28"/>
+                <w:szCs w:val="28"/>
+              </w:rPr>
+              <w:t>-</w:t>
+            </w:r>
+            <w:r>
+              <w:rPr>
+                <w:rFonts w:ascii="Times New Roman" w:hAnsi="Times New Roman" w:cs="Times New Roman"/>
+                <w:sz w:val="28"/>
+                <w:szCs w:val="28"/>
+              </w:rPr>
+              <w:t xml:space="preserve"> звонишь, а товар уже продан.</w:t>
+            </w:r>
+          </w:p>
+        </w:tc>
+      </w:tr>
+      <w:tr>
+        <w:tc>
+          <w:tcPr>
+            <w:tcW w:w="4672" w:type="dxa"/>
+            <w:vAlign w:val="center"/>
+          </w:tcPr>
+          <w:p>
+            <w:pPr>
+              <w:rPr>
+                <w:rFonts w:ascii="Times New Roman" w:hAnsi="Times New Roman" w:cs="Times New Roman"/>
+                <w:sz w:val="28"/>
+                <w:szCs w:val="28"/>
+              </w:rPr>
+            </w:pPr>
+            <w:r>
+              <w:rPr>
+                <w:rFonts w:ascii="Times New Roman" w:hAnsi="Times New Roman" w:cs="Times New Roman"/>
+                <w:sz w:val="28"/>
+                <w:szCs w:val="28"/>
+              </w:rPr>
+              <w:t>18. Дополнительные пожелания</w:t>
+            </w:r>
+          </w:p>
+        </w:tc>
+        <w:tc>
+          <w:tcPr>
+            <w:tcW w:w="4673" w:type="dxa"/>
+            <w:vAlign w:val="center"/>
+          </w:tcPr>
+          <w:p>
+            <w:pPr>
+              <w:rPr>
+                <w:rFonts w:ascii="Times New Roman" w:hAnsi="Times New Roman" w:cs="Times New Roman"/>
+                <w:sz w:val="28"/>
+                <w:szCs w:val="28"/>
+              </w:rPr>
+            </w:pPr>
+            <w:r>
+              <w:rPr>
+                <w:rFonts w:ascii="Times New Roman" w:hAnsi="Times New Roman" w:cs="Times New Roman"/>
+                <w:sz w:val="28"/>
+                <w:szCs w:val="28"/>
+              </w:rPr>
+              <w:t>Хочу, чтобы можно было подписаться на поиск и получать уведомления, когда появляется нужная вещь по подходящей цене.</w:t>
             </w:r>
           </w:p>
         </w:tc>
@@ -1637,50 +1763,13 @@
           <w:szCs w:val="28"/>
         </w:rPr>
       </w:pPr>
-    </w:p>
-    <w:p>
-      <w:pPr>
+      <w:r>
         <w:rPr>
           <w:rFonts w:ascii="Times New Roman" w:hAnsi="Times New Roman" w:cs="Times New Roman"/>
           <w:sz w:val="28"/>
           <w:szCs w:val="28"/>
         </w:rPr>
-      </w:pPr>
-    </w:p>
-    <w:p>
-      <w:pPr>
-        <w:rPr>
-          <w:rFonts w:ascii="Times New Roman" w:hAnsi="Times New Roman" w:cs="Times New Roman"/>
-          <w:sz w:val="28"/>
-          <w:szCs w:val="28"/>
-        </w:rPr>
-      </w:pPr>
-    </w:p>
-    <w:p>
-      <w:pPr>
-        <w:rPr>
-          <w:rFonts w:ascii="Times New Roman" w:hAnsi="Times New Roman" w:cs="Times New Roman"/>
-          <w:sz w:val="28"/>
-          <w:szCs w:val="28"/>
-        </w:rPr>
-      </w:pPr>
-    </w:p>
-    <w:p>
-      <w:pPr>
-        <w:rPr>
-          <w:rFonts w:ascii="Times New Roman" w:hAnsi="Times New Roman" w:cs="Times New Roman"/>
-          <w:sz w:val="28"/>
-          <w:szCs w:val="28"/>
-        </w:rPr>
-      </w:pPr>
-      <w:r>
-        <w:rPr>
-          <w:rFonts w:ascii="Times New Roman" w:hAnsi="Times New Roman" w:cs="Times New Roman"/>
-          <w:sz w:val="28"/>
-          <w:szCs w:val="28"/>
-        </w:rPr>
-        <w:lastRenderedPageBreak/>
-        <w:t>Интервью с модератором</w:t>
+        <w:t>Продавец</w:t>
       </w:r>
     </w:p>
     <w:tbl>
@@ -1694,6 +1783,9 @@
         <w:gridCol w:w="4673"/>
       </w:tblGrid>
       <w:tr>
+        <w:trPr>
+          <w:trHeight w:val="297"/>
+        </w:trPr>
         <w:tc>
           <w:tcPr>
             <w:tcW w:w="4672" w:type="dxa"/>
@@ -1743,70 +1835,46 @@
         <w:tc>
           <w:tcPr>
             <w:tcW w:w="4672" w:type="dxa"/>
-          </w:tcPr>
-          <w:p>
-            <w:pPr>
-              <w:rPr>
-                <w:rFonts w:ascii="Times New Roman" w:hAnsi="Times New Roman" w:cs="Times New Roman"/>
-                <w:sz w:val="28"/>
-                <w:szCs w:val="28"/>
-              </w:rPr>
-            </w:pPr>
-            <w:r>
-              <w:rPr>
-                <w:rFonts w:ascii="Times New Roman" w:hAnsi="Times New Roman" w:cs="Times New Roman"/>
-                <w:sz w:val="28"/>
-                <w:szCs w:val="28"/>
-              </w:rPr>
-              <w:t>1.</w:t>
-            </w:r>
-            <w:r>
-              <w:rPr>
-                <w:rFonts w:ascii="Times New Roman" w:hAnsi="Times New Roman" w:cs="Times New Roman"/>
-                <w:sz w:val="28"/>
-                <w:szCs w:val="28"/>
-              </w:rPr>
-              <w:t xml:space="preserve"> </w:t>
-            </w:r>
-            <w:r>
-              <w:rPr>
-                <w:rFonts w:ascii="Times New Roman" w:hAnsi="Times New Roman" w:cs="Times New Roman"/>
-                <w:sz w:val="28"/>
-                <w:szCs w:val="28"/>
-              </w:rPr>
-              <w:t>Ваше имя</w:t>
+            <w:vAlign w:val="center"/>
+          </w:tcPr>
+          <w:p>
+            <w:pPr>
+              <w:rPr>
+                <w:rFonts w:ascii="Times New Roman" w:hAnsi="Times New Roman" w:cs="Times New Roman"/>
+                <w:sz w:val="28"/>
+                <w:szCs w:val="28"/>
+              </w:rPr>
+            </w:pPr>
+            <w:r>
+              <w:rPr>
+                <w:rFonts w:ascii="Times New Roman" w:hAnsi="Times New Roman" w:cs="Times New Roman"/>
+                <w:sz w:val="28"/>
+                <w:szCs w:val="28"/>
+              </w:rPr>
+              <w:t> Ваше имя</w:t>
             </w:r>
           </w:p>
         </w:tc>
         <w:tc>
           <w:tcPr>
             <w:tcW w:w="4673" w:type="dxa"/>
-          </w:tcPr>
-          <w:p>
-            <w:pPr>
-              <w:rPr>
-                <w:rFonts w:ascii="Times New Roman" w:hAnsi="Times New Roman" w:cs="Times New Roman"/>
-                <w:sz w:val="28"/>
-                <w:szCs w:val="28"/>
-              </w:rPr>
-            </w:pPr>
-            <w:proofErr w:type="spellStart"/>
-            <w:r>
-              <w:rPr>
-                <w:rFonts w:ascii="Times New Roman" w:hAnsi="Times New Roman" w:cs="Times New Roman"/>
-                <w:sz w:val="28"/>
-                <w:szCs w:val="28"/>
-              </w:rPr>
-              <w:t>Драмбович</w:t>
-            </w:r>
-            <w:proofErr w:type="spellEnd"/>
-            <w:r>
-              <w:rPr>
-                <w:rFonts w:ascii="Times New Roman" w:hAnsi="Times New Roman" w:cs="Times New Roman"/>
-                <w:sz w:val="28"/>
-                <w:szCs w:val="28"/>
-              </w:rPr>
-              <w:t xml:space="preserve"> Максим Никитич</w:t>
+            <w:vAlign w:val="center"/>
+          </w:tcPr>
+          <w:p>
+            <w:pPr>
+              <w:rPr>
+                <w:rFonts w:ascii="Times New Roman" w:hAnsi="Times New Roman" w:cs="Times New Roman"/>
+                <w:sz w:val="28"/>
+                <w:szCs w:val="28"/>
+              </w:rPr>
+            </w:pPr>
+            <w:r>
+              <w:rPr>
+                <w:rFonts w:ascii="Times New Roman" w:hAnsi="Times New Roman" w:cs="Times New Roman"/>
+                <w:sz w:val="28"/>
+                <w:szCs w:val="28"/>
+              </w:rPr>
+              <w:t>Комков Егор Егорович</w:t>
             </w:r>
           </w:p>
         </w:tc>
@@ -1815,52 +1883,46 @@
         <w:tc>
           <w:tcPr>
             <w:tcW w:w="4672" w:type="dxa"/>
-          </w:tcPr>
-          <w:p>
-            <w:pPr>
-              <w:rPr>
-                <w:rFonts w:ascii="Times New Roman" w:hAnsi="Times New Roman" w:cs="Times New Roman"/>
-                <w:sz w:val="28"/>
-                <w:szCs w:val="28"/>
-              </w:rPr>
-            </w:pPr>
-            <w:r>
-              <w:rPr>
-                <w:rFonts w:ascii="Times New Roman" w:hAnsi="Times New Roman" w:cs="Times New Roman"/>
-                <w:sz w:val="28"/>
-                <w:szCs w:val="28"/>
-              </w:rPr>
-              <w:t xml:space="preserve">2. </w:t>
-            </w:r>
-            <w:r>
-              <w:rPr>
-                <w:rFonts w:ascii="Times New Roman" w:hAnsi="Times New Roman" w:cs="Times New Roman"/>
-                <w:sz w:val="28"/>
-                <w:szCs w:val="28"/>
-              </w:rPr>
-              <w:t>Ваша роль в системе:</w:t>
+            <w:vAlign w:val="center"/>
+          </w:tcPr>
+          <w:p>
+            <w:pPr>
+              <w:rPr>
+                <w:rFonts w:ascii="Times New Roman" w:hAnsi="Times New Roman" w:cs="Times New Roman"/>
+                <w:sz w:val="28"/>
+                <w:szCs w:val="28"/>
+              </w:rPr>
+            </w:pPr>
+            <w:r>
+              <w:rPr>
+                <w:rFonts w:ascii="Times New Roman" w:hAnsi="Times New Roman" w:cs="Times New Roman"/>
+                <w:sz w:val="28"/>
+                <w:szCs w:val="28"/>
+              </w:rPr>
+              <w:t>2. Ваша роль в системе</w:t>
             </w:r>
           </w:p>
         </w:tc>
         <w:tc>
           <w:tcPr>
             <w:tcW w:w="4673" w:type="dxa"/>
-          </w:tcPr>
-          <w:p>
-            <w:pPr>
-              <w:rPr>
-                <w:rFonts w:ascii="Times New Roman" w:hAnsi="Times New Roman" w:cs="Times New Roman"/>
-                <w:sz w:val="28"/>
-                <w:szCs w:val="28"/>
-              </w:rPr>
-            </w:pPr>
-            <w:r>
-              <w:rPr>
-                <w:rFonts w:ascii="Times New Roman" w:hAnsi="Times New Roman" w:cs="Times New Roman"/>
-                <w:sz w:val="28"/>
-                <w:szCs w:val="28"/>
-              </w:rPr>
-              <w:t>Модератор приложения</w:t>
+            <w:vAlign w:val="center"/>
+          </w:tcPr>
+          <w:p>
+            <w:pPr>
+              <w:rPr>
+                <w:rFonts w:ascii="Times New Roman" w:hAnsi="Times New Roman" w:cs="Times New Roman"/>
+                <w:sz w:val="28"/>
+                <w:szCs w:val="28"/>
+              </w:rPr>
+            </w:pPr>
+            <w:r>
+              <w:rPr>
+                <w:rFonts w:ascii="Times New Roman" w:hAnsi="Times New Roman" w:cs="Times New Roman"/>
+                <w:sz w:val="28"/>
+                <w:szCs w:val="28"/>
+              </w:rPr>
+              <w:t>Продавец</w:t>
             </w:r>
           </w:p>
         </w:tc>
@@ -1869,61 +1931,46 @@
         <w:tc>
           <w:tcPr>
             <w:tcW w:w="4672" w:type="dxa"/>
-          </w:tcPr>
-          <w:p>
-            <w:pPr>
-              <w:rPr>
-                <w:rFonts w:ascii="Times New Roman" w:hAnsi="Times New Roman" w:cs="Times New Roman"/>
-                <w:sz w:val="28"/>
-                <w:szCs w:val="28"/>
-              </w:rPr>
-            </w:pPr>
-            <w:r>
-              <w:rPr>
-                <w:rFonts w:ascii="Times New Roman" w:hAnsi="Times New Roman" w:cs="Times New Roman"/>
-                <w:sz w:val="28"/>
-                <w:szCs w:val="28"/>
-              </w:rPr>
-              <w:t xml:space="preserve">3. </w:t>
-            </w:r>
-            <w:r>
-              <w:rPr>
-                <w:rFonts w:ascii="Times New Roman" w:hAnsi="Times New Roman" w:cs="Times New Roman"/>
-                <w:sz w:val="28"/>
-                <w:szCs w:val="28"/>
-              </w:rPr>
-              <w:t>Ваш основной вид деятельности в системе</w:t>
+            <w:vAlign w:val="center"/>
+          </w:tcPr>
+          <w:p>
+            <w:pPr>
+              <w:rPr>
+                <w:rFonts w:ascii="Times New Roman" w:hAnsi="Times New Roman" w:cs="Times New Roman"/>
+                <w:sz w:val="28"/>
+                <w:szCs w:val="28"/>
+              </w:rPr>
+            </w:pPr>
+            <w:r>
+              <w:rPr>
+                <w:rFonts w:ascii="Times New Roman" w:hAnsi="Times New Roman" w:cs="Times New Roman"/>
+                <w:sz w:val="28"/>
+                <w:szCs w:val="28"/>
+              </w:rPr>
+              <w:t>3. Ваш основной вид деятельности в системе</w:t>
             </w:r>
           </w:p>
         </w:tc>
         <w:tc>
           <w:tcPr>
             <w:tcW w:w="4673" w:type="dxa"/>
-          </w:tcPr>
-          <w:p>
-            <w:r>
-              <w:rPr>
-                <w:rFonts w:ascii="Times New Roman" w:hAnsi="Times New Roman" w:cs="Times New Roman"/>
-                <w:sz w:val="28"/>
-                <w:szCs w:val="28"/>
-              </w:rPr>
-              <w:t xml:space="preserve">Проверяю новые объявления: смотрю текст, фото, категорию. Если всё </w:t>
-            </w:r>
-            <w:r>
-              <w:rPr>
-                <w:rFonts w:ascii="Times New Roman" w:hAnsi="Times New Roman" w:cs="Times New Roman"/>
-                <w:sz w:val="28"/>
-                <w:szCs w:val="28"/>
-              </w:rPr>
-              <w:t>хорошо</w:t>
-            </w:r>
-            <w:r>
-              <w:rPr>
-                <w:rFonts w:ascii="Times New Roman" w:hAnsi="Times New Roman" w:cs="Times New Roman"/>
-                <w:sz w:val="28"/>
-                <w:szCs w:val="28"/>
-              </w:rPr>
-              <w:t xml:space="preserve"> — публикую. Если нарушение — отклоняю с причиной. Блокирую спамеров и мошенников.</w:t>
+            <w:vAlign w:val="center"/>
+          </w:tcPr>
+          <w:p>
+            <w:pPr>
+              <w:rPr>
+                <w:rFonts w:ascii="Times New Roman" w:hAnsi="Times New Roman" w:cs="Times New Roman"/>
+                <w:sz w:val="28"/>
+                <w:szCs w:val="28"/>
+              </w:rPr>
+            </w:pPr>
+            <w:r>
+              <w:rPr>
+                <w:rFonts w:ascii="Times New Roman" w:hAnsi="Times New Roman" w:cs="Times New Roman"/>
+                <w:sz w:val="28"/>
+                <w:szCs w:val="28"/>
+              </w:rPr>
+              <w:t>Размещаю объявления о продаже вещей, которые мне больше не нужны. Общаюсь с покупателями, договариваюсь о встрече и передаче товара.</w:t>
             </w:r>
           </w:p>
         </w:tc>
@@ -1932,52 +1979,73 @@
         <w:tc>
           <w:tcPr>
             <w:tcW w:w="4672" w:type="dxa"/>
-          </w:tcPr>
-          <w:p>
-            <w:pPr>
-              <w:rPr>
-                <w:rFonts w:ascii="Times New Roman" w:hAnsi="Times New Roman" w:cs="Times New Roman"/>
-                <w:sz w:val="28"/>
-                <w:szCs w:val="28"/>
-              </w:rPr>
-            </w:pPr>
-            <w:r>
-              <w:rPr>
-                <w:rFonts w:ascii="Times New Roman" w:hAnsi="Times New Roman" w:cs="Times New Roman"/>
-                <w:sz w:val="28"/>
-                <w:szCs w:val="28"/>
-              </w:rPr>
-              <w:t xml:space="preserve">4. </w:t>
-            </w:r>
-            <w:r>
-              <w:rPr>
-                <w:rFonts w:ascii="Times New Roman" w:hAnsi="Times New Roman" w:cs="Times New Roman"/>
-                <w:sz w:val="28"/>
-                <w:szCs w:val="28"/>
-              </w:rPr>
-              <w:t>Как часто Вы взаимодействуете с системой?</w:t>
+            <w:vAlign w:val="center"/>
+          </w:tcPr>
+          <w:p>
+            <w:pPr>
+              <w:rPr>
+                <w:rFonts w:ascii="Times New Roman" w:hAnsi="Times New Roman" w:cs="Times New Roman"/>
+                <w:sz w:val="28"/>
+                <w:szCs w:val="28"/>
+              </w:rPr>
+            </w:pPr>
+            <w:r>
+              <w:rPr>
+                <w:rFonts w:ascii="Times New Roman" w:hAnsi="Times New Roman" w:cs="Times New Roman"/>
+                <w:sz w:val="28"/>
+                <w:szCs w:val="28"/>
+              </w:rPr>
+              <w:t>4. Как часто Вы взаимодействуете с системой?</w:t>
             </w:r>
           </w:p>
         </w:tc>
         <w:tc>
           <w:tcPr>
             <w:tcW w:w="4673" w:type="dxa"/>
-          </w:tcPr>
-          <w:p>
-            <w:pPr>
-              <w:rPr>
-                <w:rFonts w:ascii="Times New Roman" w:hAnsi="Times New Roman" w:cs="Times New Roman"/>
-                <w:sz w:val="28"/>
-                <w:szCs w:val="28"/>
-              </w:rPr>
-            </w:pPr>
-            <w:r>
-              <w:rPr>
-                <w:rFonts w:ascii="Times New Roman" w:hAnsi="Times New Roman" w:cs="Times New Roman"/>
-                <w:sz w:val="28"/>
-                <w:szCs w:val="28"/>
-              </w:rPr>
-              <w:t>Ежедневно, по 3-4 часа. В выходные и праздники — больше.</w:t>
+            <w:vAlign w:val="center"/>
+          </w:tcPr>
+          <w:p>
+            <w:pPr>
+              <w:rPr>
+                <w:rFonts w:ascii="Times New Roman" w:hAnsi="Times New Roman" w:cs="Times New Roman"/>
+                <w:sz w:val="28"/>
+                <w:szCs w:val="28"/>
+              </w:rPr>
+            </w:pPr>
+            <w:r>
+              <w:rPr>
+                <w:rFonts w:ascii="Times New Roman" w:hAnsi="Times New Roman" w:cs="Times New Roman"/>
+                <w:sz w:val="28"/>
+                <w:szCs w:val="28"/>
+              </w:rPr>
+              <w:t xml:space="preserve">Примерно 2-3 раза в неделю. </w:t>
+            </w:r>
+            <w:proofErr w:type="gramStart"/>
+            <w:r>
+              <w:rPr>
+                <w:rFonts w:ascii="Times New Roman" w:hAnsi="Times New Roman" w:cs="Times New Roman"/>
+                <w:sz w:val="28"/>
+                <w:szCs w:val="28"/>
+              </w:rPr>
+              <w:t>Обычно</w:t>
+            </w:r>
+            <w:proofErr w:type="gramEnd"/>
+            <w:r>
+              <w:rPr>
+                <w:rFonts w:ascii="Times New Roman" w:hAnsi="Times New Roman" w:cs="Times New Roman"/>
+                <w:sz w:val="28"/>
+                <w:szCs w:val="28"/>
+              </w:rPr>
+              <w:t xml:space="preserve"> когда накопились вещи для продажи или когда нужно ответить </w:t>
+            </w:r>
+            <w:r>
+              <w:rPr>
+                <w:rFonts w:ascii="Times New Roman" w:hAnsi="Times New Roman" w:cs="Times New Roman"/>
+                <w:sz w:val="28"/>
+                <w:szCs w:val="28"/>
+              </w:rPr>
+              <w:lastRenderedPageBreak/>
+              <w:t>покупателям на уже размещенные объявления.</w:t>
             </w:r>
           </w:p>
         </w:tc>
@@ -1986,52 +2054,63 @@
         <w:tc>
           <w:tcPr>
             <w:tcW w:w="4672" w:type="dxa"/>
-          </w:tcPr>
-          <w:p>
-            <w:pPr>
-              <w:rPr>
-                <w:rFonts w:ascii="Times New Roman" w:hAnsi="Times New Roman" w:cs="Times New Roman"/>
-                <w:sz w:val="28"/>
-                <w:szCs w:val="28"/>
-              </w:rPr>
-            </w:pPr>
-            <w:r>
-              <w:rPr>
-                <w:rFonts w:ascii="Times New Roman" w:hAnsi="Times New Roman" w:cs="Times New Roman"/>
-                <w:sz w:val="28"/>
-                <w:szCs w:val="28"/>
-              </w:rPr>
-              <w:t xml:space="preserve">5. </w:t>
-            </w:r>
-            <w:r>
-              <w:rPr>
-                <w:rFonts w:ascii="Times New Roman" w:hAnsi="Times New Roman" w:cs="Times New Roman"/>
-                <w:sz w:val="28"/>
-                <w:szCs w:val="28"/>
-              </w:rPr>
-              <w:t>Что Вы создаете или производите в системе?</w:t>
+            <w:vAlign w:val="center"/>
+          </w:tcPr>
+          <w:p>
+            <w:pPr>
+              <w:rPr>
+                <w:rFonts w:ascii="Times New Roman" w:hAnsi="Times New Roman" w:cs="Times New Roman"/>
+                <w:sz w:val="28"/>
+                <w:szCs w:val="28"/>
+              </w:rPr>
+            </w:pPr>
+            <w:r>
+              <w:rPr>
+                <w:rFonts w:ascii="Times New Roman" w:hAnsi="Times New Roman" w:cs="Times New Roman"/>
+                <w:sz w:val="28"/>
+                <w:szCs w:val="28"/>
+              </w:rPr>
+              <w:lastRenderedPageBreak/>
+              <w:t>5. Что Вы создаете или производите в системе?</w:t>
             </w:r>
           </w:p>
         </w:tc>
         <w:tc>
           <w:tcPr>
             <w:tcW w:w="4673" w:type="dxa"/>
-          </w:tcPr>
-          <w:p>
-            <w:pPr>
-              <w:rPr>
-                <w:rFonts w:ascii="Times New Roman" w:hAnsi="Times New Roman" w:cs="Times New Roman"/>
-                <w:sz w:val="28"/>
-                <w:szCs w:val="28"/>
-              </w:rPr>
-            </w:pPr>
-            <w:r>
-              <w:rPr>
-                <w:rFonts w:ascii="Times New Roman" w:hAnsi="Times New Roman" w:cs="Times New Roman"/>
-                <w:sz w:val="28"/>
-                <w:szCs w:val="28"/>
-              </w:rPr>
-              <w:t>Принимаю решения: одобряю объявления, отклоняю с указанием причины, блокирую нарушителей. Веду черный список пользователей.</w:t>
+            <w:vAlign w:val="center"/>
+          </w:tcPr>
+          <w:p>
+            <w:pPr>
+              <w:rPr>
+                <w:rFonts w:ascii="Times New Roman" w:hAnsi="Times New Roman" w:cs="Times New Roman"/>
+                <w:sz w:val="28"/>
+                <w:szCs w:val="28"/>
+              </w:rPr>
+            </w:pPr>
+            <w:r>
+              <w:rPr>
+                <w:rFonts w:ascii="Times New Roman" w:hAnsi="Times New Roman" w:cs="Times New Roman"/>
+                <w:sz w:val="28"/>
+                <w:szCs w:val="28"/>
+              </w:rPr>
+              <w:t xml:space="preserve">Я создаю объявления с фотографиями, описанием, ценой. Это мой основной «продукт» </w:t>
+            </w:r>
+            <w:r>
+              <w:rPr>
+                <w:rFonts w:ascii="Times New Roman" w:hAnsi="Times New Roman" w:cs="Times New Roman"/>
+                <w:sz w:val="28"/>
+                <w:szCs w:val="28"/>
+              </w:rPr>
+              <w:t>-</w:t>
+            </w:r>
+            <w:r>
+              <w:rPr>
+                <w:rFonts w:ascii="Times New Roman" w:hAnsi="Times New Roman" w:cs="Times New Roman"/>
+                <w:sz w:val="28"/>
+                <w:szCs w:val="28"/>
+              </w:rPr>
+              <w:t xml:space="preserve"> привлекательное объявление, которое поможет быстро продать вещь.</w:t>
             </w:r>
           </w:p>
         </w:tc>
@@ -2040,60 +2119,62 @@
         <w:tc>
           <w:tcPr>
             <w:tcW w:w="4672" w:type="dxa"/>
-          </w:tcPr>
-          <w:p>
-            <w:pPr>
-              <w:rPr>
-                <w:rFonts w:ascii="Times New Roman" w:hAnsi="Times New Roman" w:cs="Times New Roman"/>
-                <w:sz w:val="28"/>
-                <w:szCs w:val="28"/>
-              </w:rPr>
-            </w:pPr>
-            <w:r>
-              <w:rPr>
-                <w:rFonts w:ascii="Times New Roman" w:hAnsi="Times New Roman" w:cs="Times New Roman"/>
-                <w:sz w:val="28"/>
-                <w:szCs w:val="28"/>
-              </w:rPr>
-              <w:t xml:space="preserve">6. </w:t>
-            </w:r>
-            <w:r>
-              <w:rPr>
-                <w:rFonts w:ascii="Times New Roman" w:hAnsi="Times New Roman" w:cs="Times New Roman"/>
-                <w:sz w:val="28"/>
-                <w:szCs w:val="28"/>
-              </w:rPr>
-              <w:t>Для кого Вы это делаете?</w:t>
+            <w:vAlign w:val="center"/>
+          </w:tcPr>
+          <w:p>
+            <w:pPr>
+              <w:rPr>
+                <w:rFonts w:ascii="Times New Roman" w:hAnsi="Times New Roman" w:cs="Times New Roman"/>
+                <w:sz w:val="28"/>
+                <w:szCs w:val="28"/>
+              </w:rPr>
+            </w:pPr>
+            <w:r>
+              <w:rPr>
+                <w:rFonts w:ascii="Times New Roman" w:hAnsi="Times New Roman" w:cs="Times New Roman"/>
+                <w:sz w:val="28"/>
+                <w:szCs w:val="28"/>
+              </w:rPr>
+              <w:t>6. Для кого Вы это делаете?</w:t>
             </w:r>
           </w:p>
         </w:tc>
         <w:tc>
           <w:tcPr>
             <w:tcW w:w="4673" w:type="dxa"/>
-          </w:tcPr>
-          <w:p>
-            <w:pPr>
-              <w:rPr>
-                <w:rFonts w:ascii="Times New Roman" w:hAnsi="Times New Roman" w:cs="Times New Roman"/>
-                <w:sz w:val="28"/>
-                <w:szCs w:val="28"/>
-              </w:rPr>
-            </w:pPr>
-            <w:r>
-              <w:rPr>
-                <w:rFonts w:ascii="Times New Roman" w:hAnsi="Times New Roman" w:cs="Times New Roman"/>
-                <w:sz w:val="28"/>
-                <w:szCs w:val="28"/>
-              </w:rPr>
-              <w:t>Д</w:t>
-            </w:r>
-            <w:r>
-              <w:rPr>
-                <w:rFonts w:ascii="Times New Roman" w:hAnsi="Times New Roman" w:cs="Times New Roman"/>
-                <w:sz w:val="28"/>
-                <w:szCs w:val="28"/>
-              </w:rPr>
-              <w:t>ля всех пользователей системы — чтобы они видели только качественные и безопасные объявления.</w:t>
+            <w:vAlign w:val="center"/>
+          </w:tcPr>
+          <w:p>
+            <w:pPr>
+              <w:rPr>
+                <w:rFonts w:ascii="Times New Roman" w:hAnsi="Times New Roman" w:cs="Times New Roman"/>
+                <w:sz w:val="28"/>
+                <w:szCs w:val="28"/>
+              </w:rPr>
+            </w:pPr>
+            <w:r>
+              <w:rPr>
+                <w:rFonts w:ascii="Times New Roman" w:hAnsi="Times New Roman" w:cs="Times New Roman"/>
+                <w:sz w:val="28"/>
+                <w:szCs w:val="28"/>
+              </w:rPr>
+              <w:t xml:space="preserve">Для таких же пользователей, как и я </w:t>
+            </w:r>
+            <w:r>
+              <w:rPr>
+                <w:rFonts w:ascii="Times New Roman" w:hAnsi="Times New Roman" w:cs="Times New Roman"/>
+                <w:sz w:val="28"/>
+                <w:szCs w:val="28"/>
+              </w:rPr>
+              <w:t>-</w:t>
+            </w:r>
+            <w:r>
+              <w:rPr>
+                <w:rFonts w:ascii="Times New Roman" w:hAnsi="Times New Roman" w:cs="Times New Roman"/>
+                <w:sz w:val="28"/>
+                <w:szCs w:val="28"/>
+              </w:rPr>
+              <w:t xml:space="preserve"> обычных людей, которым нужно что-то купить недорого или получить качественную вещь с рук.</w:t>
             </w:r>
           </w:p>
         </w:tc>
@@ -2102,52 +2183,46 @@
         <w:tc>
           <w:tcPr>
             <w:tcW w:w="4672" w:type="dxa"/>
-          </w:tcPr>
-          <w:p>
-            <w:pPr>
-              <w:rPr>
-                <w:rFonts w:ascii="Times New Roman" w:hAnsi="Times New Roman" w:cs="Times New Roman"/>
-                <w:sz w:val="28"/>
-                <w:szCs w:val="28"/>
-              </w:rPr>
-            </w:pPr>
-            <w:r>
-              <w:rPr>
-                <w:rFonts w:ascii="Times New Roman" w:hAnsi="Times New Roman" w:cs="Times New Roman"/>
-                <w:sz w:val="28"/>
-                <w:szCs w:val="28"/>
-              </w:rPr>
-              <w:t xml:space="preserve">7. </w:t>
-            </w:r>
-            <w:r>
-              <w:rPr>
-                <w:rFonts w:ascii="Times New Roman" w:hAnsi="Times New Roman" w:cs="Times New Roman"/>
-                <w:sz w:val="28"/>
-                <w:szCs w:val="28"/>
-              </w:rPr>
-              <w:t>Какая информация для Вас является входящей (необходимой для работы)?</w:t>
+            <w:vAlign w:val="center"/>
+          </w:tcPr>
+          <w:p>
+            <w:pPr>
+              <w:rPr>
+                <w:rFonts w:ascii="Times New Roman" w:hAnsi="Times New Roman" w:cs="Times New Roman"/>
+                <w:sz w:val="28"/>
+                <w:szCs w:val="28"/>
+              </w:rPr>
+            </w:pPr>
+            <w:r>
+              <w:rPr>
+                <w:rFonts w:ascii="Times New Roman" w:hAnsi="Times New Roman" w:cs="Times New Roman"/>
+                <w:sz w:val="28"/>
+                <w:szCs w:val="28"/>
+              </w:rPr>
+              <w:t>7. Какая информация для Вас является входящей (необходимой для работы)?</w:t>
             </w:r>
           </w:p>
         </w:tc>
         <w:tc>
           <w:tcPr>
             <w:tcW w:w="4673" w:type="dxa"/>
-          </w:tcPr>
-          <w:p>
-            <w:pPr>
-              <w:rPr>
-                <w:rFonts w:ascii="Times New Roman" w:hAnsi="Times New Roman" w:cs="Times New Roman"/>
-                <w:sz w:val="28"/>
-                <w:szCs w:val="28"/>
-              </w:rPr>
-            </w:pPr>
-            <w:r>
-              <w:rPr>
-                <w:rFonts w:ascii="Times New Roman" w:hAnsi="Times New Roman" w:cs="Times New Roman"/>
-                <w:sz w:val="28"/>
-                <w:szCs w:val="28"/>
-              </w:rPr>
-              <w:t>Очередь новых объявлений, жалобы от пользователей, история нарушений пользователя.</w:t>
+            <w:vAlign w:val="center"/>
+          </w:tcPr>
+          <w:p>
+            <w:pPr>
+              <w:rPr>
+                <w:rFonts w:ascii="Times New Roman" w:hAnsi="Times New Roman" w:cs="Times New Roman"/>
+                <w:sz w:val="28"/>
+                <w:szCs w:val="28"/>
+              </w:rPr>
+            </w:pPr>
+            <w:r>
+              <w:rPr>
+                <w:rFonts w:ascii="Times New Roman" w:hAnsi="Times New Roman" w:cs="Times New Roman"/>
+                <w:sz w:val="28"/>
+                <w:szCs w:val="28"/>
+              </w:rPr>
+              <w:t>Информация о товаре (состояние, размеры, дефекты), рыночная цена на аналогичные вещи, качественные фотографии. Перед публикацией я смотрю, сколько стоят похожие вещи у других продавцов.</w:t>
             </w:r>
           </w:p>
         </w:tc>
@@ -2156,52 +2231,62 @@
         <w:tc>
           <w:tcPr>
             <w:tcW w:w="4672" w:type="dxa"/>
-          </w:tcPr>
-          <w:p>
-            <w:pPr>
-              <w:rPr>
-                <w:rFonts w:ascii="Times New Roman" w:hAnsi="Times New Roman" w:cs="Times New Roman"/>
-                <w:sz w:val="28"/>
-                <w:szCs w:val="28"/>
-              </w:rPr>
-            </w:pPr>
-            <w:r>
-              <w:rPr>
-                <w:rFonts w:ascii="Times New Roman" w:hAnsi="Times New Roman" w:cs="Times New Roman"/>
-                <w:sz w:val="28"/>
-                <w:szCs w:val="28"/>
-              </w:rPr>
-              <w:t xml:space="preserve">8. </w:t>
-            </w:r>
-            <w:r>
-              <w:rPr>
-                <w:rFonts w:ascii="Times New Roman" w:hAnsi="Times New Roman" w:cs="Times New Roman"/>
-                <w:sz w:val="28"/>
-                <w:szCs w:val="28"/>
-              </w:rPr>
-              <w:t>Какая информация является результатом Вашей деятельности?</w:t>
+            <w:vAlign w:val="center"/>
+          </w:tcPr>
+          <w:p>
+            <w:pPr>
+              <w:rPr>
+                <w:rFonts w:ascii="Times New Roman" w:hAnsi="Times New Roman" w:cs="Times New Roman"/>
+                <w:sz w:val="28"/>
+                <w:szCs w:val="28"/>
+              </w:rPr>
+            </w:pPr>
+            <w:r>
+              <w:rPr>
+                <w:rFonts w:ascii="Times New Roman" w:hAnsi="Times New Roman" w:cs="Times New Roman"/>
+                <w:sz w:val="28"/>
+                <w:szCs w:val="28"/>
+              </w:rPr>
+              <w:t>8. Какая информация является результатом Вашей деятельности?</w:t>
             </w:r>
           </w:p>
         </w:tc>
         <w:tc>
           <w:tcPr>
             <w:tcW w:w="4673" w:type="dxa"/>
-          </w:tcPr>
-          <w:p>
-            <w:pPr>
-              <w:rPr>
-                <w:rFonts w:ascii="Times New Roman" w:hAnsi="Times New Roman" w:cs="Times New Roman"/>
-                <w:sz w:val="28"/>
-                <w:szCs w:val="28"/>
-              </w:rPr>
-            </w:pPr>
-            <w:r>
-              <w:rPr>
-                <w:rFonts w:ascii="Times New Roman" w:hAnsi="Times New Roman" w:cs="Times New Roman"/>
-                <w:sz w:val="28"/>
-                <w:szCs w:val="28"/>
-              </w:rPr>
-              <w:t>Одобренное объявление (оно уходит в публичный доступ) или отклоненное с причиной для пользователя.</w:t>
+            <w:vAlign w:val="center"/>
+          </w:tcPr>
+          <w:p>
+            <w:pPr>
+              <w:rPr>
+                <w:rFonts w:ascii="Times New Roman" w:hAnsi="Times New Roman" w:cs="Times New Roman"/>
+                <w:sz w:val="28"/>
+                <w:szCs w:val="28"/>
+              </w:rPr>
+            </w:pPr>
+            <w:r>
+              <w:rPr>
+                <w:rFonts w:ascii="Times New Roman" w:hAnsi="Times New Roman" w:cs="Times New Roman"/>
+                <w:sz w:val="28"/>
+                <w:szCs w:val="28"/>
+              </w:rPr>
+              <w:t xml:space="preserve">Опубликованное объявление, которое видят покупатели. Конечный результат </w:t>
+            </w:r>
+            <w:r>
+              <w:rPr>
+                <w:rFonts w:ascii="Times New Roman" w:hAnsi="Times New Roman" w:cs="Times New Roman"/>
+                <w:sz w:val="28"/>
+                <w:szCs w:val="28"/>
+              </w:rPr>
+              <w:t>-</w:t>
+            </w:r>
+            <w:r>
+              <w:rPr>
+                <w:rFonts w:ascii="Times New Roman" w:hAnsi="Times New Roman" w:cs="Times New Roman"/>
+                <w:sz w:val="28"/>
+                <w:szCs w:val="28"/>
+              </w:rPr>
+              <w:t xml:space="preserve"> проданный товар и полученные деньги.</w:t>
             </w:r>
           </w:p>
         </w:tc>
@@ -2210,52 +2295,88 @@
         <w:tc>
           <w:tcPr>
             <w:tcW w:w="4672" w:type="dxa"/>
-          </w:tcPr>
-          <w:p>
-            <w:pPr>
-              <w:rPr>
-                <w:rFonts w:ascii="Times New Roman" w:hAnsi="Times New Roman" w:cs="Times New Roman"/>
-                <w:sz w:val="28"/>
-                <w:szCs w:val="28"/>
-              </w:rPr>
-            </w:pPr>
-            <w:r>
-              <w:rPr>
-                <w:rFonts w:ascii="Times New Roman" w:hAnsi="Times New Roman" w:cs="Times New Roman"/>
-                <w:sz w:val="28"/>
-                <w:szCs w:val="28"/>
-              </w:rPr>
-              <w:t xml:space="preserve">9. </w:t>
-            </w:r>
-            <w:r>
-              <w:rPr>
-                <w:rFonts w:ascii="Times New Roman" w:hAnsi="Times New Roman" w:cs="Times New Roman"/>
-                <w:sz w:val="28"/>
-                <w:szCs w:val="28"/>
-              </w:rPr>
-              <w:t>Как измеряется успех Вашей деятельности?</w:t>
+            <w:vAlign w:val="center"/>
+          </w:tcPr>
+          <w:p>
+            <w:pPr>
+              <w:rPr>
+                <w:rFonts w:ascii="Times New Roman" w:hAnsi="Times New Roman" w:cs="Times New Roman"/>
+                <w:sz w:val="28"/>
+                <w:szCs w:val="28"/>
+              </w:rPr>
+            </w:pPr>
+            <w:r>
+              <w:rPr>
+                <w:rFonts w:ascii="Times New Roman" w:hAnsi="Times New Roman" w:cs="Times New Roman"/>
+                <w:sz w:val="28"/>
+                <w:szCs w:val="28"/>
+              </w:rPr>
+              <w:t>9. Как измеряется успех Вашей деятельности?</w:t>
             </w:r>
           </w:p>
         </w:tc>
         <w:tc>
           <w:tcPr>
             <w:tcW w:w="4673" w:type="dxa"/>
-          </w:tcPr>
-          <w:p>
-            <w:pPr>
-              <w:rPr>
-                <w:rFonts w:ascii="Times New Roman" w:hAnsi="Times New Roman" w:cs="Times New Roman"/>
-                <w:sz w:val="28"/>
-                <w:szCs w:val="28"/>
-              </w:rPr>
-            </w:pPr>
-            <w:r>
-              <w:rPr>
-                <w:rFonts w:ascii="Times New Roman" w:hAnsi="Times New Roman" w:cs="Times New Roman"/>
-                <w:sz w:val="28"/>
-                <w:szCs w:val="28"/>
-              </w:rPr>
-              <w:t>Скорость проверки — чтобы объявление не висело в очереди дольше 15-20 минут. И минимум ошибок (не пропустить спам и не отклонить хорошее).</w:t>
+            <w:vAlign w:val="center"/>
+          </w:tcPr>
+          <w:p>
+            <w:pPr>
+              <w:rPr>
+                <w:rFonts w:ascii="Times New Roman" w:hAnsi="Times New Roman" w:cs="Times New Roman"/>
+                <w:sz w:val="28"/>
+                <w:szCs w:val="28"/>
+              </w:rPr>
+            </w:pPr>
+            <w:r>
+              <w:rPr>
+                <w:rFonts w:ascii="Times New Roman" w:hAnsi="Times New Roman" w:cs="Times New Roman"/>
+                <w:sz w:val="28"/>
+                <w:szCs w:val="28"/>
+              </w:rPr>
+              <w:t xml:space="preserve">Быстрая и выгодная продажа. Если вещь продалась за неделю по цене, которую я запланировал </w:t>
+            </w:r>
+            <w:proofErr w:type="gramStart"/>
+            <w:r>
+              <w:rPr>
+                <w:rFonts w:ascii="Times New Roman" w:hAnsi="Times New Roman" w:cs="Times New Roman"/>
+                <w:sz w:val="28"/>
+                <w:szCs w:val="28"/>
+              </w:rPr>
+              <w:t>-</w:t>
+            </w:r>
+            <w:r>
+              <w:rPr>
+                <w:rFonts w:ascii="Times New Roman" w:hAnsi="Times New Roman" w:cs="Times New Roman"/>
+                <w:sz w:val="28"/>
+                <w:szCs w:val="28"/>
+              </w:rPr>
+              <w:t xml:space="preserve"> это</w:t>
+            </w:r>
+            <w:proofErr w:type="gramEnd"/>
+            <w:r>
+              <w:rPr>
+                <w:rFonts w:ascii="Times New Roman" w:hAnsi="Times New Roman" w:cs="Times New Roman"/>
+                <w:sz w:val="28"/>
+                <w:szCs w:val="28"/>
+              </w:rPr>
+              <w:t xml:space="preserve"> успех. Если висит месяц и никто не звонит </w:t>
+            </w:r>
+            <w:r>
+              <w:rPr>
+                <w:rFonts w:ascii="Times New Roman" w:hAnsi="Times New Roman" w:cs="Times New Roman"/>
+                <w:sz w:val="28"/>
+                <w:szCs w:val="28"/>
+              </w:rPr>
+              <w:t>-</w:t>
+            </w:r>
+            <w:r>
+              <w:rPr>
+                <w:rFonts w:ascii="Times New Roman" w:hAnsi="Times New Roman" w:cs="Times New Roman"/>
+                <w:sz w:val="28"/>
+                <w:szCs w:val="28"/>
+              </w:rPr>
+              <w:t xml:space="preserve"> что-то не так.</w:t>
             </w:r>
           </w:p>
         </w:tc>
@@ -2264,69 +2385,46 @@
         <w:tc>
           <w:tcPr>
             <w:tcW w:w="4672" w:type="dxa"/>
-          </w:tcPr>
-          <w:p>
-            <w:pPr>
-              <w:rPr>
-                <w:rFonts w:ascii="Times New Roman" w:hAnsi="Times New Roman" w:cs="Times New Roman"/>
-                <w:sz w:val="28"/>
-                <w:szCs w:val="28"/>
-              </w:rPr>
-            </w:pPr>
-            <w:r>
-              <w:rPr>
-                <w:rFonts w:ascii="Times New Roman" w:hAnsi="Times New Roman" w:cs="Times New Roman"/>
-                <w:sz w:val="28"/>
-                <w:szCs w:val="28"/>
-              </w:rPr>
-              <w:t xml:space="preserve">10. </w:t>
-            </w:r>
-            <w:r>
-              <w:rPr>
-                <w:rFonts w:ascii="Times New Roman" w:hAnsi="Times New Roman" w:cs="Times New Roman"/>
-                <w:sz w:val="28"/>
-                <w:szCs w:val="28"/>
-              </w:rPr>
-              <w:t>Какие проблемы влияют на успешность Вашей деятельности?</w:t>
+            <w:vAlign w:val="center"/>
+          </w:tcPr>
+          <w:p>
+            <w:pPr>
+              <w:rPr>
+                <w:rFonts w:ascii="Times New Roman" w:hAnsi="Times New Roman" w:cs="Times New Roman"/>
+                <w:sz w:val="28"/>
+                <w:szCs w:val="28"/>
+              </w:rPr>
+            </w:pPr>
+            <w:r>
+              <w:rPr>
+                <w:rFonts w:ascii="Times New Roman" w:hAnsi="Times New Roman" w:cs="Times New Roman"/>
+                <w:sz w:val="28"/>
+                <w:szCs w:val="28"/>
+              </w:rPr>
+              <w:t>10. Какие проблемы влияют на успешность Вашей деятельности?</w:t>
             </w:r>
           </w:p>
         </w:tc>
         <w:tc>
           <w:tcPr>
             <w:tcW w:w="4673" w:type="dxa"/>
-          </w:tcPr>
-          <w:p>
-            <w:pPr>
-              <w:rPr>
-                <w:rFonts w:ascii="Times New Roman" w:hAnsi="Times New Roman" w:cs="Times New Roman"/>
-                <w:sz w:val="28"/>
-                <w:szCs w:val="28"/>
-              </w:rPr>
-            </w:pPr>
-            <w:r>
-              <w:rPr>
-                <w:rFonts w:ascii="Times New Roman" w:hAnsi="Times New Roman" w:cs="Times New Roman"/>
-                <w:sz w:val="28"/>
-                <w:szCs w:val="28"/>
-              </w:rPr>
-              <w:t xml:space="preserve">1) Огромный поток, не успеваю проверять всё качественно. </w:t>
-            </w:r>
-          </w:p>
-          <w:p>
-            <w:pPr>
-              <w:rPr>
-                <w:rFonts w:ascii="Times New Roman" w:hAnsi="Times New Roman" w:cs="Times New Roman"/>
-                <w:sz w:val="28"/>
-                <w:szCs w:val="28"/>
-              </w:rPr>
-            </w:pPr>
-            <w:r>
-              <w:rPr>
-                <w:rFonts w:ascii="Times New Roman" w:hAnsi="Times New Roman" w:cs="Times New Roman"/>
-                <w:sz w:val="28"/>
-                <w:szCs w:val="28"/>
-              </w:rPr>
-              <w:t>2) Спам-боты создают сотни фейков. 3) Нет инструментов для быстрой блокировки — приходится делать много лишних действий.</w:t>
+            <w:vAlign w:val="center"/>
+          </w:tcPr>
+          <w:p>
+            <w:pPr>
+              <w:rPr>
+                <w:rFonts w:ascii="Times New Roman" w:hAnsi="Times New Roman" w:cs="Times New Roman"/>
+                <w:sz w:val="28"/>
+                <w:szCs w:val="28"/>
+              </w:rPr>
+            </w:pPr>
+            <w:r>
+              <w:rPr>
+                <w:rFonts w:ascii="Times New Roman" w:hAnsi="Times New Roman" w:cs="Times New Roman"/>
+                <w:sz w:val="28"/>
+                <w:szCs w:val="28"/>
+              </w:rPr>
+              <w:t>Спам и боты, отсутствие отзывов (покупатели мне не доверяют), проблемы с коммуникацией (покупатель договорился о встрече и не пришел). Также раздражает, что объявление быстро «тонет» и его никто не видит.</w:t>
             </w:r>
           </w:p>
         </w:tc>
@@ -2335,70 +2433,78 @@
         <w:tc>
           <w:tcPr>
             <w:tcW w:w="4672" w:type="dxa"/>
-          </w:tcPr>
-          <w:p>
-            <w:pPr>
-              <w:rPr>
-                <w:rFonts w:ascii="Times New Roman" w:hAnsi="Times New Roman" w:cs="Times New Roman"/>
-                <w:sz w:val="28"/>
-                <w:szCs w:val="28"/>
-              </w:rPr>
-            </w:pPr>
-            <w:r>
-              <w:rPr>
-                <w:rFonts w:ascii="Times New Roman" w:hAnsi="Times New Roman" w:cs="Times New Roman"/>
-                <w:sz w:val="28"/>
-                <w:szCs w:val="28"/>
-              </w:rPr>
-              <w:t xml:space="preserve">11. </w:t>
-            </w:r>
-            <w:r>
-              <w:rPr>
-                <w:rFonts w:ascii="Times New Roman" w:hAnsi="Times New Roman" w:cs="Times New Roman"/>
-                <w:sz w:val="28"/>
-                <w:szCs w:val="28"/>
-              </w:rPr>
-              <w:t>Какие тенденции делают Вашу работу проще или сложнее?</w:t>
+            <w:vAlign w:val="center"/>
+          </w:tcPr>
+          <w:p>
+            <w:pPr>
+              <w:rPr>
+                <w:rFonts w:ascii="Times New Roman" w:hAnsi="Times New Roman" w:cs="Times New Roman"/>
+                <w:sz w:val="28"/>
+                <w:szCs w:val="28"/>
+              </w:rPr>
+            </w:pPr>
+            <w:r>
+              <w:rPr>
+                <w:rFonts w:ascii="Times New Roman" w:hAnsi="Times New Roman" w:cs="Times New Roman"/>
+                <w:sz w:val="28"/>
+                <w:szCs w:val="28"/>
+              </w:rPr>
+              <w:t>11. Какие тенденции делают Вашу работу проще или сложнее?</w:t>
             </w:r>
           </w:p>
         </w:tc>
         <w:tc>
           <w:tcPr>
             <w:tcW w:w="4673" w:type="dxa"/>
-          </w:tcPr>
-          <w:p>
-            <w:pPr>
-              <w:rPr>
-                <w:rFonts w:ascii="Times New Roman" w:hAnsi="Times New Roman" w:cs="Times New Roman"/>
-                <w:sz w:val="28"/>
-                <w:szCs w:val="28"/>
-              </w:rPr>
-            </w:pPr>
-            <w:r>
-              <w:rPr>
-                <w:rFonts w:ascii="Times New Roman" w:hAnsi="Times New Roman" w:cs="Times New Roman"/>
-                <w:sz w:val="28"/>
-                <w:szCs w:val="28"/>
-              </w:rPr>
-              <w:t xml:space="preserve">Сложнее: боты становятся умнее, их сложно отличить от людей. Проще: можно настроить </w:t>
-            </w:r>
-            <w:proofErr w:type="spellStart"/>
-            <w:r>
-              <w:rPr>
-                <w:rFonts w:ascii="Times New Roman" w:hAnsi="Times New Roman" w:cs="Times New Roman"/>
-                <w:sz w:val="28"/>
-                <w:szCs w:val="28"/>
-              </w:rPr>
-              <w:t>автофильтры</w:t>
-            </w:r>
-            <w:proofErr w:type="spellEnd"/>
-            <w:r>
-              <w:rPr>
-                <w:rFonts w:ascii="Times New Roman" w:hAnsi="Times New Roman" w:cs="Times New Roman"/>
-                <w:sz w:val="28"/>
-                <w:szCs w:val="28"/>
-              </w:rPr>
-              <w:t xml:space="preserve"> по подозрительным словам.</w:t>
+            <w:vAlign w:val="center"/>
+          </w:tcPr>
+          <w:p>
+            <w:pPr>
+              <w:rPr>
+                <w:rFonts w:ascii="Times New Roman" w:hAnsi="Times New Roman" w:cs="Times New Roman"/>
+                <w:sz w:val="28"/>
+                <w:szCs w:val="28"/>
+              </w:rPr>
+            </w:pPr>
+            <w:r>
+              <w:rPr>
+                <w:rFonts w:ascii="Times New Roman" w:hAnsi="Times New Roman" w:cs="Times New Roman"/>
+                <w:sz w:val="28"/>
+                <w:szCs w:val="28"/>
+              </w:rPr>
+              <w:t xml:space="preserve">Проще </w:t>
+            </w:r>
+            <w:r>
+              <w:rPr>
+                <w:rFonts w:ascii="Times New Roman" w:hAnsi="Times New Roman" w:cs="Times New Roman"/>
+                <w:sz w:val="28"/>
+                <w:szCs w:val="28"/>
+              </w:rPr>
+              <w:t>-</w:t>
+            </w:r>
+            <w:r>
+              <w:rPr>
+                <w:rFonts w:ascii="Times New Roman" w:hAnsi="Times New Roman" w:cs="Times New Roman"/>
+                <w:sz w:val="28"/>
+                <w:szCs w:val="28"/>
+              </w:rPr>
+              <w:t xml:space="preserve"> мобильное приложение: сфотографировал товар и сразу выложил. Сложнее </w:t>
+            </w:r>
+            <w:r>
+              <w:rPr>
+                <w:rFonts w:ascii="Times New Roman" w:hAnsi="Times New Roman" w:cs="Times New Roman"/>
+                <w:sz w:val="28"/>
+                <w:szCs w:val="28"/>
+              </w:rPr>
+              <w:t>-</w:t>
+            </w:r>
+            <w:r>
+              <w:rPr>
+                <w:rFonts w:ascii="Times New Roman" w:hAnsi="Times New Roman" w:cs="Times New Roman"/>
+                <w:sz w:val="28"/>
+                <w:szCs w:val="28"/>
+              </w:rPr>
+              <w:t xml:space="preserve"> рост мошенничества среди покупателей (поддельные скриншоты оплаты, попытки обмануть при доставке).</w:t>
             </w:r>
           </w:p>
         </w:tc>
@@ -2407,30 +2513,23 @@
         <w:tc>
           <w:tcPr>
             <w:tcW w:w="4672" w:type="dxa"/>
-          </w:tcPr>
-          <w:p>
-            <w:pPr>
-              <w:rPr>
-                <w:rFonts w:ascii="Times New Roman" w:hAnsi="Times New Roman" w:cs="Times New Roman"/>
-                <w:sz w:val="28"/>
-                <w:szCs w:val="28"/>
-              </w:rPr>
-            </w:pPr>
-            <w:r>
-              <w:rPr>
-                <w:rFonts w:ascii="Times New Roman" w:hAnsi="Times New Roman" w:cs="Times New Roman"/>
-                <w:sz w:val="28"/>
-                <w:szCs w:val="28"/>
-              </w:rPr>
-              <w:t xml:space="preserve">12. </w:t>
-            </w:r>
-            <w:r>
-              <w:rPr>
-                <w:rFonts w:ascii="Times New Roman" w:hAnsi="Times New Roman" w:cs="Times New Roman"/>
-                <w:sz w:val="28"/>
-                <w:szCs w:val="28"/>
-              </w:rPr>
-              <w:t>Какой интерес или потребности у Вас есть относительно будущего ПО «</w:t>
+            <w:vAlign w:val="center"/>
+          </w:tcPr>
+          <w:p>
+            <w:pPr>
+              <w:rPr>
+                <w:rFonts w:ascii="Times New Roman" w:hAnsi="Times New Roman" w:cs="Times New Roman"/>
+                <w:sz w:val="28"/>
+                <w:szCs w:val="28"/>
+              </w:rPr>
+            </w:pPr>
+            <w:r>
+              <w:rPr>
+                <w:rFonts w:ascii="Times New Roman" w:hAnsi="Times New Roman" w:cs="Times New Roman"/>
+                <w:sz w:val="28"/>
+                <w:szCs w:val="28"/>
+              </w:rPr>
+              <w:t>12. Какой интерес или потребности у Вас есть относительно будущего ПО «</w:t>
             </w:r>
             <w:proofErr w:type="spellStart"/>
             <w:r>
@@ -2455,22 +2554,23 @@
         <w:tc>
           <w:tcPr>
             <w:tcW w:w="4673" w:type="dxa"/>
-          </w:tcPr>
-          <w:p>
-            <w:pPr>
-              <w:rPr>
-                <w:rFonts w:ascii="Times New Roman" w:hAnsi="Times New Roman" w:cs="Times New Roman"/>
-                <w:sz w:val="28"/>
-                <w:szCs w:val="28"/>
-              </w:rPr>
-            </w:pPr>
-            <w:r>
-              <w:rPr>
-                <w:rFonts w:ascii="Times New Roman" w:hAnsi="Times New Roman" w:cs="Times New Roman"/>
-                <w:sz w:val="28"/>
-                <w:szCs w:val="28"/>
-              </w:rPr>
-              <w:t xml:space="preserve">Панель модерации: очередь объявлений, кнопки "Одобрить/Отклонить" в один клик, </w:t>
+            <w:vAlign w:val="center"/>
+          </w:tcPr>
+          <w:p>
+            <w:pPr>
+              <w:rPr>
+                <w:rFonts w:ascii="Times New Roman" w:hAnsi="Times New Roman" w:cs="Times New Roman"/>
+                <w:sz w:val="28"/>
+                <w:szCs w:val="28"/>
+              </w:rPr>
+            </w:pPr>
+            <w:r>
+              <w:rPr>
+                <w:rFonts w:ascii="Times New Roman" w:hAnsi="Times New Roman" w:cs="Times New Roman"/>
+                <w:sz w:val="28"/>
+                <w:szCs w:val="28"/>
+              </w:rPr>
+              <w:t xml:space="preserve">Рейтинг и отзывы о покупателях, чтобы видеть, с кем имею дело. Возможность быстро продвигать </w:t>
             </w:r>
             <w:r>
               <w:rPr>
@@ -2479,7 +2579,376 @@
                 <w:szCs w:val="28"/>
               </w:rPr>
               <w:lastRenderedPageBreak/>
-              <w:t>шаблонные причины отказа, история нарушений пользователя, блокировка по IP и номеру телефона.</w:t>
+              <w:t>объявление. И чтобы объявления не терялись в потоке.</w:t>
+            </w:r>
+          </w:p>
+        </w:tc>
+      </w:tr>
+      <w:tr>
+        <w:tc>
+          <w:tcPr>
+            <w:tcW w:w="4672" w:type="dxa"/>
+            <w:vAlign w:val="center"/>
+          </w:tcPr>
+          <w:p>
+            <w:pPr>
+              <w:rPr>
+                <w:rFonts w:ascii="Times New Roman" w:hAnsi="Times New Roman" w:cs="Times New Roman"/>
+                <w:sz w:val="28"/>
+                <w:szCs w:val="28"/>
+              </w:rPr>
+            </w:pPr>
+            <w:r>
+              <w:rPr>
+                <w:rFonts w:ascii="Times New Roman" w:hAnsi="Times New Roman" w:cs="Times New Roman"/>
+                <w:sz w:val="28"/>
+                <w:szCs w:val="28"/>
+              </w:rPr>
+              <w:lastRenderedPageBreak/>
+              <w:t>13. Что для Вас важно в личном кабинете продавца?</w:t>
+            </w:r>
+          </w:p>
+        </w:tc>
+        <w:tc>
+          <w:tcPr>
+            <w:tcW w:w="4673" w:type="dxa"/>
+            <w:vAlign w:val="center"/>
+          </w:tcPr>
+          <w:p>
+            <w:pPr>
+              <w:rPr>
+                <w:rFonts w:ascii="Times New Roman" w:hAnsi="Times New Roman" w:cs="Times New Roman"/>
+                <w:sz w:val="28"/>
+                <w:szCs w:val="28"/>
+              </w:rPr>
+            </w:pPr>
+            <w:r>
+              <w:rPr>
+                <w:rFonts w:ascii="Times New Roman" w:hAnsi="Times New Roman" w:cs="Times New Roman"/>
+                <w:sz w:val="28"/>
+                <w:szCs w:val="28"/>
+              </w:rPr>
+              <w:t>Список моих активных объявлений</w:t>
+            </w:r>
+            <w:r>
+              <w:rPr>
+                <w:rFonts w:ascii="Times New Roman" w:hAnsi="Times New Roman" w:cs="Times New Roman"/>
+                <w:sz w:val="28"/>
+                <w:szCs w:val="28"/>
+              </w:rPr>
+              <w:t>, отзывы обо мне</w:t>
+            </w:r>
+            <w:r>
+              <w:rPr>
+                <w:rFonts w:ascii="Times New Roman" w:hAnsi="Times New Roman" w:cs="Times New Roman"/>
+                <w:sz w:val="28"/>
+                <w:szCs w:val="28"/>
+              </w:rPr>
+              <w:t>, статистика просмотров (сколько людей увидели товар), история продаж, а также список сообщений от покупателей в одном месте.</w:t>
+            </w:r>
+          </w:p>
+        </w:tc>
+      </w:tr>
+      <w:tr>
+        <w:tc>
+          <w:tcPr>
+            <w:tcW w:w="4672" w:type="dxa"/>
+            <w:vAlign w:val="center"/>
+          </w:tcPr>
+          <w:p>
+            <w:pPr>
+              <w:rPr>
+                <w:rFonts w:ascii="Times New Roman" w:hAnsi="Times New Roman" w:cs="Times New Roman"/>
+                <w:sz w:val="28"/>
+                <w:szCs w:val="28"/>
+              </w:rPr>
+            </w:pPr>
+            <w:r>
+              <w:rPr>
+                <w:rFonts w:ascii="Times New Roman" w:hAnsi="Times New Roman" w:cs="Times New Roman"/>
+                <w:sz w:val="28"/>
+                <w:szCs w:val="28"/>
+              </w:rPr>
+              <w:t>14. Как Вы хотите управлять своими объявлениями?</w:t>
+            </w:r>
+          </w:p>
+        </w:tc>
+        <w:tc>
+          <w:tcPr>
+            <w:tcW w:w="4673" w:type="dxa"/>
+            <w:vAlign w:val="center"/>
+          </w:tcPr>
+          <w:p>
+            <w:pPr>
+              <w:rPr>
+                <w:rFonts w:ascii="Times New Roman" w:hAnsi="Times New Roman" w:cs="Times New Roman"/>
+                <w:sz w:val="28"/>
+                <w:szCs w:val="28"/>
+              </w:rPr>
+            </w:pPr>
+            <w:r>
+              <w:rPr>
+                <w:rFonts w:ascii="Times New Roman" w:hAnsi="Times New Roman" w:cs="Times New Roman"/>
+                <w:sz w:val="28"/>
+                <w:szCs w:val="28"/>
+              </w:rPr>
+              <w:t>Возможность редактировать цену, менять фото, снимать с публикации, когда товар продан. Хотелось бы иметь кнопку «Поднять объявление», чтобы оно снова было наверху.</w:t>
+            </w:r>
+          </w:p>
+        </w:tc>
+      </w:tr>
+      <w:tr>
+        <w:tc>
+          <w:tcPr>
+            <w:tcW w:w="4672" w:type="dxa"/>
+            <w:vAlign w:val="center"/>
+          </w:tcPr>
+          <w:p>
+            <w:pPr>
+              <w:rPr>
+                <w:rFonts w:ascii="Times New Roman" w:hAnsi="Times New Roman" w:cs="Times New Roman"/>
+                <w:sz w:val="28"/>
+                <w:szCs w:val="28"/>
+              </w:rPr>
+            </w:pPr>
+            <w:r>
+              <w:rPr>
+                <w:rFonts w:ascii="Times New Roman" w:hAnsi="Times New Roman" w:cs="Times New Roman"/>
+                <w:sz w:val="28"/>
+                <w:szCs w:val="28"/>
+              </w:rPr>
+              <w:t>15. Какие способы оплаты и доставки для Вас удобны?</w:t>
+            </w:r>
+          </w:p>
+        </w:tc>
+        <w:tc>
+          <w:tcPr>
+            <w:tcW w:w="4673" w:type="dxa"/>
+            <w:vAlign w:val="center"/>
+          </w:tcPr>
+          <w:p>
+            <w:pPr>
+              <w:rPr>
+                <w:rFonts w:ascii="Times New Roman" w:hAnsi="Times New Roman" w:cs="Times New Roman"/>
+                <w:sz w:val="28"/>
+                <w:szCs w:val="28"/>
+              </w:rPr>
+            </w:pPr>
+            <w:r>
+              <w:rPr>
+                <w:rFonts w:ascii="Times New Roman" w:hAnsi="Times New Roman" w:cs="Times New Roman"/>
+                <w:sz w:val="28"/>
+                <w:szCs w:val="28"/>
+              </w:rPr>
+              <w:t xml:space="preserve">Наличные при личной встрече </w:t>
+            </w:r>
+            <w:r>
+              <w:rPr>
+                <w:rFonts w:ascii="Times New Roman" w:hAnsi="Times New Roman" w:cs="Times New Roman"/>
+                <w:sz w:val="28"/>
+                <w:szCs w:val="28"/>
+              </w:rPr>
+              <w:t>-</w:t>
+            </w:r>
+            <w:r>
+              <w:rPr>
+                <w:rFonts w:ascii="Times New Roman" w:hAnsi="Times New Roman" w:cs="Times New Roman"/>
+                <w:sz w:val="28"/>
+                <w:szCs w:val="28"/>
+              </w:rPr>
+              <w:t xml:space="preserve"> самый простой вариант. Готов рассмотреть безопасную сделку через систему, если она защитит от недобросовестных покупателей. Доставку предпочитаю через курьера или </w:t>
+            </w:r>
+            <w:r>
+              <w:rPr>
+                <w:rFonts w:ascii="Times New Roman" w:hAnsi="Times New Roman" w:cs="Times New Roman"/>
+                <w:sz w:val="28"/>
+                <w:szCs w:val="28"/>
+              </w:rPr>
+              <w:t>почту</w:t>
+            </w:r>
+            <w:r>
+              <w:rPr>
+                <w:rFonts w:ascii="Times New Roman" w:hAnsi="Times New Roman" w:cs="Times New Roman"/>
+                <w:sz w:val="28"/>
+                <w:szCs w:val="28"/>
+              </w:rPr>
+              <w:t>.</w:t>
+            </w:r>
+          </w:p>
+        </w:tc>
+      </w:tr>
+      <w:tr>
+        <w:tc>
+          <w:tcPr>
+            <w:tcW w:w="4672" w:type="dxa"/>
+            <w:vAlign w:val="center"/>
+          </w:tcPr>
+          <w:p>
+            <w:pPr>
+              <w:rPr>
+                <w:rFonts w:ascii="Times New Roman" w:hAnsi="Times New Roman" w:cs="Times New Roman"/>
+                <w:sz w:val="28"/>
+                <w:szCs w:val="28"/>
+              </w:rPr>
+            </w:pPr>
+            <w:r>
+              <w:rPr>
+                <w:rFonts w:ascii="Times New Roman" w:hAnsi="Times New Roman" w:cs="Times New Roman"/>
+                <w:sz w:val="28"/>
+                <w:szCs w:val="28"/>
+              </w:rPr>
+              <w:t>16. Как Вы хотите общаться с покупателем?</w:t>
+            </w:r>
+          </w:p>
+        </w:tc>
+        <w:tc>
+          <w:tcPr>
+            <w:tcW w:w="4673" w:type="dxa"/>
+            <w:vAlign w:val="center"/>
+          </w:tcPr>
+          <w:p>
+            <w:pPr>
+              <w:rPr>
+                <w:rFonts w:ascii="Times New Roman" w:hAnsi="Times New Roman" w:cs="Times New Roman"/>
+                <w:sz w:val="28"/>
+                <w:szCs w:val="28"/>
+              </w:rPr>
+            </w:pPr>
+            <w:r>
+              <w:rPr>
+                <w:rFonts w:ascii="Times New Roman" w:hAnsi="Times New Roman" w:cs="Times New Roman"/>
+                <w:sz w:val="28"/>
+                <w:szCs w:val="28"/>
+              </w:rPr>
+              <w:t xml:space="preserve">Через встроенный чат, чтобы не публиковать свой номер телефона в открытом доступе. Если сделка состоялась </w:t>
+            </w:r>
+            <w:r>
+              <w:rPr>
+                <w:rFonts w:ascii="Times New Roman" w:hAnsi="Times New Roman" w:cs="Times New Roman"/>
+                <w:sz w:val="28"/>
+                <w:szCs w:val="28"/>
+              </w:rPr>
+              <w:t>-</w:t>
+            </w:r>
+            <w:r>
+              <w:rPr>
+                <w:rFonts w:ascii="Times New Roman" w:hAnsi="Times New Roman" w:cs="Times New Roman"/>
+                <w:sz w:val="28"/>
+                <w:szCs w:val="28"/>
+              </w:rPr>
+              <w:t xml:space="preserve"> можно дать контакты для дальнейшей связи.</w:t>
+            </w:r>
+          </w:p>
+        </w:tc>
+      </w:tr>
+      <w:tr>
+        <w:tc>
+          <w:tcPr>
+            <w:tcW w:w="4672" w:type="dxa"/>
+            <w:vAlign w:val="center"/>
+          </w:tcPr>
+          <w:p>
+            <w:pPr>
+              <w:rPr>
+                <w:rFonts w:ascii="Times New Roman" w:hAnsi="Times New Roman" w:cs="Times New Roman"/>
+                <w:sz w:val="28"/>
+                <w:szCs w:val="28"/>
+              </w:rPr>
+            </w:pPr>
+            <w:r>
+              <w:rPr>
+                <w:rFonts w:ascii="Times New Roman" w:hAnsi="Times New Roman" w:cs="Times New Roman"/>
+                <w:sz w:val="28"/>
+                <w:szCs w:val="28"/>
+              </w:rPr>
+              <w:t>17. Что Вас больше всего раздражает в существующих сервисах?</w:t>
+            </w:r>
+          </w:p>
+        </w:tc>
+        <w:tc>
+          <w:tcPr>
+            <w:tcW w:w="4673" w:type="dxa"/>
+            <w:vAlign w:val="center"/>
+          </w:tcPr>
+          <w:p>
+            <w:pPr>
+              <w:rPr>
+                <w:rFonts w:ascii="Times New Roman" w:hAnsi="Times New Roman" w:cs="Times New Roman"/>
+                <w:sz w:val="28"/>
+                <w:szCs w:val="28"/>
+              </w:rPr>
+            </w:pPr>
+            <w:r>
+              <w:rPr>
+                <w:rFonts w:ascii="Times New Roman" w:hAnsi="Times New Roman" w:cs="Times New Roman"/>
+                <w:sz w:val="28"/>
+                <w:szCs w:val="28"/>
+              </w:rPr>
+              <w:t xml:space="preserve">Платное продвижение, без которого объявление никто не видит. Невозможность быстро ответить на сообщения с телефона. И то, что нет нормальной системы отзывов </w:t>
+            </w:r>
+            <w:r>
+              <w:rPr>
+                <w:rFonts w:ascii="Times New Roman" w:hAnsi="Times New Roman" w:cs="Times New Roman"/>
+                <w:sz w:val="28"/>
+                <w:szCs w:val="28"/>
+              </w:rPr>
+              <w:t>-</w:t>
+            </w:r>
+            <w:r>
+              <w:rPr>
+                <w:rFonts w:ascii="Times New Roman" w:hAnsi="Times New Roman" w:cs="Times New Roman"/>
+                <w:sz w:val="28"/>
+                <w:szCs w:val="28"/>
+              </w:rPr>
+              <w:t xml:space="preserve"> покупатель может обмануть, и я не смогу его заблокировать.</w:t>
+            </w:r>
+          </w:p>
+        </w:tc>
+      </w:tr>
+      <w:tr>
+        <w:tc>
+          <w:tcPr>
+            <w:tcW w:w="4672" w:type="dxa"/>
+            <w:vAlign w:val="center"/>
+          </w:tcPr>
+          <w:p>
+            <w:pPr>
+              <w:rPr>
+                <w:rFonts w:ascii="Times New Roman" w:hAnsi="Times New Roman" w:cs="Times New Roman"/>
+                <w:sz w:val="28"/>
+                <w:szCs w:val="28"/>
+              </w:rPr>
+            </w:pPr>
+            <w:r>
+              <w:rPr>
+                <w:rFonts w:ascii="Times New Roman" w:hAnsi="Times New Roman" w:cs="Times New Roman"/>
+                <w:sz w:val="28"/>
+                <w:szCs w:val="28"/>
+              </w:rPr>
+              <w:t>18. Дополнительные пожелания</w:t>
+            </w:r>
+          </w:p>
+        </w:tc>
+        <w:tc>
+          <w:tcPr>
+            <w:tcW w:w="4673" w:type="dxa"/>
+            <w:vAlign w:val="center"/>
+          </w:tcPr>
+          <w:p>
+            <w:pPr>
+              <w:rPr>
+                <w:rFonts w:ascii="Times New Roman" w:hAnsi="Times New Roman" w:cs="Times New Roman"/>
+                <w:sz w:val="28"/>
+                <w:szCs w:val="28"/>
+              </w:rPr>
+            </w:pPr>
+            <w:r>
+              <w:rPr>
+                <w:rFonts w:ascii="Times New Roman" w:hAnsi="Times New Roman" w:cs="Times New Roman"/>
+                <w:sz w:val="28"/>
+                <w:szCs w:val="28"/>
+              </w:rPr>
+              <w:t>Хочу видеть, сколько человек просмотрело мое объявление и сколько добавило в избранное. Это поможет понять, интересен ли товар и стоит ли снижать цену.</w:t>
             </w:r>
           </w:p>
         </w:tc>
@@ -2502,13 +2971,41 @@
           <w:szCs w:val="28"/>
         </w:rPr>
       </w:pPr>
-      <w:r>
+    </w:p>
+    <w:p>
+      <w:pPr>
         <w:rPr>
           <w:rFonts w:ascii="Times New Roman" w:hAnsi="Times New Roman" w:cs="Times New Roman"/>
           <w:sz w:val="28"/>
           <w:szCs w:val="28"/>
         </w:rPr>
-        <w:t>Интервью с заказчиком</w:t>
+      </w:pPr>
+    </w:p>
+    <w:p>
+      <w:pPr>
+        <w:rPr>
+          <w:rFonts w:ascii="Times New Roman" w:hAnsi="Times New Roman" w:cs="Times New Roman"/>
+          <w:sz w:val="28"/>
+          <w:szCs w:val="28"/>
+        </w:rPr>
+      </w:pPr>
+    </w:p>
+    <w:p>
+      <w:pPr>
+        <w:rPr>
+          <w:rFonts w:ascii="Times New Roman" w:hAnsi="Times New Roman" w:cs="Times New Roman"/>
+          <w:sz w:val="28"/>
+          <w:szCs w:val="28"/>
+        </w:rPr>
+      </w:pPr>
+      <w:r>
+        <w:rPr>
+          <w:rFonts w:ascii="Times New Roman" w:hAnsi="Times New Roman" w:cs="Times New Roman"/>
+          <w:sz w:val="28"/>
+          <w:szCs w:val="28"/>
+        </w:rPr>
+        <w:lastRenderedPageBreak/>
+        <w:t>Интервью с модератором</w:t>
       </w:r>
     </w:p>
     <w:tbl>
@@ -2571,60 +3068,56 @@
         <w:tc>
           <w:tcPr>
             <w:tcW w:w="4672" w:type="dxa"/>
-          </w:tcPr>
-          <w:p>
-            <w:pPr>
-              <w:rPr>
-                <w:rFonts w:ascii="Times New Roman" w:hAnsi="Times New Roman" w:cs="Times New Roman"/>
-                <w:sz w:val="28"/>
-                <w:szCs w:val="28"/>
-              </w:rPr>
-            </w:pPr>
-            <w:r>
-              <w:rPr>
-                <w:rFonts w:ascii="Times New Roman" w:hAnsi="Times New Roman" w:cs="Times New Roman"/>
-                <w:sz w:val="28"/>
-                <w:szCs w:val="28"/>
-              </w:rPr>
-              <w:t>1.</w:t>
-            </w:r>
-            <w:r>
-              <w:rPr>
-                <w:rFonts w:ascii="Times New Roman" w:hAnsi="Times New Roman" w:cs="Times New Roman"/>
-                <w:sz w:val="28"/>
-                <w:szCs w:val="28"/>
-              </w:rPr>
-              <w:t xml:space="preserve"> </w:t>
-            </w:r>
-            <w:r>
-              <w:rPr>
-                <w:rFonts w:ascii="Times New Roman" w:hAnsi="Times New Roman" w:cs="Times New Roman"/>
-                <w:sz w:val="28"/>
-                <w:szCs w:val="28"/>
-              </w:rPr>
-              <w:t>Ваше имя</w:t>
+            <w:vAlign w:val="center"/>
+          </w:tcPr>
+          <w:p>
+            <w:pPr>
+              <w:rPr>
+                <w:rFonts w:ascii="Times New Roman" w:hAnsi="Times New Roman" w:cs="Times New Roman"/>
+                <w:sz w:val="28"/>
+                <w:szCs w:val="28"/>
+              </w:rPr>
+            </w:pPr>
+            <w:r>
+              <w:rPr>
+                <w:rFonts w:ascii="Times New Roman" w:hAnsi="Times New Roman" w:cs="Times New Roman"/>
+                <w:sz w:val="28"/>
+                <w:szCs w:val="28"/>
+              </w:rPr>
+              <w:t>1. Ваше имя</w:t>
             </w:r>
           </w:p>
         </w:tc>
         <w:tc>
           <w:tcPr>
             <w:tcW w:w="4673" w:type="dxa"/>
-          </w:tcPr>
-          <w:p>
-            <w:pPr>
-              <w:rPr>
-                <w:rFonts w:ascii="Times New Roman" w:hAnsi="Times New Roman" w:cs="Times New Roman"/>
-                <w:sz w:val="28"/>
-                <w:szCs w:val="28"/>
-              </w:rPr>
-            </w:pPr>
-            <w:r>
-              <w:rPr>
-                <w:rFonts w:ascii="Times New Roman" w:hAnsi="Times New Roman" w:cs="Times New Roman"/>
-                <w:sz w:val="28"/>
-                <w:szCs w:val="28"/>
-              </w:rPr>
-              <w:t>Николаевский Никита Вячеславович</w:t>
+            <w:vAlign w:val="center"/>
+          </w:tcPr>
+          <w:p>
+            <w:pPr>
+              <w:rPr>
+                <w:rFonts w:ascii="Times New Roman" w:hAnsi="Times New Roman" w:cs="Times New Roman"/>
+                <w:sz w:val="28"/>
+                <w:szCs w:val="28"/>
+              </w:rPr>
+            </w:pPr>
+            <w:proofErr w:type="spellStart"/>
+            <w:r>
+              <w:rPr>
+                <w:rFonts w:ascii="Times New Roman" w:hAnsi="Times New Roman" w:cs="Times New Roman"/>
+                <w:sz w:val="28"/>
+                <w:szCs w:val="28"/>
+              </w:rPr>
+              <w:t>Драмбович</w:t>
+            </w:r>
+            <w:proofErr w:type="spellEnd"/>
+            <w:r>
+              <w:rPr>
+                <w:rFonts w:ascii="Times New Roman" w:hAnsi="Times New Roman" w:cs="Times New Roman"/>
+                <w:sz w:val="28"/>
+                <w:szCs w:val="28"/>
+              </w:rPr>
+              <w:t xml:space="preserve"> Максим Никитич</w:t>
             </w:r>
           </w:p>
         </w:tc>
@@ -2633,52 +3126,46 @@
         <w:tc>
           <w:tcPr>
             <w:tcW w:w="4672" w:type="dxa"/>
-          </w:tcPr>
-          <w:p>
-            <w:pPr>
-              <w:rPr>
-                <w:rFonts w:ascii="Times New Roman" w:hAnsi="Times New Roman" w:cs="Times New Roman"/>
-                <w:sz w:val="28"/>
-                <w:szCs w:val="28"/>
-              </w:rPr>
-            </w:pPr>
-            <w:r>
-              <w:rPr>
-                <w:rFonts w:ascii="Times New Roman" w:hAnsi="Times New Roman" w:cs="Times New Roman"/>
-                <w:sz w:val="28"/>
-                <w:szCs w:val="28"/>
-              </w:rPr>
-              <w:t xml:space="preserve">2. </w:t>
-            </w:r>
-            <w:r>
-              <w:rPr>
-                <w:rFonts w:ascii="Times New Roman" w:hAnsi="Times New Roman" w:cs="Times New Roman"/>
-                <w:sz w:val="28"/>
-                <w:szCs w:val="28"/>
-              </w:rPr>
-              <w:t>Ваша роль в системе:</w:t>
+            <w:vAlign w:val="center"/>
+          </w:tcPr>
+          <w:p>
+            <w:pPr>
+              <w:rPr>
+                <w:rFonts w:ascii="Times New Roman" w:hAnsi="Times New Roman" w:cs="Times New Roman"/>
+                <w:sz w:val="28"/>
+                <w:szCs w:val="28"/>
+              </w:rPr>
+            </w:pPr>
+            <w:r>
+              <w:rPr>
+                <w:rFonts w:ascii="Times New Roman" w:hAnsi="Times New Roman" w:cs="Times New Roman"/>
+                <w:sz w:val="28"/>
+                <w:szCs w:val="28"/>
+              </w:rPr>
+              <w:t>2. Ваша роль в системе</w:t>
             </w:r>
           </w:p>
         </w:tc>
         <w:tc>
           <w:tcPr>
             <w:tcW w:w="4673" w:type="dxa"/>
-          </w:tcPr>
-          <w:p>
-            <w:pPr>
-              <w:rPr>
-                <w:rFonts w:ascii="Times New Roman" w:hAnsi="Times New Roman" w:cs="Times New Roman"/>
-                <w:sz w:val="28"/>
-                <w:szCs w:val="28"/>
-              </w:rPr>
-            </w:pPr>
-            <w:r>
-              <w:rPr>
-                <w:rFonts w:ascii="Times New Roman" w:hAnsi="Times New Roman" w:cs="Times New Roman"/>
-                <w:sz w:val="28"/>
-                <w:szCs w:val="28"/>
-              </w:rPr>
-              <w:t>Заказчик (представитель администрации города)</w:t>
+            <w:vAlign w:val="center"/>
+          </w:tcPr>
+          <w:p>
+            <w:pPr>
+              <w:rPr>
+                <w:rFonts w:ascii="Times New Roman" w:hAnsi="Times New Roman" w:cs="Times New Roman"/>
+                <w:sz w:val="28"/>
+                <w:szCs w:val="28"/>
+              </w:rPr>
+            </w:pPr>
+            <w:r>
+              <w:rPr>
+                <w:rFonts w:ascii="Times New Roman" w:hAnsi="Times New Roman" w:cs="Times New Roman"/>
+                <w:sz w:val="28"/>
+                <w:szCs w:val="28"/>
+              </w:rPr>
+              <w:t>Модератор приложения</w:t>
             </w:r>
           </w:p>
         </w:tc>
@@ -2687,52 +3174,88 @@
         <w:tc>
           <w:tcPr>
             <w:tcW w:w="4672" w:type="dxa"/>
-          </w:tcPr>
-          <w:p>
-            <w:pPr>
-              <w:rPr>
-                <w:rFonts w:ascii="Times New Roman" w:hAnsi="Times New Roman" w:cs="Times New Roman"/>
-                <w:sz w:val="28"/>
-                <w:szCs w:val="28"/>
-              </w:rPr>
-            </w:pPr>
-            <w:r>
-              <w:rPr>
-                <w:rFonts w:ascii="Times New Roman" w:hAnsi="Times New Roman" w:cs="Times New Roman"/>
-                <w:sz w:val="28"/>
-                <w:szCs w:val="28"/>
-              </w:rPr>
-              <w:t xml:space="preserve">3. </w:t>
-            </w:r>
-            <w:r>
-              <w:rPr>
-                <w:rFonts w:ascii="Times New Roman" w:hAnsi="Times New Roman" w:cs="Times New Roman"/>
-                <w:sz w:val="28"/>
-                <w:szCs w:val="28"/>
-              </w:rPr>
-              <w:t>Ваш основной вид деятельности в системе</w:t>
+            <w:vAlign w:val="center"/>
+          </w:tcPr>
+          <w:p>
+            <w:pPr>
+              <w:rPr>
+                <w:rFonts w:ascii="Times New Roman" w:hAnsi="Times New Roman" w:cs="Times New Roman"/>
+                <w:sz w:val="28"/>
+                <w:szCs w:val="28"/>
+              </w:rPr>
+            </w:pPr>
+            <w:r>
+              <w:rPr>
+                <w:rFonts w:ascii="Times New Roman" w:hAnsi="Times New Roman" w:cs="Times New Roman"/>
+                <w:sz w:val="28"/>
+                <w:szCs w:val="28"/>
+              </w:rPr>
+              <w:t>3. Ваш основной вид деятельности в системе</w:t>
             </w:r>
           </w:p>
         </w:tc>
         <w:tc>
           <w:tcPr>
             <w:tcW w:w="4673" w:type="dxa"/>
-          </w:tcPr>
-          <w:p>
-            <w:pPr>
-              <w:rPr>
-                <w:rFonts w:ascii="Times New Roman" w:hAnsi="Times New Roman" w:cs="Times New Roman"/>
-                <w:sz w:val="28"/>
-                <w:szCs w:val="28"/>
-              </w:rPr>
-            </w:pPr>
-            <w:r>
-              <w:rPr>
-                <w:rFonts w:ascii="Times New Roman" w:hAnsi="Times New Roman" w:cs="Times New Roman"/>
-                <w:sz w:val="28"/>
-                <w:szCs w:val="28"/>
-              </w:rPr>
-              <w:t>Принимаю решения о финансировании и развитии платформы для жителей города.</w:t>
+            <w:vAlign w:val="center"/>
+          </w:tcPr>
+          <w:p>
+            <w:pPr>
+              <w:rPr>
+                <w:rFonts w:ascii="Times New Roman" w:hAnsi="Times New Roman" w:cs="Times New Roman"/>
+                <w:sz w:val="28"/>
+                <w:szCs w:val="28"/>
+              </w:rPr>
+            </w:pPr>
+            <w:r>
+              <w:rPr>
+                <w:rFonts w:ascii="Times New Roman" w:hAnsi="Times New Roman" w:cs="Times New Roman"/>
+                <w:sz w:val="28"/>
+                <w:szCs w:val="28"/>
+              </w:rPr>
+              <w:t xml:space="preserve">Я не проверяю каждое объявление вручную </w:t>
+            </w:r>
+            <w:proofErr w:type="gramStart"/>
+            <w:r>
+              <w:rPr>
+                <w:rFonts w:ascii="Times New Roman" w:hAnsi="Times New Roman" w:cs="Times New Roman"/>
+                <w:sz w:val="28"/>
+                <w:szCs w:val="28"/>
+              </w:rPr>
+              <w:t>-</w:t>
+            </w:r>
+            <w:r>
+              <w:rPr>
+                <w:rFonts w:ascii="Times New Roman" w:hAnsi="Times New Roman" w:cs="Times New Roman"/>
+                <w:sz w:val="28"/>
+                <w:szCs w:val="28"/>
+              </w:rPr>
+              <w:t xml:space="preserve"> это</w:t>
+            </w:r>
+            <w:proofErr w:type="gramEnd"/>
+            <w:r>
+              <w:rPr>
+                <w:rFonts w:ascii="Times New Roman" w:hAnsi="Times New Roman" w:cs="Times New Roman"/>
+                <w:sz w:val="28"/>
+                <w:szCs w:val="28"/>
+              </w:rPr>
+              <w:t xml:space="preserve"> физически невозможно при большом потоке. Система сама автоматически проверяет все новые объявления по заданным правилам. 90% объявлений публикуются автоматически, если они не вызвали подозрений. Моя задача </w:t>
+            </w:r>
+            <w:r>
+              <w:rPr>
+                <w:rFonts w:ascii="Times New Roman" w:hAnsi="Times New Roman" w:cs="Times New Roman"/>
+                <w:sz w:val="28"/>
+                <w:szCs w:val="28"/>
+              </w:rPr>
+              <w:t>-</w:t>
+            </w:r>
+            <w:r>
+              <w:rPr>
+                <w:rFonts w:ascii="Times New Roman" w:hAnsi="Times New Roman" w:cs="Times New Roman"/>
+                <w:sz w:val="28"/>
+                <w:szCs w:val="28"/>
+              </w:rPr>
+              <w:t xml:space="preserve"> разбирать исключения: спорные объявления, жалобы пользователей, сложные случаи, которые алгоритм не смог решить сам.</w:t>
             </w:r>
           </w:p>
         </w:tc>
@@ -2741,52 +3264,78 @@
         <w:tc>
           <w:tcPr>
             <w:tcW w:w="4672" w:type="dxa"/>
-          </w:tcPr>
-          <w:p>
-            <w:pPr>
-              <w:rPr>
-                <w:rFonts w:ascii="Times New Roman" w:hAnsi="Times New Roman" w:cs="Times New Roman"/>
-                <w:sz w:val="28"/>
-                <w:szCs w:val="28"/>
-              </w:rPr>
-            </w:pPr>
-            <w:r>
-              <w:rPr>
-                <w:rFonts w:ascii="Times New Roman" w:hAnsi="Times New Roman" w:cs="Times New Roman"/>
-                <w:sz w:val="28"/>
-                <w:szCs w:val="28"/>
-              </w:rPr>
-              <w:t xml:space="preserve">4. </w:t>
-            </w:r>
-            <w:r>
-              <w:rPr>
-                <w:rFonts w:ascii="Times New Roman" w:hAnsi="Times New Roman" w:cs="Times New Roman"/>
-                <w:sz w:val="28"/>
-                <w:szCs w:val="28"/>
-              </w:rPr>
-              <w:t>Как часто Вы взаимодействуете с системой?</w:t>
+            <w:vAlign w:val="center"/>
+          </w:tcPr>
+          <w:p>
+            <w:pPr>
+              <w:rPr>
+                <w:rFonts w:ascii="Times New Roman" w:hAnsi="Times New Roman" w:cs="Times New Roman"/>
+                <w:sz w:val="28"/>
+                <w:szCs w:val="28"/>
+              </w:rPr>
+            </w:pPr>
+            <w:r>
+              <w:rPr>
+                <w:rFonts w:ascii="Times New Roman" w:hAnsi="Times New Roman" w:cs="Times New Roman"/>
+                <w:sz w:val="28"/>
+                <w:szCs w:val="28"/>
+              </w:rPr>
+              <w:t>4. Как часто Вы взаимодействуете с системой?</w:t>
             </w:r>
           </w:p>
         </w:tc>
         <w:tc>
           <w:tcPr>
             <w:tcW w:w="4673" w:type="dxa"/>
-          </w:tcPr>
-          <w:p>
-            <w:pPr>
-              <w:rPr>
-                <w:rFonts w:ascii="Times New Roman" w:hAnsi="Times New Roman" w:cs="Times New Roman"/>
-                <w:sz w:val="28"/>
-                <w:szCs w:val="28"/>
-              </w:rPr>
-            </w:pPr>
-            <w:r>
-              <w:rPr>
-                <w:rFonts w:ascii="Times New Roman" w:hAnsi="Times New Roman" w:cs="Times New Roman"/>
-                <w:sz w:val="28"/>
-                <w:szCs w:val="28"/>
-              </w:rPr>
-              <w:t>Еженедельно (отчеты, планерки)</w:t>
+            <w:vAlign w:val="center"/>
+          </w:tcPr>
+          <w:p>
+            <w:pPr>
+              <w:rPr>
+                <w:rFonts w:ascii="Times New Roman" w:hAnsi="Times New Roman" w:cs="Times New Roman"/>
+                <w:sz w:val="28"/>
+                <w:szCs w:val="28"/>
+              </w:rPr>
+            </w:pPr>
+            <w:r>
+              <w:rPr>
+                <w:rFonts w:ascii="Times New Roman" w:hAnsi="Times New Roman" w:cs="Times New Roman"/>
+                <w:sz w:val="28"/>
+                <w:szCs w:val="28"/>
+              </w:rPr>
+              <w:t xml:space="preserve">Ежедневно, но не постоянно. Захожу утром </w:t>
+            </w:r>
+            <w:r>
+              <w:rPr>
+                <w:rFonts w:ascii="Times New Roman" w:hAnsi="Times New Roman" w:cs="Times New Roman"/>
+                <w:sz w:val="28"/>
+                <w:szCs w:val="28"/>
+              </w:rPr>
+              <w:t>-</w:t>
+            </w:r>
+            <w:r>
+              <w:rPr>
+                <w:rFonts w:ascii="Times New Roman" w:hAnsi="Times New Roman" w:cs="Times New Roman"/>
+                <w:sz w:val="28"/>
+                <w:szCs w:val="28"/>
+              </w:rPr>
+              <w:t xml:space="preserve"> проверяю, что накопилось за ночь. Потом еще пару раз в течение дня. Если всё спокойно, могу уделить системе 1-1.5 часа в день. В пиковые периоды (праздники, распродажи) </w:t>
+            </w:r>
+            <w:r>
+              <w:rPr>
+                <w:rFonts w:ascii="Times New Roman" w:hAnsi="Times New Roman" w:cs="Times New Roman"/>
+                <w:sz w:val="28"/>
+                <w:szCs w:val="28"/>
+              </w:rPr>
+              <w:t>-</w:t>
+            </w:r>
+            <w:r>
+              <w:rPr>
+                <w:rFonts w:ascii="Times New Roman" w:hAnsi="Times New Roman" w:cs="Times New Roman"/>
+                <w:sz w:val="28"/>
+                <w:szCs w:val="28"/>
+              </w:rPr>
+              <w:t xml:space="preserve"> больше.</w:t>
             </w:r>
           </w:p>
         </w:tc>
@@ -2795,52 +3344,64 @@
         <w:tc>
           <w:tcPr>
             <w:tcW w:w="4672" w:type="dxa"/>
-          </w:tcPr>
-          <w:p>
-            <w:pPr>
-              <w:rPr>
-                <w:rFonts w:ascii="Times New Roman" w:hAnsi="Times New Roman" w:cs="Times New Roman"/>
-                <w:sz w:val="28"/>
-                <w:szCs w:val="28"/>
-              </w:rPr>
-            </w:pPr>
-            <w:r>
-              <w:rPr>
-                <w:rFonts w:ascii="Times New Roman" w:hAnsi="Times New Roman" w:cs="Times New Roman"/>
-                <w:sz w:val="28"/>
-                <w:szCs w:val="28"/>
-              </w:rPr>
-              <w:t xml:space="preserve">5. </w:t>
-            </w:r>
-            <w:r>
-              <w:rPr>
-                <w:rFonts w:ascii="Times New Roman" w:hAnsi="Times New Roman" w:cs="Times New Roman"/>
-                <w:sz w:val="28"/>
-                <w:szCs w:val="28"/>
-              </w:rPr>
-              <w:t>Что Вы создаете или производите в системе?</w:t>
+            <w:vAlign w:val="center"/>
+          </w:tcPr>
+          <w:p>
+            <w:pPr>
+              <w:rPr>
+                <w:rFonts w:ascii="Times New Roman" w:hAnsi="Times New Roman" w:cs="Times New Roman"/>
+                <w:sz w:val="28"/>
+                <w:szCs w:val="28"/>
+              </w:rPr>
+            </w:pPr>
+            <w:r>
+              <w:rPr>
+                <w:rFonts w:ascii="Times New Roman" w:hAnsi="Times New Roman" w:cs="Times New Roman"/>
+                <w:sz w:val="28"/>
+                <w:szCs w:val="28"/>
+              </w:rPr>
+              <w:t>5. Что Вы создаете или производите в системе?</w:t>
             </w:r>
           </w:p>
         </w:tc>
         <w:tc>
           <w:tcPr>
             <w:tcW w:w="4673" w:type="dxa"/>
-          </w:tcPr>
-          <w:p>
-            <w:pPr>
-              <w:rPr>
-                <w:rFonts w:ascii="Times New Roman" w:hAnsi="Times New Roman" w:cs="Times New Roman"/>
-                <w:sz w:val="28"/>
-                <w:szCs w:val="28"/>
-              </w:rPr>
-            </w:pPr>
-            <w:r>
-              <w:rPr>
-                <w:rFonts w:ascii="Times New Roman" w:hAnsi="Times New Roman" w:cs="Times New Roman"/>
-                <w:sz w:val="28"/>
-                <w:szCs w:val="28"/>
-              </w:rPr>
-              <w:t>Формирую требования к системе, утверждаю бюджет, принимаю готовый продукт.</w:t>
+            <w:vAlign w:val="center"/>
+          </w:tcPr>
+          <w:p>
+            <w:pPr>
+              <w:rPr>
+                <w:rFonts w:ascii="Times New Roman" w:hAnsi="Times New Roman" w:cs="Times New Roman"/>
+                <w:sz w:val="28"/>
+                <w:szCs w:val="28"/>
+              </w:rPr>
+            </w:pPr>
+            <w:r>
+              <w:rPr>
+                <w:rFonts w:ascii="Times New Roman" w:hAnsi="Times New Roman" w:cs="Times New Roman"/>
+                <w:sz w:val="28"/>
+                <w:szCs w:val="28"/>
+              </w:rPr>
+              <w:t xml:space="preserve">Принимаю решения по сложным и спорным случаям: подтверждаю или отклоняю объявления, которые система пометила как «подозрительные». Обрабатываю жалобы пользователей. Блокирую подтвержденных нарушителей. Настраиваю правила </w:t>
+            </w:r>
+            <w:proofErr w:type="spellStart"/>
+            <w:r>
+              <w:rPr>
+                <w:rFonts w:ascii="Times New Roman" w:hAnsi="Times New Roman" w:cs="Times New Roman"/>
+                <w:sz w:val="28"/>
+                <w:szCs w:val="28"/>
+              </w:rPr>
+              <w:t>автофильтрации</w:t>
+            </w:r>
+            <w:proofErr w:type="spellEnd"/>
+            <w:r>
+              <w:rPr>
+                <w:rFonts w:ascii="Times New Roman" w:hAnsi="Times New Roman" w:cs="Times New Roman"/>
+                <w:sz w:val="28"/>
+                <w:szCs w:val="28"/>
+              </w:rPr>
+              <w:t xml:space="preserve"> вместе с администратором. Веду черный список.</w:t>
             </w:r>
           </w:p>
         </w:tc>
@@ -2849,52 +3410,62 @@
         <w:tc>
           <w:tcPr>
             <w:tcW w:w="4672" w:type="dxa"/>
-          </w:tcPr>
-          <w:p>
-            <w:pPr>
-              <w:rPr>
-                <w:rFonts w:ascii="Times New Roman" w:hAnsi="Times New Roman" w:cs="Times New Roman"/>
-                <w:sz w:val="28"/>
-                <w:szCs w:val="28"/>
-              </w:rPr>
-            </w:pPr>
-            <w:r>
-              <w:rPr>
-                <w:rFonts w:ascii="Times New Roman" w:hAnsi="Times New Roman" w:cs="Times New Roman"/>
-                <w:sz w:val="28"/>
-                <w:szCs w:val="28"/>
-              </w:rPr>
-              <w:t xml:space="preserve">6. </w:t>
-            </w:r>
-            <w:r>
-              <w:rPr>
-                <w:rFonts w:ascii="Times New Roman" w:hAnsi="Times New Roman" w:cs="Times New Roman"/>
-                <w:sz w:val="28"/>
-                <w:szCs w:val="28"/>
-              </w:rPr>
-              <w:t>Для кого Вы это делаете?</w:t>
+            <w:vAlign w:val="center"/>
+          </w:tcPr>
+          <w:p>
+            <w:pPr>
+              <w:rPr>
+                <w:rFonts w:ascii="Times New Roman" w:hAnsi="Times New Roman" w:cs="Times New Roman"/>
+                <w:sz w:val="28"/>
+                <w:szCs w:val="28"/>
+              </w:rPr>
+            </w:pPr>
+            <w:r>
+              <w:rPr>
+                <w:rFonts w:ascii="Times New Roman" w:hAnsi="Times New Roman" w:cs="Times New Roman"/>
+                <w:sz w:val="28"/>
+                <w:szCs w:val="28"/>
+              </w:rPr>
+              <w:t>6. Для кого Вы это делаете?</w:t>
             </w:r>
           </w:p>
         </w:tc>
         <w:tc>
           <w:tcPr>
             <w:tcW w:w="4673" w:type="dxa"/>
-          </w:tcPr>
-          <w:p>
-            <w:pPr>
-              <w:rPr>
-                <w:rFonts w:ascii="Times New Roman" w:hAnsi="Times New Roman" w:cs="Times New Roman"/>
-                <w:sz w:val="28"/>
-                <w:szCs w:val="28"/>
-              </w:rPr>
-            </w:pPr>
-            <w:r>
-              <w:rPr>
-                <w:rFonts w:ascii="Times New Roman" w:hAnsi="Times New Roman" w:cs="Times New Roman"/>
-                <w:sz w:val="28"/>
-                <w:szCs w:val="28"/>
-              </w:rPr>
-              <w:t>Для жителей города — чтобы им было удобно обмениваться вещами и услугами.</w:t>
+            <w:vAlign w:val="center"/>
+          </w:tcPr>
+          <w:p>
+            <w:pPr>
+              <w:rPr>
+                <w:rFonts w:ascii="Times New Roman" w:hAnsi="Times New Roman" w:cs="Times New Roman"/>
+                <w:sz w:val="28"/>
+                <w:szCs w:val="28"/>
+              </w:rPr>
+            </w:pPr>
+            <w:r>
+              <w:rPr>
+                <w:rFonts w:ascii="Times New Roman" w:hAnsi="Times New Roman" w:cs="Times New Roman"/>
+                <w:sz w:val="28"/>
+                <w:szCs w:val="28"/>
+              </w:rPr>
+              <w:t xml:space="preserve">Для всех пользователей системы </w:t>
+            </w:r>
+            <w:r>
+              <w:rPr>
+                <w:rFonts w:ascii="Times New Roman" w:hAnsi="Times New Roman" w:cs="Times New Roman"/>
+                <w:sz w:val="28"/>
+                <w:szCs w:val="28"/>
+              </w:rPr>
+              <w:t>-</w:t>
+            </w:r>
+            <w:r>
+              <w:rPr>
+                <w:rFonts w:ascii="Times New Roman" w:hAnsi="Times New Roman" w:cs="Times New Roman"/>
+                <w:sz w:val="28"/>
+                <w:szCs w:val="28"/>
+              </w:rPr>
+              <w:t xml:space="preserve"> чтобы они видели только качественные и безопасные объявления, но при этом не ждали проверки часами.</w:t>
             </w:r>
           </w:p>
         </w:tc>
@@ -2903,52 +3474,55 @@
         <w:tc>
           <w:tcPr>
             <w:tcW w:w="4672" w:type="dxa"/>
-          </w:tcPr>
-          <w:p>
-            <w:pPr>
-              <w:rPr>
-                <w:rFonts w:ascii="Times New Roman" w:hAnsi="Times New Roman" w:cs="Times New Roman"/>
-                <w:sz w:val="28"/>
-                <w:szCs w:val="28"/>
-              </w:rPr>
-            </w:pPr>
-            <w:r>
-              <w:rPr>
-                <w:rFonts w:ascii="Times New Roman" w:hAnsi="Times New Roman" w:cs="Times New Roman"/>
-                <w:sz w:val="28"/>
-                <w:szCs w:val="28"/>
-              </w:rPr>
-              <w:t xml:space="preserve">7. </w:t>
-            </w:r>
-            <w:r>
-              <w:rPr>
-                <w:rFonts w:ascii="Times New Roman" w:hAnsi="Times New Roman" w:cs="Times New Roman"/>
-                <w:sz w:val="28"/>
-                <w:szCs w:val="28"/>
-              </w:rPr>
-              <w:t>Какая информация для Вас является входящей (необходимой для работы)?</w:t>
+            <w:vAlign w:val="center"/>
+          </w:tcPr>
+          <w:p>
+            <w:pPr>
+              <w:rPr>
+                <w:rFonts w:ascii="Times New Roman" w:hAnsi="Times New Roman" w:cs="Times New Roman"/>
+                <w:sz w:val="28"/>
+                <w:szCs w:val="28"/>
+              </w:rPr>
+            </w:pPr>
+            <w:r>
+              <w:rPr>
+                <w:rFonts w:ascii="Times New Roman" w:hAnsi="Times New Roman" w:cs="Times New Roman"/>
+                <w:sz w:val="28"/>
+                <w:szCs w:val="28"/>
+              </w:rPr>
+              <w:t>7. Какая информация для Вас является входящей (необходимой для работы)?</w:t>
             </w:r>
           </w:p>
         </w:tc>
         <w:tc>
           <w:tcPr>
             <w:tcW w:w="4673" w:type="dxa"/>
-          </w:tcPr>
-          <w:p>
-            <w:pPr>
-              <w:rPr>
-                <w:rFonts w:ascii="Times New Roman" w:hAnsi="Times New Roman" w:cs="Times New Roman"/>
-                <w:sz w:val="28"/>
-                <w:szCs w:val="28"/>
-              </w:rPr>
-            </w:pPr>
-            <w:r>
-              <w:rPr>
-                <w:rFonts w:ascii="Times New Roman" w:hAnsi="Times New Roman" w:cs="Times New Roman"/>
-                <w:sz w:val="28"/>
-                <w:szCs w:val="28"/>
-              </w:rPr>
-              <w:t>Бюджет проекта, отчеты от администратора, обратная связь от жителей.</w:t>
+            <w:vAlign w:val="center"/>
+          </w:tcPr>
+          <w:p>
+            <w:pPr>
+              <w:rPr>
+                <w:rFonts w:ascii="Times New Roman" w:hAnsi="Times New Roman" w:cs="Times New Roman"/>
+                <w:sz w:val="28"/>
+                <w:szCs w:val="28"/>
+              </w:rPr>
+            </w:pPr>
+            <w:r>
+              <w:rPr>
+                <w:rFonts w:ascii="Times New Roman" w:hAnsi="Times New Roman" w:cs="Times New Roman"/>
+                <w:sz w:val="28"/>
+                <w:szCs w:val="28"/>
+              </w:rPr>
+              <w:t xml:space="preserve">Список объявлений, помеченных системой как «подозрительные» (с указанием причины: запрещенные слова, подозрительные ссылки, </w:t>
+            </w:r>
+            <w:r>
+              <w:rPr>
+                <w:rFonts w:ascii="Times New Roman" w:hAnsi="Times New Roman" w:cs="Times New Roman"/>
+                <w:sz w:val="28"/>
+                <w:szCs w:val="28"/>
+              </w:rPr>
+              <w:lastRenderedPageBreak/>
+              <w:t>повторяющиеся фото). Жалобы от пользователей. История нарушений автора объявления. Статистика по частым нарушениям.</w:t>
             </w:r>
           </w:p>
         </w:tc>
@@ -2957,52 +3531,65 @@
         <w:tc>
           <w:tcPr>
             <w:tcW w:w="4672" w:type="dxa"/>
-          </w:tcPr>
-          <w:p>
-            <w:pPr>
-              <w:rPr>
-                <w:rFonts w:ascii="Times New Roman" w:hAnsi="Times New Roman" w:cs="Times New Roman"/>
-                <w:sz w:val="28"/>
-                <w:szCs w:val="28"/>
-              </w:rPr>
-            </w:pPr>
-            <w:r>
-              <w:rPr>
-                <w:rFonts w:ascii="Times New Roman" w:hAnsi="Times New Roman" w:cs="Times New Roman"/>
-                <w:sz w:val="28"/>
-                <w:szCs w:val="28"/>
-              </w:rPr>
-              <w:t xml:space="preserve">8. </w:t>
-            </w:r>
-            <w:r>
-              <w:rPr>
-                <w:rFonts w:ascii="Times New Roman" w:hAnsi="Times New Roman" w:cs="Times New Roman"/>
-                <w:sz w:val="28"/>
-                <w:szCs w:val="28"/>
-              </w:rPr>
-              <w:t>Какая информация является результатом Вашей деятельности?</w:t>
+            <w:vAlign w:val="center"/>
+          </w:tcPr>
+          <w:p>
+            <w:pPr>
+              <w:rPr>
+                <w:rFonts w:ascii="Times New Roman" w:hAnsi="Times New Roman" w:cs="Times New Roman"/>
+                <w:sz w:val="28"/>
+                <w:szCs w:val="28"/>
+              </w:rPr>
+            </w:pPr>
+            <w:r>
+              <w:rPr>
+                <w:rFonts w:ascii="Times New Roman" w:hAnsi="Times New Roman" w:cs="Times New Roman"/>
+                <w:sz w:val="28"/>
+                <w:szCs w:val="28"/>
+              </w:rPr>
+              <w:lastRenderedPageBreak/>
+              <w:t>8. Какая информация является результатом Вашей деятельности?</w:t>
             </w:r>
           </w:p>
         </w:tc>
         <w:tc>
           <w:tcPr>
             <w:tcW w:w="4673" w:type="dxa"/>
-          </w:tcPr>
-          <w:p>
-            <w:pPr>
-              <w:rPr>
-                <w:rFonts w:ascii="Times New Roman" w:hAnsi="Times New Roman" w:cs="Times New Roman"/>
-                <w:sz w:val="28"/>
-                <w:szCs w:val="28"/>
-              </w:rPr>
-            </w:pPr>
-            <w:r>
-              <w:rPr>
-                <w:rFonts w:ascii="Times New Roman" w:hAnsi="Times New Roman" w:cs="Times New Roman"/>
-                <w:sz w:val="28"/>
-                <w:szCs w:val="28"/>
-              </w:rPr>
-              <w:t>Запущенная и работающая платформа, довольные жители, положительный имидж администрации.</w:t>
+            <w:vAlign w:val="center"/>
+          </w:tcPr>
+          <w:p>
+            <w:pPr>
+              <w:rPr>
+                <w:rFonts w:ascii="Times New Roman" w:hAnsi="Times New Roman" w:cs="Times New Roman"/>
+                <w:sz w:val="28"/>
+                <w:szCs w:val="28"/>
+              </w:rPr>
+            </w:pPr>
+            <w:r>
+              <w:rPr>
+                <w:rFonts w:ascii="Times New Roman" w:hAnsi="Times New Roman" w:cs="Times New Roman"/>
+                <w:sz w:val="28"/>
+                <w:szCs w:val="28"/>
+              </w:rPr>
+              <w:t xml:space="preserve">Решение по спорному объявлению: одобрено (система ошиблась) или отклонено (с указанием причины). Заблокированный пользователь. Обновленное правило </w:t>
+            </w:r>
+            <w:proofErr w:type="spellStart"/>
+            <w:r>
+              <w:rPr>
+                <w:rFonts w:ascii="Times New Roman" w:hAnsi="Times New Roman" w:cs="Times New Roman"/>
+                <w:sz w:val="28"/>
+                <w:szCs w:val="28"/>
+              </w:rPr>
+              <w:t>автофильтрации</w:t>
+            </w:r>
+            <w:proofErr w:type="spellEnd"/>
+            <w:r>
+              <w:rPr>
+                <w:rFonts w:ascii="Times New Roman" w:hAnsi="Times New Roman" w:cs="Times New Roman"/>
+                <w:sz w:val="28"/>
+                <w:szCs w:val="28"/>
+              </w:rPr>
+              <w:t>, если я нашел новый тип нарушения, который система не ловила.</w:t>
             </w:r>
           </w:p>
         </w:tc>
@@ -3011,52 +3598,106 @@
         <w:tc>
           <w:tcPr>
             <w:tcW w:w="4672" w:type="dxa"/>
-          </w:tcPr>
-          <w:p>
-            <w:pPr>
-              <w:rPr>
-                <w:rFonts w:ascii="Times New Roman" w:hAnsi="Times New Roman" w:cs="Times New Roman"/>
-                <w:sz w:val="28"/>
-                <w:szCs w:val="28"/>
-              </w:rPr>
-            </w:pPr>
-            <w:r>
-              <w:rPr>
-                <w:rFonts w:ascii="Times New Roman" w:hAnsi="Times New Roman" w:cs="Times New Roman"/>
-                <w:sz w:val="28"/>
-                <w:szCs w:val="28"/>
-              </w:rPr>
-              <w:t xml:space="preserve">9. </w:t>
-            </w:r>
-            <w:r>
-              <w:rPr>
-                <w:rFonts w:ascii="Times New Roman" w:hAnsi="Times New Roman" w:cs="Times New Roman"/>
-                <w:sz w:val="28"/>
-                <w:szCs w:val="28"/>
-              </w:rPr>
-              <w:t>Как измеряется успех Вашей деятельности?</w:t>
+            <w:vAlign w:val="center"/>
+          </w:tcPr>
+          <w:p>
+            <w:pPr>
+              <w:rPr>
+                <w:rFonts w:ascii="Times New Roman" w:hAnsi="Times New Roman" w:cs="Times New Roman"/>
+                <w:sz w:val="28"/>
+                <w:szCs w:val="28"/>
+              </w:rPr>
+            </w:pPr>
+            <w:r>
+              <w:rPr>
+                <w:rFonts w:ascii="Times New Roman" w:hAnsi="Times New Roman" w:cs="Times New Roman"/>
+                <w:sz w:val="28"/>
+                <w:szCs w:val="28"/>
+              </w:rPr>
+              <w:t>9. Как измеряется успех Вашей деятельности?</w:t>
             </w:r>
           </w:p>
         </w:tc>
         <w:tc>
           <w:tcPr>
             <w:tcW w:w="4673" w:type="dxa"/>
-          </w:tcPr>
-          <w:p>
-            <w:pPr>
-              <w:rPr>
-                <w:rFonts w:ascii="Times New Roman" w:hAnsi="Times New Roman" w:cs="Times New Roman"/>
-                <w:sz w:val="28"/>
-                <w:szCs w:val="28"/>
-              </w:rPr>
-            </w:pPr>
-            <w:r>
-              <w:rPr>
-                <w:rFonts w:ascii="Times New Roman" w:hAnsi="Times New Roman" w:cs="Times New Roman"/>
-                <w:sz w:val="28"/>
-                <w:szCs w:val="28"/>
-              </w:rPr>
-              <w:t>Количество активных пользователей, снижение жалоб, экономия бюджета, положительные отзывы от жителей.</w:t>
+            <w:vAlign w:val="center"/>
+          </w:tcPr>
+          <w:p>
+            <w:pPr>
+              <w:rPr>
+                <w:rFonts w:ascii="Times New Roman" w:hAnsi="Times New Roman" w:cs="Times New Roman"/>
+                <w:sz w:val="28"/>
+                <w:szCs w:val="28"/>
+              </w:rPr>
+            </w:pPr>
+            <w:r>
+              <w:rPr>
+                <w:rFonts w:ascii="Times New Roman" w:hAnsi="Times New Roman" w:cs="Times New Roman"/>
+                <w:sz w:val="28"/>
+                <w:szCs w:val="28"/>
+              </w:rPr>
+              <w:t xml:space="preserve">Главный показатель </w:t>
+            </w:r>
+            <w:r>
+              <w:rPr>
+                <w:rFonts w:ascii="Times New Roman" w:hAnsi="Times New Roman" w:cs="Times New Roman"/>
+                <w:sz w:val="28"/>
+                <w:szCs w:val="28"/>
+              </w:rPr>
+              <w:t>-</w:t>
+            </w:r>
+            <w:r>
+              <w:rPr>
+                <w:rFonts w:ascii="Times New Roman" w:hAnsi="Times New Roman" w:cs="Times New Roman"/>
+                <w:sz w:val="28"/>
+                <w:szCs w:val="28"/>
+              </w:rPr>
+              <w:t xml:space="preserve"> минимум ложных срабатываний. Если система пометила 100 объявлений, а я одобрил 95 из них как нормальные </w:t>
+            </w:r>
+            <w:proofErr w:type="gramStart"/>
+            <w:r>
+              <w:rPr>
+                <w:rFonts w:ascii="Times New Roman" w:hAnsi="Times New Roman" w:cs="Times New Roman"/>
+                <w:sz w:val="28"/>
+                <w:szCs w:val="28"/>
+              </w:rPr>
+              <w:t>-</w:t>
+            </w:r>
+            <w:r>
+              <w:rPr>
+                <w:rFonts w:ascii="Times New Roman" w:hAnsi="Times New Roman" w:cs="Times New Roman"/>
+                <w:sz w:val="28"/>
+                <w:szCs w:val="28"/>
+              </w:rPr>
+              <w:t xml:space="preserve"> значит</w:t>
+            </w:r>
+            <w:proofErr w:type="gramEnd"/>
+            <w:r>
+              <w:rPr>
+                <w:rFonts w:ascii="Times New Roman" w:hAnsi="Times New Roman" w:cs="Times New Roman"/>
+                <w:sz w:val="28"/>
+                <w:szCs w:val="28"/>
+              </w:rPr>
+              <w:t xml:space="preserve">, </w:t>
+            </w:r>
+            <w:proofErr w:type="spellStart"/>
+            <w:r>
+              <w:rPr>
+                <w:rFonts w:ascii="Times New Roman" w:hAnsi="Times New Roman" w:cs="Times New Roman"/>
+                <w:sz w:val="28"/>
+                <w:szCs w:val="28"/>
+              </w:rPr>
+              <w:t>автофильтр</w:t>
+            </w:r>
+            <w:proofErr w:type="spellEnd"/>
+            <w:r>
+              <w:rPr>
+                <w:rFonts w:ascii="Times New Roman" w:hAnsi="Times New Roman" w:cs="Times New Roman"/>
+                <w:sz w:val="28"/>
+                <w:szCs w:val="28"/>
+              </w:rPr>
+              <w:t xml:space="preserve"> работает плохо, и его надо дорабатывать. Идеальный успех: система сама справляется с 95-98% объявлений, а я разбираю только реально сложные случаи.</w:t>
             </w:r>
           </w:p>
         </w:tc>
@@ -3065,86 +3706,78 @@
         <w:tc>
           <w:tcPr>
             <w:tcW w:w="4672" w:type="dxa"/>
-          </w:tcPr>
-          <w:p>
-            <w:pPr>
-              <w:rPr>
-                <w:rFonts w:ascii="Times New Roman" w:hAnsi="Times New Roman" w:cs="Times New Roman"/>
-                <w:sz w:val="28"/>
-                <w:szCs w:val="28"/>
-              </w:rPr>
-            </w:pPr>
-            <w:r>
-              <w:rPr>
-                <w:rFonts w:ascii="Times New Roman" w:hAnsi="Times New Roman" w:cs="Times New Roman"/>
-                <w:sz w:val="28"/>
-                <w:szCs w:val="28"/>
-              </w:rPr>
-              <w:t xml:space="preserve">10. </w:t>
-            </w:r>
-            <w:r>
-              <w:rPr>
-                <w:rFonts w:ascii="Times New Roman" w:hAnsi="Times New Roman" w:cs="Times New Roman"/>
-                <w:sz w:val="28"/>
-                <w:szCs w:val="28"/>
-              </w:rPr>
-              <w:t>Какие проблемы влияют на успешность Вашей деятельности?</w:t>
+            <w:vAlign w:val="center"/>
+          </w:tcPr>
+          <w:p>
+            <w:pPr>
+              <w:rPr>
+                <w:rFonts w:ascii="Times New Roman" w:hAnsi="Times New Roman" w:cs="Times New Roman"/>
+                <w:sz w:val="28"/>
+                <w:szCs w:val="28"/>
+              </w:rPr>
+            </w:pPr>
+            <w:r>
+              <w:rPr>
+                <w:rFonts w:ascii="Times New Roman" w:hAnsi="Times New Roman" w:cs="Times New Roman"/>
+                <w:sz w:val="28"/>
+                <w:szCs w:val="28"/>
+              </w:rPr>
+              <w:t>10. Какие проблемы влияют на успешность Вашей деятельности?</w:t>
             </w:r>
           </w:p>
         </w:tc>
         <w:tc>
           <w:tcPr>
             <w:tcW w:w="4673" w:type="dxa"/>
-          </w:tcPr>
-          <w:p>
-            <w:pPr>
-              <w:rPr>
-                <w:rFonts w:ascii="Times New Roman" w:hAnsi="Times New Roman" w:cs="Times New Roman"/>
-                <w:sz w:val="28"/>
-                <w:szCs w:val="28"/>
-              </w:rPr>
-            </w:pPr>
-            <w:r>
-              <w:rPr>
-                <w:rFonts w:ascii="Times New Roman" w:hAnsi="Times New Roman" w:cs="Times New Roman"/>
-                <w:sz w:val="28"/>
-                <w:szCs w:val="28"/>
-              </w:rPr>
-              <w:t xml:space="preserve">1) Сейчас жители жалуются на хаос в чатах. </w:t>
-            </w:r>
-          </w:p>
-          <w:p>
-            <w:pPr>
-              <w:rPr>
-                <w:rFonts w:ascii="Times New Roman" w:hAnsi="Times New Roman" w:cs="Times New Roman"/>
-                <w:sz w:val="28"/>
-                <w:szCs w:val="28"/>
-              </w:rPr>
-            </w:pPr>
-            <w:r>
-              <w:rPr>
-                <w:rFonts w:ascii="Times New Roman" w:hAnsi="Times New Roman" w:cs="Times New Roman"/>
-                <w:sz w:val="28"/>
-                <w:szCs w:val="28"/>
-              </w:rPr>
-              <w:t>2) Нет единой городской площадки.</w:t>
-            </w:r>
-          </w:p>
-          <w:p>
-            <w:pPr>
-              <w:rPr>
-                <w:rFonts w:ascii="Times New Roman" w:hAnsi="Times New Roman" w:cs="Times New Roman"/>
-                <w:sz w:val="28"/>
-                <w:szCs w:val="28"/>
-              </w:rPr>
-            </w:pPr>
-            <w:r>
-              <w:rPr>
-                <w:rFonts w:ascii="Times New Roman" w:hAnsi="Times New Roman" w:cs="Times New Roman"/>
-                <w:sz w:val="28"/>
-                <w:szCs w:val="28"/>
-              </w:rPr>
-              <w:t>3) Сложно контролировать качество.</w:t>
+            <w:vAlign w:val="center"/>
+          </w:tcPr>
+          <w:p>
+            <w:pPr>
+              <w:rPr>
+                <w:rFonts w:ascii="Times New Roman" w:hAnsi="Times New Roman" w:cs="Times New Roman"/>
+                <w:sz w:val="28"/>
+                <w:szCs w:val="28"/>
+              </w:rPr>
+            </w:pPr>
+            <w:r>
+              <w:rPr>
+                <w:rFonts w:ascii="Times New Roman" w:hAnsi="Times New Roman" w:cs="Times New Roman"/>
+                <w:sz w:val="28"/>
+                <w:szCs w:val="28"/>
+              </w:rPr>
+              <w:t xml:space="preserve">1) Слишком много ложных срабатываний </w:t>
+            </w:r>
+            <w:r>
+              <w:rPr>
+                <w:rFonts w:ascii="Times New Roman" w:hAnsi="Times New Roman" w:cs="Times New Roman"/>
+                <w:sz w:val="28"/>
+                <w:szCs w:val="28"/>
+              </w:rPr>
+              <w:t>-</w:t>
+            </w:r>
+            <w:r>
+              <w:rPr>
+                <w:rFonts w:ascii="Times New Roman" w:hAnsi="Times New Roman" w:cs="Times New Roman"/>
+                <w:sz w:val="28"/>
+                <w:szCs w:val="28"/>
+              </w:rPr>
+              <w:t xml:space="preserve"> система помечает нормальные объявления как спам, и я трачу время впустую. 2) Спам-боты быстро адаптируются: как только я добавляю новое правило, они меняют текст и обходят фильтр. 3) Пользователи жалуются на объявления, которые система уже одобрила </w:t>
+            </w:r>
+            <w:r>
+              <w:rPr>
+                <w:rFonts w:ascii="Times New Roman" w:hAnsi="Times New Roman" w:cs="Times New Roman"/>
+                <w:sz w:val="28"/>
+                <w:szCs w:val="28"/>
+              </w:rPr>
+              <w:t>-</w:t>
+            </w:r>
+            <w:r>
+              <w:rPr>
+                <w:rFonts w:ascii="Times New Roman" w:hAnsi="Times New Roman" w:cs="Times New Roman"/>
+                <w:sz w:val="28"/>
+                <w:szCs w:val="28"/>
+              </w:rPr>
+              <w:t xml:space="preserve"> приходится перепроверять.</w:t>
             </w:r>
           </w:p>
         </w:tc>
@@ -3153,52 +3786,64 @@
         <w:tc>
           <w:tcPr>
             <w:tcW w:w="4672" w:type="dxa"/>
-          </w:tcPr>
-          <w:p>
-            <w:pPr>
-              <w:rPr>
-                <w:rFonts w:ascii="Times New Roman" w:hAnsi="Times New Roman" w:cs="Times New Roman"/>
-                <w:sz w:val="28"/>
-                <w:szCs w:val="28"/>
-              </w:rPr>
-            </w:pPr>
-            <w:r>
-              <w:rPr>
-                <w:rFonts w:ascii="Times New Roman" w:hAnsi="Times New Roman" w:cs="Times New Roman"/>
-                <w:sz w:val="28"/>
-                <w:szCs w:val="28"/>
-              </w:rPr>
-              <w:t xml:space="preserve">11. </w:t>
-            </w:r>
-            <w:r>
-              <w:rPr>
-                <w:rFonts w:ascii="Times New Roman" w:hAnsi="Times New Roman" w:cs="Times New Roman"/>
-                <w:sz w:val="28"/>
-                <w:szCs w:val="28"/>
-              </w:rPr>
-              <w:t>Какие тенденции делают Вашу работу проще или сложнее?</w:t>
+            <w:vAlign w:val="center"/>
+          </w:tcPr>
+          <w:p>
+            <w:pPr>
+              <w:rPr>
+                <w:rFonts w:ascii="Times New Roman" w:hAnsi="Times New Roman" w:cs="Times New Roman"/>
+                <w:sz w:val="28"/>
+                <w:szCs w:val="28"/>
+              </w:rPr>
+            </w:pPr>
+            <w:r>
+              <w:rPr>
+                <w:rFonts w:ascii="Times New Roman" w:hAnsi="Times New Roman" w:cs="Times New Roman"/>
+                <w:sz w:val="28"/>
+                <w:szCs w:val="28"/>
+              </w:rPr>
+              <w:t>11. Какие тенденции делают Вашу работу проще или сложнее?</w:t>
             </w:r>
           </w:p>
         </w:tc>
         <w:tc>
           <w:tcPr>
             <w:tcW w:w="4673" w:type="dxa"/>
-          </w:tcPr>
-          <w:p>
-            <w:pPr>
-              <w:rPr>
-                <w:rFonts w:ascii="Times New Roman" w:hAnsi="Times New Roman" w:cs="Times New Roman"/>
-                <w:sz w:val="28"/>
-                <w:szCs w:val="28"/>
-              </w:rPr>
-            </w:pPr>
-            <w:r>
-              <w:rPr>
-                <w:rFonts w:ascii="Times New Roman" w:hAnsi="Times New Roman" w:cs="Times New Roman"/>
-                <w:sz w:val="28"/>
-                <w:szCs w:val="28"/>
-              </w:rPr>
-              <w:t>Цифровизация городских сервисов, жители ждут удобных решений от администрации.</w:t>
+            <w:vAlign w:val="center"/>
+          </w:tcPr>
+          <w:p>
+            <w:pPr>
+              <w:rPr>
+                <w:rFonts w:ascii="Times New Roman" w:hAnsi="Times New Roman" w:cs="Times New Roman"/>
+                <w:sz w:val="28"/>
+                <w:szCs w:val="28"/>
+              </w:rPr>
+            </w:pPr>
+            <w:r>
+              <w:rPr>
+                <w:rFonts w:ascii="Times New Roman" w:hAnsi="Times New Roman" w:cs="Times New Roman"/>
+                <w:sz w:val="28"/>
+                <w:szCs w:val="28"/>
+              </w:rPr>
+              <w:t xml:space="preserve">Проще: </w:t>
+            </w:r>
+            <w:proofErr w:type="spellStart"/>
+            <w:r>
+              <w:rPr>
+                <w:rFonts w:ascii="Times New Roman" w:hAnsi="Times New Roman" w:cs="Times New Roman"/>
+                <w:sz w:val="28"/>
+                <w:szCs w:val="28"/>
+              </w:rPr>
+              <w:t>автофильтры</w:t>
+            </w:r>
+            <w:proofErr w:type="spellEnd"/>
+            <w:r>
+              <w:rPr>
+                <w:rFonts w:ascii="Times New Roman" w:hAnsi="Times New Roman" w:cs="Times New Roman"/>
+                <w:sz w:val="28"/>
+                <w:szCs w:val="28"/>
+              </w:rPr>
+              <w:t xml:space="preserve"> и машинное обучение становятся умнее, система сама учится на моих решениях. Сложнее: мошенники тоже развиваются, используют нейросети для генерации текстов, которые выглядят как человеческие.</w:t>
             </w:r>
           </w:p>
         </w:tc>
@@ -3207,6 +3852,1629 @@
         <w:tc>
           <w:tcPr>
             <w:tcW w:w="4672" w:type="dxa"/>
+            <w:vAlign w:val="center"/>
+          </w:tcPr>
+          <w:p>
+            <w:pPr>
+              <w:rPr>
+                <w:rFonts w:ascii="Times New Roman" w:hAnsi="Times New Roman" w:cs="Times New Roman"/>
+                <w:sz w:val="28"/>
+                <w:szCs w:val="28"/>
+              </w:rPr>
+            </w:pPr>
+            <w:r>
+              <w:rPr>
+                <w:rFonts w:ascii="Times New Roman" w:hAnsi="Times New Roman" w:cs="Times New Roman"/>
+                <w:sz w:val="28"/>
+                <w:szCs w:val="28"/>
+              </w:rPr>
+              <w:t>12. Какой интерес или потребности у Вас есть относительно будущего ПО «</w:t>
+            </w:r>
+            <w:proofErr w:type="spellStart"/>
+            <w:r>
+              <w:rPr>
+                <w:rFonts w:ascii="Times New Roman" w:hAnsi="Times New Roman" w:cs="Times New Roman"/>
+                <w:sz w:val="28"/>
+                <w:szCs w:val="28"/>
+              </w:rPr>
+              <w:t>FreeBoard</w:t>
+            </w:r>
+            <w:proofErr w:type="spellEnd"/>
+            <w:r>
+              <w:rPr>
+                <w:rFonts w:ascii="Times New Roman" w:hAnsi="Times New Roman" w:cs="Times New Roman"/>
+                <w:sz w:val="28"/>
+                <w:szCs w:val="28"/>
+              </w:rPr>
+              <w:t>»?</w:t>
+            </w:r>
+          </w:p>
+        </w:tc>
+        <w:tc>
+          <w:tcPr>
+            <w:tcW w:w="4673" w:type="dxa"/>
+            <w:vAlign w:val="center"/>
+          </w:tcPr>
+          <w:p>
+            <w:pPr>
+              <w:rPr>
+                <w:rFonts w:ascii="Times New Roman" w:hAnsi="Times New Roman" w:cs="Times New Roman"/>
+                <w:sz w:val="28"/>
+                <w:szCs w:val="28"/>
+              </w:rPr>
+            </w:pPr>
+            <w:r>
+              <w:rPr>
+                <w:rFonts w:ascii="Times New Roman" w:hAnsi="Times New Roman" w:cs="Times New Roman"/>
+                <w:sz w:val="28"/>
+                <w:szCs w:val="28"/>
+              </w:rPr>
+              <w:t xml:space="preserve">Умная система модерации, которая: сама фильтрует 95% объявлений, учится на моих решениях, присылает мне только реально спорные случаи с кратким </w:t>
+            </w:r>
+            <w:r>
+              <w:rPr>
+                <w:rFonts w:ascii="Times New Roman" w:hAnsi="Times New Roman" w:cs="Times New Roman"/>
+                <w:sz w:val="28"/>
+                <w:szCs w:val="28"/>
+              </w:rPr>
+              <w:lastRenderedPageBreak/>
+              <w:t>пояснением «почему это вызвало сомнение».</w:t>
+            </w:r>
+          </w:p>
+        </w:tc>
+      </w:tr>
+      <w:tr>
+        <w:tc>
+          <w:tcPr>
+            <w:tcW w:w="4672" w:type="dxa"/>
+            <w:vAlign w:val="center"/>
+          </w:tcPr>
+          <w:p>
+            <w:pPr>
+              <w:rPr>
+                <w:rFonts w:ascii="Times New Roman" w:hAnsi="Times New Roman" w:cs="Times New Roman"/>
+                <w:sz w:val="28"/>
+                <w:szCs w:val="28"/>
+              </w:rPr>
+            </w:pPr>
+            <w:r>
+              <w:rPr>
+                <w:rFonts w:ascii="Times New Roman" w:hAnsi="Times New Roman" w:cs="Times New Roman"/>
+                <w:sz w:val="28"/>
+                <w:szCs w:val="28"/>
+              </w:rPr>
+              <w:lastRenderedPageBreak/>
+              <w:t>13. Что для Вас важно в личном кабинете модератора?</w:t>
+            </w:r>
+          </w:p>
+        </w:tc>
+        <w:tc>
+          <w:tcPr>
+            <w:tcW w:w="4673" w:type="dxa"/>
+            <w:vAlign w:val="center"/>
+          </w:tcPr>
+          <w:p>
+            <w:pPr>
+              <w:rPr>
+                <w:rFonts w:ascii="Times New Roman" w:hAnsi="Times New Roman" w:cs="Times New Roman"/>
+                <w:sz w:val="28"/>
+                <w:szCs w:val="28"/>
+              </w:rPr>
+            </w:pPr>
+            <w:r>
+              <w:rPr>
+                <w:rFonts w:ascii="Times New Roman" w:hAnsi="Times New Roman" w:cs="Times New Roman"/>
+                <w:sz w:val="28"/>
+                <w:szCs w:val="28"/>
+              </w:rPr>
+              <w:t>Не огромная очередь объявлений, а компактный список исключений </w:t>
+            </w:r>
+            <w:r>
+              <w:rPr>
+                <w:rFonts w:ascii="Times New Roman" w:hAnsi="Times New Roman" w:cs="Times New Roman"/>
+                <w:sz w:val="28"/>
+                <w:szCs w:val="28"/>
+              </w:rPr>
+              <w:t>-</w:t>
+            </w:r>
+            <w:r>
+              <w:rPr>
+                <w:rFonts w:ascii="Times New Roman" w:hAnsi="Times New Roman" w:cs="Times New Roman"/>
+                <w:sz w:val="28"/>
+                <w:szCs w:val="28"/>
+              </w:rPr>
+              <w:t xml:space="preserve"> 10-20 случаев в день, которые требуют моего внимания. К каждому </w:t>
+            </w:r>
+            <w:r>
+              <w:rPr>
+                <w:rFonts w:ascii="Times New Roman" w:hAnsi="Times New Roman" w:cs="Times New Roman"/>
+                <w:sz w:val="28"/>
+                <w:szCs w:val="28"/>
+              </w:rPr>
+              <w:t>-</w:t>
+            </w:r>
+            <w:r>
+              <w:rPr>
+                <w:rFonts w:ascii="Times New Roman" w:hAnsi="Times New Roman" w:cs="Times New Roman"/>
+                <w:sz w:val="28"/>
+                <w:szCs w:val="28"/>
+              </w:rPr>
+              <w:t xml:space="preserve"> краткая справка: почему система пометила, что говорят жалобы, есть ли у автора история нарушений.</w:t>
+            </w:r>
+          </w:p>
+        </w:tc>
+      </w:tr>
+      <w:tr>
+        <w:tc>
+          <w:tcPr>
+            <w:tcW w:w="4672" w:type="dxa"/>
+            <w:vAlign w:val="center"/>
+          </w:tcPr>
+          <w:p>
+            <w:pPr>
+              <w:rPr>
+                <w:rFonts w:ascii="Times New Roman" w:hAnsi="Times New Roman" w:cs="Times New Roman"/>
+                <w:sz w:val="28"/>
+                <w:szCs w:val="28"/>
+              </w:rPr>
+            </w:pPr>
+            <w:r>
+              <w:rPr>
+                <w:rFonts w:ascii="Times New Roman" w:hAnsi="Times New Roman" w:cs="Times New Roman"/>
+                <w:sz w:val="28"/>
+                <w:szCs w:val="28"/>
+              </w:rPr>
+              <w:t>14. Как Вы хотите управлять объявлениями и пользователями?</w:t>
+            </w:r>
+          </w:p>
+        </w:tc>
+        <w:tc>
+          <w:tcPr>
+            <w:tcW w:w="4673" w:type="dxa"/>
+            <w:vAlign w:val="center"/>
+          </w:tcPr>
+          <w:p>
+            <w:pPr>
+              <w:rPr>
+                <w:rFonts w:ascii="Times New Roman" w:hAnsi="Times New Roman" w:cs="Times New Roman"/>
+                <w:sz w:val="28"/>
+                <w:szCs w:val="28"/>
+              </w:rPr>
+            </w:pPr>
+            <w:r>
+              <w:rPr>
+                <w:rFonts w:ascii="Times New Roman" w:hAnsi="Times New Roman" w:cs="Times New Roman"/>
+                <w:sz w:val="28"/>
+                <w:szCs w:val="28"/>
+              </w:rPr>
+              <w:t>Быстрые решения: «Одобрить», «Отклонить», «Отправить на доработку автору».</w:t>
+            </w:r>
+          </w:p>
+        </w:tc>
+      </w:tr>
+      <w:tr>
+        <w:tc>
+          <w:tcPr>
+            <w:tcW w:w="4672" w:type="dxa"/>
+            <w:vAlign w:val="center"/>
+          </w:tcPr>
+          <w:p>
+            <w:pPr>
+              <w:rPr>
+                <w:rFonts w:ascii="Times New Roman" w:hAnsi="Times New Roman" w:cs="Times New Roman"/>
+                <w:sz w:val="28"/>
+                <w:szCs w:val="28"/>
+              </w:rPr>
+            </w:pPr>
+            <w:r>
+              <w:rPr>
+                <w:rFonts w:ascii="Times New Roman" w:hAnsi="Times New Roman" w:cs="Times New Roman"/>
+                <w:sz w:val="28"/>
+                <w:szCs w:val="28"/>
+              </w:rPr>
+              <w:t>15. Какая автоматизация Вам нужна для более эффективной модерации?</w:t>
+            </w:r>
+          </w:p>
+        </w:tc>
+        <w:tc>
+          <w:tcPr>
+            <w:tcW w:w="4673" w:type="dxa"/>
+            <w:vAlign w:val="center"/>
+          </w:tcPr>
+          <w:p>
+            <w:pPr>
+              <w:rPr>
+                <w:rFonts w:ascii="Times New Roman" w:hAnsi="Times New Roman" w:cs="Times New Roman"/>
+                <w:sz w:val="28"/>
+                <w:szCs w:val="28"/>
+              </w:rPr>
+            </w:pPr>
+            <w:r>
+              <w:rPr>
+                <w:rFonts w:ascii="Times New Roman" w:hAnsi="Times New Roman" w:cs="Times New Roman"/>
+                <w:sz w:val="28"/>
+                <w:szCs w:val="28"/>
+              </w:rPr>
+              <w:t>1) Автоматическая публикация объявлений без явных нарушений.</w:t>
+            </w:r>
+          </w:p>
+          <w:p>
+            <w:pPr>
+              <w:rPr>
+                <w:rFonts w:ascii="Times New Roman" w:hAnsi="Times New Roman" w:cs="Times New Roman"/>
+                <w:sz w:val="28"/>
+                <w:szCs w:val="28"/>
+              </w:rPr>
+            </w:pPr>
+            <w:r>
+              <w:rPr>
+                <w:rFonts w:ascii="Times New Roman" w:hAnsi="Times New Roman" w:cs="Times New Roman"/>
+                <w:sz w:val="28"/>
+                <w:szCs w:val="28"/>
+              </w:rPr>
+              <w:t>2) Автоматическая пометка объявлений с запрещенными словами или ссылками.</w:t>
+            </w:r>
+          </w:p>
+          <w:p>
+            <w:pPr>
+              <w:rPr>
+                <w:rFonts w:ascii="Times New Roman" w:hAnsi="Times New Roman" w:cs="Times New Roman"/>
+                <w:sz w:val="28"/>
+                <w:szCs w:val="28"/>
+              </w:rPr>
+            </w:pPr>
+            <w:r>
+              <w:rPr>
+                <w:rFonts w:ascii="Times New Roman" w:hAnsi="Times New Roman" w:cs="Times New Roman"/>
+                <w:sz w:val="28"/>
+                <w:szCs w:val="28"/>
+              </w:rPr>
+              <w:t>3) Автоматическое скрытие объявлений, на которые поступило больше 3 жалоб (до моего решения). 4) Автоматическая блокировка пользователя, если он получил 3 предупреждения.</w:t>
+            </w:r>
+          </w:p>
+          <w:p>
+            <w:pPr>
+              <w:rPr>
+                <w:rFonts w:ascii="Times New Roman" w:hAnsi="Times New Roman" w:cs="Times New Roman"/>
+                <w:sz w:val="28"/>
+                <w:szCs w:val="28"/>
+              </w:rPr>
+            </w:pPr>
+            <w:r>
+              <w:rPr>
+                <w:rFonts w:ascii="Times New Roman" w:hAnsi="Times New Roman" w:cs="Times New Roman"/>
+                <w:sz w:val="28"/>
+                <w:szCs w:val="28"/>
+              </w:rPr>
+              <w:t>5) Машинное обучение: система запоминает мои решения и применяет их к похожим случаям.</w:t>
+            </w:r>
+          </w:p>
+        </w:tc>
+      </w:tr>
+      <w:tr>
+        <w:tc>
+          <w:tcPr>
+            <w:tcW w:w="4672" w:type="dxa"/>
+            <w:vAlign w:val="center"/>
+          </w:tcPr>
+          <w:p>
+            <w:pPr>
+              <w:rPr>
+                <w:rFonts w:ascii="Times New Roman" w:hAnsi="Times New Roman" w:cs="Times New Roman"/>
+                <w:sz w:val="28"/>
+                <w:szCs w:val="28"/>
+              </w:rPr>
+            </w:pPr>
+            <w:r>
+              <w:rPr>
+                <w:rFonts w:ascii="Times New Roman" w:hAnsi="Times New Roman" w:cs="Times New Roman"/>
+                <w:sz w:val="28"/>
+                <w:szCs w:val="28"/>
+              </w:rPr>
+              <w:t>16. Как Вы хотите работать с жалобами пользователей?</w:t>
+            </w:r>
+          </w:p>
+        </w:tc>
+        <w:tc>
+          <w:tcPr>
+            <w:tcW w:w="4673" w:type="dxa"/>
+            <w:vAlign w:val="center"/>
+          </w:tcPr>
+          <w:p>
+            <w:pPr>
+              <w:rPr>
+                <w:rFonts w:ascii="Times New Roman" w:hAnsi="Times New Roman" w:cs="Times New Roman"/>
+                <w:sz w:val="28"/>
+                <w:szCs w:val="28"/>
+              </w:rPr>
+            </w:pPr>
+            <w:r>
+              <w:rPr>
+                <w:rFonts w:ascii="Times New Roman" w:hAnsi="Times New Roman" w:cs="Times New Roman"/>
+                <w:sz w:val="28"/>
+                <w:szCs w:val="28"/>
+              </w:rPr>
+              <w:t xml:space="preserve">Жалобы приходят </w:t>
+            </w:r>
+            <w:proofErr w:type="spellStart"/>
+            <w:r>
+              <w:rPr>
+                <w:rFonts w:ascii="Times New Roman" w:hAnsi="Times New Roman" w:cs="Times New Roman"/>
+                <w:sz w:val="28"/>
+                <w:szCs w:val="28"/>
+              </w:rPr>
+              <w:t>сгруппированно</w:t>
+            </w:r>
+            <w:proofErr w:type="spellEnd"/>
+            <w:r>
+              <w:rPr>
+                <w:rFonts w:ascii="Times New Roman" w:hAnsi="Times New Roman" w:cs="Times New Roman"/>
+                <w:sz w:val="28"/>
+                <w:szCs w:val="28"/>
+              </w:rPr>
+              <w:t xml:space="preserve"> </w:t>
+            </w:r>
+            <w:r>
+              <w:rPr>
+                <w:rFonts w:ascii="Times New Roman" w:hAnsi="Times New Roman" w:cs="Times New Roman"/>
+                <w:sz w:val="28"/>
+                <w:szCs w:val="28"/>
+              </w:rPr>
+              <w:t>-</w:t>
+            </w:r>
+            <w:r>
+              <w:rPr>
+                <w:rFonts w:ascii="Times New Roman" w:hAnsi="Times New Roman" w:cs="Times New Roman"/>
+                <w:sz w:val="28"/>
+                <w:szCs w:val="28"/>
+              </w:rPr>
+              <w:t xml:space="preserve"> если 5 человек пожаловались на одно объявление, это одна задача, а не 5. Вижу, кто пожаловался и по какой причине. Могу отклонить жалобу, если она необоснованная, и система запомнит это.</w:t>
+            </w:r>
+          </w:p>
+        </w:tc>
+      </w:tr>
+      <w:tr>
+        <w:tc>
+          <w:tcPr>
+            <w:tcW w:w="4672" w:type="dxa"/>
+            <w:vAlign w:val="center"/>
+          </w:tcPr>
+          <w:p>
+            <w:pPr>
+              <w:rPr>
+                <w:rFonts w:ascii="Times New Roman" w:hAnsi="Times New Roman" w:cs="Times New Roman"/>
+                <w:sz w:val="28"/>
+                <w:szCs w:val="28"/>
+              </w:rPr>
+            </w:pPr>
+            <w:r>
+              <w:rPr>
+                <w:rFonts w:ascii="Times New Roman" w:hAnsi="Times New Roman" w:cs="Times New Roman"/>
+                <w:sz w:val="28"/>
+                <w:szCs w:val="28"/>
+              </w:rPr>
+              <w:t>17. Как Вы хотите блокировать нарушителей?</w:t>
+            </w:r>
+          </w:p>
+        </w:tc>
+        <w:tc>
+          <w:tcPr>
+            <w:tcW w:w="4673" w:type="dxa"/>
+            <w:vAlign w:val="center"/>
+          </w:tcPr>
+          <w:p>
+            <w:pPr>
+              <w:rPr>
+                <w:rFonts w:ascii="Times New Roman" w:hAnsi="Times New Roman" w:cs="Times New Roman"/>
+                <w:sz w:val="28"/>
+                <w:szCs w:val="28"/>
+              </w:rPr>
+            </w:pPr>
+            <w:r>
+              <w:rPr>
+                <w:rFonts w:ascii="Times New Roman" w:hAnsi="Times New Roman" w:cs="Times New Roman"/>
+                <w:sz w:val="28"/>
+                <w:szCs w:val="28"/>
+              </w:rPr>
+              <w:t>В один клик с выбором срока (1 день, 3 дня, 7 дней, навсегда) и причиной из шаблона. Система автоматически проверяет, не пытался ли этот пользователь зарегистрироваться снова (по IP или номеру телефона), и блокирует повторно.</w:t>
+            </w:r>
+          </w:p>
+        </w:tc>
+      </w:tr>
+      <w:tr>
+        <w:tc>
+          <w:tcPr>
+            <w:tcW w:w="4672" w:type="dxa"/>
+            <w:vAlign w:val="center"/>
+          </w:tcPr>
+          <w:p>
+            <w:pPr>
+              <w:rPr>
+                <w:rFonts w:ascii="Times New Roman" w:hAnsi="Times New Roman" w:cs="Times New Roman"/>
+                <w:sz w:val="28"/>
+                <w:szCs w:val="28"/>
+              </w:rPr>
+            </w:pPr>
+            <w:r>
+              <w:rPr>
+                <w:rFonts w:ascii="Times New Roman" w:hAnsi="Times New Roman" w:cs="Times New Roman"/>
+                <w:sz w:val="28"/>
+                <w:szCs w:val="28"/>
+              </w:rPr>
+              <w:t>18. Какая статистика Вам нужна для работы?</w:t>
+            </w:r>
+          </w:p>
+        </w:tc>
+        <w:tc>
+          <w:tcPr>
+            <w:tcW w:w="4673" w:type="dxa"/>
+            <w:vAlign w:val="center"/>
+          </w:tcPr>
+          <w:p>
+            <w:pPr>
+              <w:rPr>
+                <w:rFonts w:ascii="Times New Roman" w:hAnsi="Times New Roman" w:cs="Times New Roman"/>
+                <w:sz w:val="28"/>
+                <w:szCs w:val="28"/>
+              </w:rPr>
+            </w:pPr>
+            <w:r>
+              <w:rPr>
+                <w:rFonts w:ascii="Times New Roman" w:hAnsi="Times New Roman" w:cs="Times New Roman"/>
+                <w:sz w:val="28"/>
+                <w:szCs w:val="28"/>
+              </w:rPr>
+              <w:t>1) Сколько объявлений система обработала сама за день.</w:t>
+            </w:r>
+          </w:p>
+          <w:p>
+            <w:pPr>
+              <w:rPr>
+                <w:rFonts w:ascii="Times New Roman" w:hAnsi="Times New Roman" w:cs="Times New Roman"/>
+                <w:sz w:val="28"/>
+                <w:szCs w:val="28"/>
+              </w:rPr>
+            </w:pPr>
+            <w:r>
+              <w:rPr>
+                <w:rFonts w:ascii="Times New Roman" w:hAnsi="Times New Roman" w:cs="Times New Roman"/>
+                <w:sz w:val="28"/>
+                <w:szCs w:val="28"/>
+              </w:rPr>
+              <w:t>2) Сколько спорных случаев пришло мне.</w:t>
+            </w:r>
+          </w:p>
+          <w:p>
+            <w:pPr>
+              <w:rPr>
+                <w:rFonts w:ascii="Times New Roman" w:hAnsi="Times New Roman" w:cs="Times New Roman"/>
+                <w:sz w:val="28"/>
+                <w:szCs w:val="28"/>
+              </w:rPr>
+            </w:pPr>
+            <w:r>
+              <w:rPr>
+                <w:rFonts w:ascii="Times New Roman" w:hAnsi="Times New Roman" w:cs="Times New Roman"/>
+                <w:sz w:val="28"/>
+                <w:szCs w:val="28"/>
+              </w:rPr>
+              <w:lastRenderedPageBreak/>
+              <w:t xml:space="preserve">3) Точность </w:t>
+            </w:r>
+            <w:proofErr w:type="spellStart"/>
+            <w:r>
+              <w:rPr>
+                <w:rFonts w:ascii="Times New Roman" w:hAnsi="Times New Roman" w:cs="Times New Roman"/>
+                <w:sz w:val="28"/>
+                <w:szCs w:val="28"/>
+              </w:rPr>
+              <w:t>автофильтра</w:t>
+            </w:r>
+            <w:proofErr w:type="spellEnd"/>
+            <w:r>
+              <w:rPr>
+                <w:rFonts w:ascii="Times New Roman" w:hAnsi="Times New Roman" w:cs="Times New Roman"/>
+                <w:sz w:val="28"/>
+                <w:szCs w:val="28"/>
+              </w:rPr>
+              <w:t xml:space="preserve"> </w:t>
+            </w:r>
+            <w:r>
+              <w:rPr>
+                <w:rFonts w:ascii="Times New Roman" w:hAnsi="Times New Roman" w:cs="Times New Roman"/>
+                <w:sz w:val="28"/>
+                <w:szCs w:val="28"/>
+              </w:rPr>
+              <w:t>-</w:t>
+            </w:r>
+            <w:r>
+              <w:rPr>
+                <w:rFonts w:ascii="Times New Roman" w:hAnsi="Times New Roman" w:cs="Times New Roman"/>
+                <w:sz w:val="28"/>
+                <w:szCs w:val="28"/>
+              </w:rPr>
+              <w:t xml:space="preserve"> сколько моих решений было «одобрено» (значит, система ошибочно пометила).</w:t>
+            </w:r>
+          </w:p>
+        </w:tc>
+      </w:tr>
+      <w:tr>
+        <w:tc>
+          <w:tcPr>
+            <w:tcW w:w="4672" w:type="dxa"/>
+            <w:vAlign w:val="center"/>
+          </w:tcPr>
+          <w:p>
+            <w:pPr>
+              <w:rPr>
+                <w:rFonts w:ascii="Times New Roman" w:hAnsi="Times New Roman" w:cs="Times New Roman"/>
+                <w:sz w:val="28"/>
+                <w:szCs w:val="28"/>
+              </w:rPr>
+            </w:pPr>
+            <w:r>
+              <w:rPr>
+                <w:rFonts w:ascii="Times New Roman" w:hAnsi="Times New Roman" w:cs="Times New Roman"/>
+                <w:sz w:val="28"/>
+                <w:szCs w:val="28"/>
+              </w:rPr>
+              <w:lastRenderedPageBreak/>
+              <w:t>19. Что Вас больше всего раздражает в существующих системах модерации?</w:t>
+            </w:r>
+          </w:p>
+        </w:tc>
+        <w:tc>
+          <w:tcPr>
+            <w:tcW w:w="4673" w:type="dxa"/>
+            <w:vAlign w:val="center"/>
+          </w:tcPr>
+          <w:p>
+            <w:pPr>
+              <w:rPr>
+                <w:rFonts w:ascii="Times New Roman" w:hAnsi="Times New Roman" w:cs="Times New Roman"/>
+                <w:sz w:val="28"/>
+                <w:szCs w:val="28"/>
+              </w:rPr>
+            </w:pPr>
+            <w:r>
+              <w:rPr>
+                <w:rFonts w:ascii="Times New Roman" w:hAnsi="Times New Roman" w:cs="Times New Roman"/>
+                <w:sz w:val="28"/>
+                <w:szCs w:val="28"/>
+              </w:rPr>
+              <w:t xml:space="preserve">1) Когда всё построено на ручной проверке </w:t>
+            </w:r>
+            <w:proofErr w:type="gramStart"/>
+            <w:r>
+              <w:rPr>
+                <w:rFonts w:ascii="Times New Roman" w:hAnsi="Times New Roman" w:cs="Times New Roman"/>
+                <w:sz w:val="28"/>
+                <w:szCs w:val="28"/>
+              </w:rPr>
+              <w:t>-</w:t>
+            </w:r>
+            <w:r>
+              <w:rPr>
+                <w:rFonts w:ascii="Times New Roman" w:hAnsi="Times New Roman" w:cs="Times New Roman"/>
+                <w:sz w:val="28"/>
+                <w:szCs w:val="28"/>
+              </w:rPr>
+              <w:t xml:space="preserve"> это</w:t>
+            </w:r>
+            <w:proofErr w:type="gramEnd"/>
+            <w:r>
+              <w:rPr>
+                <w:rFonts w:ascii="Times New Roman" w:hAnsi="Times New Roman" w:cs="Times New Roman"/>
+                <w:sz w:val="28"/>
+                <w:szCs w:val="28"/>
+              </w:rPr>
+              <w:t xml:space="preserve"> не масштабируется.</w:t>
+            </w:r>
+          </w:p>
+          <w:p>
+            <w:pPr>
+              <w:rPr>
+                <w:rFonts w:ascii="Times New Roman" w:hAnsi="Times New Roman" w:cs="Times New Roman"/>
+                <w:sz w:val="28"/>
+                <w:szCs w:val="28"/>
+              </w:rPr>
+            </w:pPr>
+            <w:r>
+              <w:rPr>
+                <w:rFonts w:ascii="Times New Roman" w:hAnsi="Times New Roman" w:cs="Times New Roman"/>
+                <w:sz w:val="28"/>
+                <w:szCs w:val="28"/>
+              </w:rPr>
+              <w:t xml:space="preserve">2) Ложные срабатывания </w:t>
+            </w:r>
+            <w:r>
+              <w:rPr>
+                <w:rFonts w:ascii="Times New Roman" w:hAnsi="Times New Roman" w:cs="Times New Roman"/>
+                <w:sz w:val="28"/>
+                <w:szCs w:val="28"/>
+              </w:rPr>
+              <w:t>-</w:t>
+            </w:r>
+            <w:r>
+              <w:rPr>
+                <w:rFonts w:ascii="Times New Roman" w:hAnsi="Times New Roman" w:cs="Times New Roman"/>
+                <w:sz w:val="28"/>
+                <w:szCs w:val="28"/>
+              </w:rPr>
+              <w:t xml:space="preserve"> приходится тратить время на нормальные объявления.</w:t>
+            </w:r>
+          </w:p>
+          <w:p>
+            <w:pPr>
+              <w:rPr>
+                <w:rFonts w:ascii="Times New Roman" w:hAnsi="Times New Roman" w:cs="Times New Roman"/>
+                <w:sz w:val="28"/>
+                <w:szCs w:val="28"/>
+              </w:rPr>
+            </w:pPr>
+            <w:r>
+              <w:rPr>
+                <w:rFonts w:ascii="Times New Roman" w:hAnsi="Times New Roman" w:cs="Times New Roman"/>
+                <w:sz w:val="28"/>
+                <w:szCs w:val="28"/>
+              </w:rPr>
+              <w:t>3) Отсутствие обратной связи от системы: непонятно, почему объявление попало в «подозрительные».</w:t>
+            </w:r>
+          </w:p>
+        </w:tc>
+      </w:tr>
+      <w:tr>
+        <w:tc>
+          <w:tcPr>
+            <w:tcW w:w="4672" w:type="dxa"/>
+            <w:vAlign w:val="center"/>
+          </w:tcPr>
+          <w:p>
+            <w:pPr>
+              <w:rPr>
+                <w:rFonts w:ascii="Times New Roman" w:hAnsi="Times New Roman" w:cs="Times New Roman"/>
+                <w:sz w:val="28"/>
+                <w:szCs w:val="28"/>
+              </w:rPr>
+            </w:pPr>
+            <w:r>
+              <w:rPr>
+                <w:rFonts w:ascii="Times New Roman" w:hAnsi="Times New Roman" w:cs="Times New Roman"/>
+                <w:sz w:val="28"/>
+                <w:szCs w:val="28"/>
+              </w:rPr>
+              <w:t>20. Как Вы хотите взаимодействовать с администратором?</w:t>
+            </w:r>
+          </w:p>
+        </w:tc>
+        <w:tc>
+          <w:tcPr>
+            <w:tcW w:w="4673" w:type="dxa"/>
+            <w:vAlign w:val="center"/>
+          </w:tcPr>
+          <w:p>
+            <w:pPr>
+              <w:rPr>
+                <w:rFonts w:ascii="Times New Roman" w:hAnsi="Times New Roman" w:cs="Times New Roman"/>
+                <w:sz w:val="28"/>
+                <w:szCs w:val="28"/>
+              </w:rPr>
+            </w:pPr>
+            <w:r>
+              <w:rPr>
+                <w:rFonts w:ascii="Times New Roman" w:hAnsi="Times New Roman" w:cs="Times New Roman"/>
+                <w:sz w:val="28"/>
+                <w:szCs w:val="28"/>
+              </w:rPr>
+              <w:t xml:space="preserve">Через отдельный канал: если я вижу новую схему мошенничества, которую система не ловит, я описываю её администратору и предлагаю новое правило. Администратор добавляет правило в </w:t>
+            </w:r>
+            <w:proofErr w:type="spellStart"/>
+            <w:r>
+              <w:rPr>
+                <w:rFonts w:ascii="Times New Roman" w:hAnsi="Times New Roman" w:cs="Times New Roman"/>
+                <w:sz w:val="28"/>
+                <w:szCs w:val="28"/>
+              </w:rPr>
+              <w:t>автофильтр</w:t>
+            </w:r>
+            <w:proofErr w:type="spellEnd"/>
+            <w:r>
+              <w:rPr>
+                <w:rFonts w:ascii="Times New Roman" w:hAnsi="Times New Roman" w:cs="Times New Roman"/>
+                <w:sz w:val="28"/>
+                <w:szCs w:val="28"/>
+              </w:rPr>
+              <w:t xml:space="preserve"> </w:t>
+            </w:r>
+            <w:r>
+              <w:rPr>
+                <w:rFonts w:ascii="Times New Roman" w:hAnsi="Times New Roman" w:cs="Times New Roman"/>
+                <w:sz w:val="28"/>
+                <w:szCs w:val="28"/>
+              </w:rPr>
+              <w:t>-</w:t>
+            </w:r>
+            <w:r>
+              <w:rPr>
+                <w:rFonts w:ascii="Times New Roman" w:hAnsi="Times New Roman" w:cs="Times New Roman"/>
+                <w:sz w:val="28"/>
+                <w:szCs w:val="28"/>
+              </w:rPr>
+              <w:t xml:space="preserve"> и система начинает ловить такие случаи сама.</w:t>
+            </w:r>
+          </w:p>
+        </w:tc>
+      </w:tr>
+      <w:tr>
+        <w:tc>
+          <w:tcPr>
+            <w:tcW w:w="4672" w:type="dxa"/>
+            <w:vAlign w:val="center"/>
+          </w:tcPr>
+          <w:p>
+            <w:pPr>
+              <w:rPr>
+                <w:rFonts w:ascii="Times New Roman" w:hAnsi="Times New Roman" w:cs="Times New Roman"/>
+                <w:sz w:val="28"/>
+                <w:szCs w:val="28"/>
+              </w:rPr>
+            </w:pPr>
+            <w:r>
+              <w:rPr>
+                <w:rFonts w:ascii="Times New Roman" w:hAnsi="Times New Roman" w:cs="Times New Roman"/>
+                <w:sz w:val="28"/>
+                <w:szCs w:val="28"/>
+              </w:rPr>
+              <w:t>21. Какие уведомления Вам нужны?</w:t>
+            </w:r>
+          </w:p>
+        </w:tc>
+        <w:tc>
+          <w:tcPr>
+            <w:tcW w:w="4673" w:type="dxa"/>
+            <w:vAlign w:val="center"/>
+          </w:tcPr>
+          <w:p>
+            <w:pPr>
+              <w:rPr>
+                <w:rFonts w:ascii="Times New Roman" w:hAnsi="Times New Roman" w:cs="Times New Roman"/>
+                <w:sz w:val="28"/>
+                <w:szCs w:val="28"/>
+              </w:rPr>
+            </w:pPr>
+            <w:r>
+              <w:rPr>
+                <w:rFonts w:ascii="Times New Roman" w:hAnsi="Times New Roman" w:cs="Times New Roman"/>
+                <w:sz w:val="28"/>
+                <w:szCs w:val="28"/>
+              </w:rPr>
+              <w:t xml:space="preserve">1) Появились новые спорные случаи (не чаще раза в час, чтобы не отвлекать). 2) Поступила жалоба на объявление, которое я одобрил. 3) Заблокированный пользователь пытается зарегистрироваться снова. 4) </w:t>
+            </w:r>
+            <w:proofErr w:type="spellStart"/>
+            <w:r>
+              <w:rPr>
+                <w:rFonts w:ascii="Times New Roman" w:hAnsi="Times New Roman" w:cs="Times New Roman"/>
+                <w:sz w:val="28"/>
+                <w:szCs w:val="28"/>
+              </w:rPr>
+              <w:t>Автофильтр</w:t>
+            </w:r>
+            <w:proofErr w:type="spellEnd"/>
+            <w:r>
+              <w:rPr>
+                <w:rFonts w:ascii="Times New Roman" w:hAnsi="Times New Roman" w:cs="Times New Roman"/>
+                <w:sz w:val="28"/>
+                <w:szCs w:val="28"/>
+              </w:rPr>
+              <w:t xml:space="preserve"> пропустил явный спам </w:t>
+            </w:r>
+            <w:r>
+              <w:rPr>
+                <w:rFonts w:ascii="Times New Roman" w:hAnsi="Times New Roman" w:cs="Times New Roman"/>
+                <w:sz w:val="28"/>
+                <w:szCs w:val="28"/>
+              </w:rPr>
+              <w:t>-</w:t>
+            </w:r>
+            <w:r>
+              <w:rPr>
+                <w:rFonts w:ascii="Times New Roman" w:hAnsi="Times New Roman" w:cs="Times New Roman"/>
+                <w:sz w:val="28"/>
+                <w:szCs w:val="28"/>
+              </w:rPr>
+              <w:t xml:space="preserve"> нужно срочно доработать правило.</w:t>
+            </w:r>
+          </w:p>
+        </w:tc>
+      </w:tr>
+      <w:tr>
+        <w:tc>
+          <w:tcPr>
+            <w:tcW w:w="4672" w:type="dxa"/>
+            <w:vAlign w:val="center"/>
+          </w:tcPr>
+          <w:p>
+            <w:pPr>
+              <w:rPr>
+                <w:rFonts w:ascii="Times New Roman" w:hAnsi="Times New Roman" w:cs="Times New Roman"/>
+                <w:sz w:val="28"/>
+                <w:szCs w:val="28"/>
+              </w:rPr>
+            </w:pPr>
+            <w:r>
+              <w:rPr>
+                <w:rFonts w:ascii="Times New Roman" w:hAnsi="Times New Roman" w:cs="Times New Roman"/>
+                <w:sz w:val="28"/>
+                <w:szCs w:val="28"/>
+              </w:rPr>
+              <w:t>22. Что должно быть в карточке спорного объявления?</w:t>
+            </w:r>
+          </w:p>
+        </w:tc>
+        <w:tc>
+          <w:tcPr>
+            <w:tcW w:w="4673" w:type="dxa"/>
+            <w:vAlign w:val="center"/>
+          </w:tcPr>
+          <w:p>
+            <w:pPr>
+              <w:rPr>
+                <w:rFonts w:ascii="Times New Roman" w:hAnsi="Times New Roman" w:cs="Times New Roman"/>
+                <w:sz w:val="28"/>
+                <w:szCs w:val="28"/>
+              </w:rPr>
+            </w:pPr>
+            <w:r>
+              <w:rPr>
+                <w:rFonts w:ascii="Times New Roman" w:hAnsi="Times New Roman" w:cs="Times New Roman"/>
+                <w:sz w:val="28"/>
+                <w:szCs w:val="28"/>
+              </w:rPr>
+              <w:t>Краткая справка: почему система пометила объявление (запрещенное слово, жалоба, дубликат фото). Фото и текст объявления. Автор с рейтингом и историей. Кнопки: «Одобрить», «Отклонить», «Отправить автору на доработку», «Заблокировать автора». Всё в одном экране.</w:t>
+            </w:r>
+          </w:p>
+        </w:tc>
+      </w:tr>
+    </w:tbl>
+    <w:p>
+      <w:pPr>
+        <w:rPr>
+          <w:rFonts w:ascii="Times New Roman" w:hAnsi="Times New Roman" w:cs="Times New Roman"/>
+          <w:sz w:val="28"/>
+          <w:szCs w:val="28"/>
+        </w:rPr>
+      </w:pPr>
+    </w:p>
+    <w:p>
+      <w:pPr>
+        <w:rPr>
+          <w:rFonts w:ascii="Times New Roman" w:hAnsi="Times New Roman" w:cs="Times New Roman"/>
+          <w:sz w:val="28"/>
+          <w:szCs w:val="28"/>
+        </w:rPr>
+      </w:pPr>
+      <w:r>
+        <w:rPr>
+          <w:rFonts w:ascii="Times New Roman" w:hAnsi="Times New Roman" w:cs="Times New Roman"/>
+          <w:sz w:val="28"/>
+          <w:szCs w:val="28"/>
+        </w:rPr>
+        <w:t>Интервью с заказчиком</w:t>
+      </w:r>
+    </w:p>
+    <w:tbl>
+      <w:tblPr>
+        <w:tblStyle w:val="a6"/>
+        <w:tblW w:w="0" w:type="auto"/>
+        <w:tblLook w:val="04A0" w:firstRow="1" w:lastRow="0" w:firstColumn="1" w:lastColumn="0" w:noHBand="0" w:noVBand="1"/>
+      </w:tblPr>
+      <w:tblGrid>
+        <w:gridCol w:w="4672"/>
+        <w:gridCol w:w="4673"/>
+      </w:tblGrid>
+      <w:tr>
+        <w:tc>
+          <w:tcPr>
+            <w:tcW w:w="4672" w:type="dxa"/>
+          </w:tcPr>
+          <w:p>
+            <w:pPr>
+              <w:rPr>
+                <w:rFonts w:ascii="Times New Roman" w:hAnsi="Times New Roman" w:cs="Times New Roman"/>
+                <w:sz w:val="28"/>
+                <w:szCs w:val="28"/>
+              </w:rPr>
+            </w:pPr>
+            <w:r>
+              <w:rPr>
+                <w:rFonts w:ascii="Times New Roman" w:hAnsi="Times New Roman" w:cs="Times New Roman"/>
+                <w:sz w:val="28"/>
+                <w:szCs w:val="28"/>
+              </w:rPr>
+              <w:t xml:space="preserve">Вопрос </w:t>
+            </w:r>
+          </w:p>
+        </w:tc>
+        <w:tc>
+          <w:tcPr>
+            <w:tcW w:w="4673" w:type="dxa"/>
+          </w:tcPr>
+          <w:p>
+            <w:pPr>
+              <w:rPr>
+                <w:rFonts w:ascii="Times New Roman" w:hAnsi="Times New Roman" w:cs="Times New Roman"/>
+                <w:sz w:val="28"/>
+                <w:szCs w:val="28"/>
+              </w:rPr>
+            </w:pPr>
+            <w:r>
+              <w:rPr>
+                <w:rFonts w:ascii="Times New Roman" w:hAnsi="Times New Roman" w:cs="Times New Roman"/>
+                <w:sz w:val="28"/>
+                <w:szCs w:val="28"/>
+              </w:rPr>
+              <w:t>Ответ</w:t>
+            </w:r>
+          </w:p>
+        </w:tc>
+      </w:tr>
+      <w:tr>
+        <w:tc>
+          <w:tcPr>
+            <w:tcW w:w="4672" w:type="dxa"/>
+          </w:tcPr>
+          <w:p>
+            <w:pPr>
+              <w:rPr>
+                <w:rFonts w:ascii="Times New Roman" w:hAnsi="Times New Roman" w:cs="Times New Roman"/>
+                <w:sz w:val="28"/>
+                <w:szCs w:val="28"/>
+              </w:rPr>
+            </w:pPr>
+            <w:r>
+              <w:rPr>
+                <w:rFonts w:ascii="Times New Roman" w:hAnsi="Times New Roman" w:cs="Times New Roman"/>
+                <w:sz w:val="28"/>
+                <w:szCs w:val="28"/>
+              </w:rPr>
+              <w:t>1.</w:t>
+            </w:r>
+            <w:r>
+              <w:rPr>
+                <w:rFonts w:ascii="Times New Roman" w:hAnsi="Times New Roman" w:cs="Times New Roman"/>
+                <w:sz w:val="28"/>
+                <w:szCs w:val="28"/>
+              </w:rPr>
+              <w:t xml:space="preserve"> </w:t>
+            </w:r>
+            <w:r>
+              <w:rPr>
+                <w:rFonts w:ascii="Times New Roman" w:hAnsi="Times New Roman" w:cs="Times New Roman"/>
+                <w:sz w:val="28"/>
+                <w:szCs w:val="28"/>
+              </w:rPr>
+              <w:t>Ваше имя</w:t>
+            </w:r>
+          </w:p>
+        </w:tc>
+        <w:tc>
+          <w:tcPr>
+            <w:tcW w:w="4673" w:type="dxa"/>
+          </w:tcPr>
+          <w:p>
+            <w:pPr>
+              <w:rPr>
+                <w:rFonts w:ascii="Times New Roman" w:hAnsi="Times New Roman" w:cs="Times New Roman"/>
+                <w:sz w:val="28"/>
+                <w:szCs w:val="28"/>
+              </w:rPr>
+            </w:pPr>
+            <w:r>
+              <w:rPr>
+                <w:rFonts w:ascii="Times New Roman" w:hAnsi="Times New Roman" w:cs="Times New Roman"/>
+                <w:sz w:val="28"/>
+                <w:szCs w:val="28"/>
+              </w:rPr>
+              <w:t>Николаевский Никита Вячеславович</w:t>
+            </w:r>
+          </w:p>
+        </w:tc>
+      </w:tr>
+      <w:tr>
+        <w:tc>
+          <w:tcPr>
+            <w:tcW w:w="4672" w:type="dxa"/>
+          </w:tcPr>
+          <w:p>
+            <w:pPr>
+              <w:rPr>
+                <w:rFonts w:ascii="Times New Roman" w:hAnsi="Times New Roman" w:cs="Times New Roman"/>
+                <w:sz w:val="28"/>
+                <w:szCs w:val="28"/>
+              </w:rPr>
+            </w:pPr>
+            <w:r>
+              <w:rPr>
+                <w:rFonts w:ascii="Times New Roman" w:hAnsi="Times New Roman" w:cs="Times New Roman"/>
+                <w:sz w:val="28"/>
+                <w:szCs w:val="28"/>
+              </w:rPr>
+              <w:lastRenderedPageBreak/>
+              <w:t xml:space="preserve">2. </w:t>
+            </w:r>
+            <w:r>
+              <w:rPr>
+                <w:rFonts w:ascii="Times New Roman" w:hAnsi="Times New Roman" w:cs="Times New Roman"/>
+                <w:sz w:val="28"/>
+                <w:szCs w:val="28"/>
+              </w:rPr>
+              <w:t>Ваша роль в системе:</w:t>
+            </w:r>
+          </w:p>
+        </w:tc>
+        <w:tc>
+          <w:tcPr>
+            <w:tcW w:w="4673" w:type="dxa"/>
+          </w:tcPr>
+          <w:p>
+            <w:pPr>
+              <w:rPr>
+                <w:rFonts w:ascii="Times New Roman" w:hAnsi="Times New Roman" w:cs="Times New Roman"/>
+                <w:sz w:val="28"/>
+                <w:szCs w:val="28"/>
+              </w:rPr>
+            </w:pPr>
+            <w:r>
+              <w:rPr>
+                <w:rFonts w:ascii="Times New Roman" w:hAnsi="Times New Roman" w:cs="Times New Roman"/>
+                <w:sz w:val="28"/>
+                <w:szCs w:val="28"/>
+              </w:rPr>
+              <w:t>Заказчик (представитель администрации города)</w:t>
+            </w:r>
+          </w:p>
+        </w:tc>
+      </w:tr>
+      <w:tr>
+        <w:tc>
+          <w:tcPr>
+            <w:tcW w:w="4672" w:type="dxa"/>
+          </w:tcPr>
+          <w:p>
+            <w:pPr>
+              <w:rPr>
+                <w:rFonts w:ascii="Times New Roman" w:hAnsi="Times New Roman" w:cs="Times New Roman"/>
+                <w:sz w:val="28"/>
+                <w:szCs w:val="28"/>
+              </w:rPr>
+            </w:pPr>
+            <w:r>
+              <w:rPr>
+                <w:rFonts w:ascii="Times New Roman" w:hAnsi="Times New Roman" w:cs="Times New Roman"/>
+                <w:sz w:val="28"/>
+                <w:szCs w:val="28"/>
+              </w:rPr>
+              <w:t xml:space="preserve">3. </w:t>
+            </w:r>
+            <w:r>
+              <w:rPr>
+                <w:rFonts w:ascii="Times New Roman" w:hAnsi="Times New Roman" w:cs="Times New Roman"/>
+                <w:sz w:val="28"/>
+                <w:szCs w:val="28"/>
+              </w:rPr>
+              <w:t>Ваш основной вид деятельности в системе</w:t>
+            </w:r>
+          </w:p>
+        </w:tc>
+        <w:tc>
+          <w:tcPr>
+            <w:tcW w:w="4673" w:type="dxa"/>
+          </w:tcPr>
+          <w:p>
+            <w:pPr>
+              <w:rPr>
+                <w:rFonts w:ascii="Times New Roman" w:hAnsi="Times New Roman" w:cs="Times New Roman"/>
+                <w:sz w:val="28"/>
+                <w:szCs w:val="28"/>
+              </w:rPr>
+            </w:pPr>
+            <w:r>
+              <w:rPr>
+                <w:rFonts w:ascii="Times New Roman" w:hAnsi="Times New Roman" w:cs="Times New Roman"/>
+                <w:sz w:val="28"/>
+                <w:szCs w:val="28"/>
+              </w:rPr>
+              <w:t>Принимаю решения о финансировании и развитии платформы для жителей города.</w:t>
+            </w:r>
+          </w:p>
+        </w:tc>
+      </w:tr>
+      <w:tr>
+        <w:tc>
+          <w:tcPr>
+            <w:tcW w:w="4672" w:type="dxa"/>
+          </w:tcPr>
+          <w:p>
+            <w:pPr>
+              <w:rPr>
+                <w:rFonts w:ascii="Times New Roman" w:hAnsi="Times New Roman" w:cs="Times New Roman"/>
+                <w:sz w:val="28"/>
+                <w:szCs w:val="28"/>
+              </w:rPr>
+            </w:pPr>
+            <w:r>
+              <w:rPr>
+                <w:rFonts w:ascii="Times New Roman" w:hAnsi="Times New Roman" w:cs="Times New Roman"/>
+                <w:sz w:val="28"/>
+                <w:szCs w:val="28"/>
+              </w:rPr>
+              <w:t xml:space="preserve">4. </w:t>
+            </w:r>
+            <w:r>
+              <w:rPr>
+                <w:rFonts w:ascii="Times New Roman" w:hAnsi="Times New Roman" w:cs="Times New Roman"/>
+                <w:sz w:val="28"/>
+                <w:szCs w:val="28"/>
+              </w:rPr>
+              <w:t>Как часто Вы взаимодействуете с системой?</w:t>
+            </w:r>
+          </w:p>
+        </w:tc>
+        <w:tc>
+          <w:tcPr>
+            <w:tcW w:w="4673" w:type="dxa"/>
+          </w:tcPr>
+          <w:p>
+            <w:pPr>
+              <w:rPr>
+                <w:rFonts w:ascii="Times New Roman" w:hAnsi="Times New Roman" w:cs="Times New Roman"/>
+                <w:sz w:val="28"/>
+                <w:szCs w:val="28"/>
+              </w:rPr>
+            </w:pPr>
+            <w:r>
+              <w:rPr>
+                <w:rFonts w:ascii="Times New Roman" w:hAnsi="Times New Roman" w:cs="Times New Roman"/>
+                <w:sz w:val="28"/>
+                <w:szCs w:val="28"/>
+              </w:rPr>
+              <w:t>Еженедельно (отчеты, планерки)</w:t>
+            </w:r>
+          </w:p>
+        </w:tc>
+      </w:tr>
+      <w:tr>
+        <w:tc>
+          <w:tcPr>
+            <w:tcW w:w="4672" w:type="dxa"/>
+          </w:tcPr>
+          <w:p>
+            <w:pPr>
+              <w:rPr>
+                <w:rFonts w:ascii="Times New Roman" w:hAnsi="Times New Roman" w:cs="Times New Roman"/>
+                <w:sz w:val="28"/>
+                <w:szCs w:val="28"/>
+              </w:rPr>
+            </w:pPr>
+            <w:r>
+              <w:rPr>
+                <w:rFonts w:ascii="Times New Roman" w:hAnsi="Times New Roman" w:cs="Times New Roman"/>
+                <w:sz w:val="28"/>
+                <w:szCs w:val="28"/>
+              </w:rPr>
+              <w:t xml:space="preserve">5. </w:t>
+            </w:r>
+            <w:r>
+              <w:rPr>
+                <w:rFonts w:ascii="Times New Roman" w:hAnsi="Times New Roman" w:cs="Times New Roman"/>
+                <w:sz w:val="28"/>
+                <w:szCs w:val="28"/>
+              </w:rPr>
+              <w:t>Что Вы создаете или производите в системе?</w:t>
+            </w:r>
+          </w:p>
+        </w:tc>
+        <w:tc>
+          <w:tcPr>
+            <w:tcW w:w="4673" w:type="dxa"/>
+          </w:tcPr>
+          <w:p>
+            <w:pPr>
+              <w:rPr>
+                <w:rFonts w:ascii="Times New Roman" w:hAnsi="Times New Roman" w:cs="Times New Roman"/>
+                <w:sz w:val="28"/>
+                <w:szCs w:val="28"/>
+              </w:rPr>
+            </w:pPr>
+            <w:r>
+              <w:rPr>
+                <w:rFonts w:ascii="Times New Roman" w:hAnsi="Times New Roman" w:cs="Times New Roman"/>
+                <w:sz w:val="28"/>
+                <w:szCs w:val="28"/>
+              </w:rPr>
+              <w:t>Формирую требования к системе, утверждаю бюджет, принимаю готовый продукт.</w:t>
+            </w:r>
+          </w:p>
+        </w:tc>
+      </w:tr>
+      <w:tr>
+        <w:tc>
+          <w:tcPr>
+            <w:tcW w:w="4672" w:type="dxa"/>
+          </w:tcPr>
+          <w:p>
+            <w:pPr>
+              <w:rPr>
+                <w:rFonts w:ascii="Times New Roman" w:hAnsi="Times New Roman" w:cs="Times New Roman"/>
+                <w:sz w:val="28"/>
+                <w:szCs w:val="28"/>
+              </w:rPr>
+            </w:pPr>
+            <w:r>
+              <w:rPr>
+                <w:rFonts w:ascii="Times New Roman" w:hAnsi="Times New Roman" w:cs="Times New Roman"/>
+                <w:sz w:val="28"/>
+                <w:szCs w:val="28"/>
+              </w:rPr>
+              <w:t xml:space="preserve">6. </w:t>
+            </w:r>
+            <w:r>
+              <w:rPr>
+                <w:rFonts w:ascii="Times New Roman" w:hAnsi="Times New Roman" w:cs="Times New Roman"/>
+                <w:sz w:val="28"/>
+                <w:szCs w:val="28"/>
+              </w:rPr>
+              <w:t>Для кого Вы это делаете?</w:t>
+            </w:r>
+          </w:p>
+        </w:tc>
+        <w:tc>
+          <w:tcPr>
+            <w:tcW w:w="4673" w:type="dxa"/>
+          </w:tcPr>
+          <w:p>
+            <w:pPr>
+              <w:rPr>
+                <w:rFonts w:ascii="Times New Roman" w:hAnsi="Times New Roman" w:cs="Times New Roman"/>
+                <w:sz w:val="28"/>
+                <w:szCs w:val="28"/>
+              </w:rPr>
+            </w:pPr>
+            <w:r>
+              <w:rPr>
+                <w:rFonts w:ascii="Times New Roman" w:hAnsi="Times New Roman" w:cs="Times New Roman"/>
+                <w:sz w:val="28"/>
+                <w:szCs w:val="28"/>
+              </w:rPr>
+              <w:t xml:space="preserve">Для жителей города </w:t>
+            </w:r>
+            <w:r>
+              <w:rPr>
+                <w:rFonts w:ascii="Times New Roman" w:hAnsi="Times New Roman" w:cs="Times New Roman"/>
+                <w:sz w:val="28"/>
+                <w:szCs w:val="28"/>
+              </w:rPr>
+              <w:t>-</w:t>
+            </w:r>
+            <w:r>
+              <w:rPr>
+                <w:rFonts w:ascii="Times New Roman" w:hAnsi="Times New Roman" w:cs="Times New Roman"/>
+                <w:sz w:val="28"/>
+                <w:szCs w:val="28"/>
+              </w:rPr>
+              <w:t xml:space="preserve"> чтобы им было удобно обмениваться вещами и услугами.</w:t>
+            </w:r>
+          </w:p>
+        </w:tc>
+      </w:tr>
+      <w:tr>
+        <w:tc>
+          <w:tcPr>
+            <w:tcW w:w="4672" w:type="dxa"/>
+          </w:tcPr>
+          <w:p>
+            <w:pPr>
+              <w:rPr>
+                <w:rFonts w:ascii="Times New Roman" w:hAnsi="Times New Roman" w:cs="Times New Roman"/>
+                <w:sz w:val="28"/>
+                <w:szCs w:val="28"/>
+              </w:rPr>
+            </w:pPr>
+            <w:r>
+              <w:rPr>
+                <w:rFonts w:ascii="Times New Roman" w:hAnsi="Times New Roman" w:cs="Times New Roman"/>
+                <w:sz w:val="28"/>
+                <w:szCs w:val="28"/>
+              </w:rPr>
+              <w:t xml:space="preserve">7. </w:t>
+            </w:r>
+            <w:r>
+              <w:rPr>
+                <w:rFonts w:ascii="Times New Roman" w:hAnsi="Times New Roman" w:cs="Times New Roman"/>
+                <w:sz w:val="28"/>
+                <w:szCs w:val="28"/>
+              </w:rPr>
+              <w:t>Какая информация для Вас является входящей (необходимой для работы)?</w:t>
+            </w:r>
+          </w:p>
+        </w:tc>
+        <w:tc>
+          <w:tcPr>
+            <w:tcW w:w="4673" w:type="dxa"/>
+          </w:tcPr>
+          <w:p>
+            <w:pPr>
+              <w:rPr>
+                <w:rFonts w:ascii="Times New Roman" w:hAnsi="Times New Roman" w:cs="Times New Roman"/>
+                <w:sz w:val="28"/>
+                <w:szCs w:val="28"/>
+              </w:rPr>
+            </w:pPr>
+            <w:r>
+              <w:rPr>
+                <w:rFonts w:ascii="Times New Roman" w:hAnsi="Times New Roman" w:cs="Times New Roman"/>
+                <w:sz w:val="28"/>
+                <w:szCs w:val="28"/>
+              </w:rPr>
+              <w:t>Бюджет проекта, отчеты от администратора, обратная связь от жителей.</w:t>
+            </w:r>
+          </w:p>
+        </w:tc>
+      </w:tr>
+      <w:tr>
+        <w:tc>
+          <w:tcPr>
+            <w:tcW w:w="4672" w:type="dxa"/>
+          </w:tcPr>
+          <w:p>
+            <w:pPr>
+              <w:rPr>
+                <w:rFonts w:ascii="Times New Roman" w:hAnsi="Times New Roman" w:cs="Times New Roman"/>
+                <w:sz w:val="28"/>
+                <w:szCs w:val="28"/>
+              </w:rPr>
+            </w:pPr>
+            <w:r>
+              <w:rPr>
+                <w:rFonts w:ascii="Times New Roman" w:hAnsi="Times New Roman" w:cs="Times New Roman"/>
+                <w:sz w:val="28"/>
+                <w:szCs w:val="28"/>
+              </w:rPr>
+              <w:t xml:space="preserve">8. </w:t>
+            </w:r>
+            <w:r>
+              <w:rPr>
+                <w:rFonts w:ascii="Times New Roman" w:hAnsi="Times New Roman" w:cs="Times New Roman"/>
+                <w:sz w:val="28"/>
+                <w:szCs w:val="28"/>
+              </w:rPr>
+              <w:t>Какая информация является результатом Вашей деятельности?</w:t>
+            </w:r>
+          </w:p>
+        </w:tc>
+        <w:tc>
+          <w:tcPr>
+            <w:tcW w:w="4673" w:type="dxa"/>
+          </w:tcPr>
+          <w:p>
+            <w:pPr>
+              <w:rPr>
+                <w:rFonts w:ascii="Times New Roman" w:hAnsi="Times New Roman" w:cs="Times New Roman"/>
+                <w:sz w:val="28"/>
+                <w:szCs w:val="28"/>
+              </w:rPr>
+            </w:pPr>
+            <w:r>
+              <w:rPr>
+                <w:rFonts w:ascii="Times New Roman" w:hAnsi="Times New Roman" w:cs="Times New Roman"/>
+                <w:sz w:val="28"/>
+                <w:szCs w:val="28"/>
+              </w:rPr>
+              <w:t>Запущенная и работающая платформа, довольные жители, положительный имидж администрации.</w:t>
+            </w:r>
+          </w:p>
+        </w:tc>
+      </w:tr>
+      <w:tr>
+        <w:tc>
+          <w:tcPr>
+            <w:tcW w:w="4672" w:type="dxa"/>
+          </w:tcPr>
+          <w:p>
+            <w:pPr>
+              <w:rPr>
+                <w:rFonts w:ascii="Times New Roman" w:hAnsi="Times New Roman" w:cs="Times New Roman"/>
+                <w:sz w:val="28"/>
+                <w:szCs w:val="28"/>
+              </w:rPr>
+            </w:pPr>
+            <w:r>
+              <w:rPr>
+                <w:rFonts w:ascii="Times New Roman" w:hAnsi="Times New Roman" w:cs="Times New Roman"/>
+                <w:sz w:val="28"/>
+                <w:szCs w:val="28"/>
+              </w:rPr>
+              <w:t xml:space="preserve">9. </w:t>
+            </w:r>
+            <w:r>
+              <w:rPr>
+                <w:rFonts w:ascii="Times New Roman" w:hAnsi="Times New Roman" w:cs="Times New Roman"/>
+                <w:sz w:val="28"/>
+                <w:szCs w:val="28"/>
+              </w:rPr>
+              <w:t>Как измеряется успех Вашей деятельности?</w:t>
+            </w:r>
+          </w:p>
+        </w:tc>
+        <w:tc>
+          <w:tcPr>
+            <w:tcW w:w="4673" w:type="dxa"/>
+          </w:tcPr>
+          <w:p>
+            <w:pPr>
+              <w:rPr>
+                <w:rFonts w:ascii="Times New Roman" w:hAnsi="Times New Roman" w:cs="Times New Roman"/>
+                <w:sz w:val="28"/>
+                <w:szCs w:val="28"/>
+              </w:rPr>
+            </w:pPr>
+            <w:r>
+              <w:rPr>
+                <w:rFonts w:ascii="Times New Roman" w:hAnsi="Times New Roman" w:cs="Times New Roman"/>
+                <w:sz w:val="28"/>
+                <w:szCs w:val="28"/>
+              </w:rPr>
+              <w:t>Количество активных пользователей, снижение жалоб, экономия бюджета, положительные отзывы от жителей.</w:t>
+            </w:r>
+          </w:p>
+        </w:tc>
+      </w:tr>
+      <w:tr>
+        <w:tc>
+          <w:tcPr>
+            <w:tcW w:w="4672" w:type="dxa"/>
+          </w:tcPr>
+          <w:p>
+            <w:pPr>
+              <w:rPr>
+                <w:rFonts w:ascii="Times New Roman" w:hAnsi="Times New Roman" w:cs="Times New Roman"/>
+                <w:sz w:val="28"/>
+                <w:szCs w:val="28"/>
+              </w:rPr>
+            </w:pPr>
+            <w:r>
+              <w:rPr>
+                <w:rFonts w:ascii="Times New Roman" w:hAnsi="Times New Roman" w:cs="Times New Roman"/>
+                <w:sz w:val="28"/>
+                <w:szCs w:val="28"/>
+              </w:rPr>
+              <w:t xml:space="preserve">10. </w:t>
+            </w:r>
+            <w:r>
+              <w:rPr>
+                <w:rFonts w:ascii="Times New Roman" w:hAnsi="Times New Roman" w:cs="Times New Roman"/>
+                <w:sz w:val="28"/>
+                <w:szCs w:val="28"/>
+              </w:rPr>
+              <w:t>Какие проблемы влияют на успешность Вашей деятельности?</w:t>
+            </w:r>
+          </w:p>
+        </w:tc>
+        <w:tc>
+          <w:tcPr>
+            <w:tcW w:w="4673" w:type="dxa"/>
+          </w:tcPr>
+          <w:p>
+            <w:pPr>
+              <w:rPr>
+                <w:rFonts w:ascii="Times New Roman" w:hAnsi="Times New Roman" w:cs="Times New Roman"/>
+                <w:sz w:val="28"/>
+                <w:szCs w:val="28"/>
+              </w:rPr>
+            </w:pPr>
+            <w:r>
+              <w:rPr>
+                <w:rFonts w:ascii="Times New Roman" w:hAnsi="Times New Roman" w:cs="Times New Roman"/>
+                <w:sz w:val="28"/>
+                <w:szCs w:val="28"/>
+              </w:rPr>
+              <w:t xml:space="preserve">1) Сейчас жители жалуются на хаос в чатах. </w:t>
+            </w:r>
+          </w:p>
+          <w:p>
+            <w:pPr>
+              <w:rPr>
+                <w:rFonts w:ascii="Times New Roman" w:hAnsi="Times New Roman" w:cs="Times New Roman"/>
+                <w:sz w:val="28"/>
+                <w:szCs w:val="28"/>
+              </w:rPr>
+            </w:pPr>
+            <w:r>
+              <w:rPr>
+                <w:rFonts w:ascii="Times New Roman" w:hAnsi="Times New Roman" w:cs="Times New Roman"/>
+                <w:sz w:val="28"/>
+                <w:szCs w:val="28"/>
+              </w:rPr>
+              <w:t>2) Нет единой городской площадки.</w:t>
+            </w:r>
+          </w:p>
+          <w:p>
+            <w:pPr>
+              <w:rPr>
+                <w:rFonts w:ascii="Times New Roman" w:hAnsi="Times New Roman" w:cs="Times New Roman"/>
+                <w:sz w:val="28"/>
+                <w:szCs w:val="28"/>
+              </w:rPr>
+            </w:pPr>
+            <w:r>
+              <w:rPr>
+                <w:rFonts w:ascii="Times New Roman" w:hAnsi="Times New Roman" w:cs="Times New Roman"/>
+                <w:sz w:val="28"/>
+                <w:szCs w:val="28"/>
+              </w:rPr>
+              <w:t>3) Сложно контролировать качество.</w:t>
+            </w:r>
+          </w:p>
+        </w:tc>
+      </w:tr>
+      <w:tr>
+        <w:tc>
+          <w:tcPr>
+            <w:tcW w:w="4672" w:type="dxa"/>
+          </w:tcPr>
+          <w:p>
+            <w:pPr>
+              <w:rPr>
+                <w:rFonts w:ascii="Times New Roman" w:hAnsi="Times New Roman" w:cs="Times New Roman"/>
+                <w:sz w:val="28"/>
+                <w:szCs w:val="28"/>
+              </w:rPr>
+            </w:pPr>
+            <w:r>
+              <w:rPr>
+                <w:rFonts w:ascii="Times New Roman" w:hAnsi="Times New Roman" w:cs="Times New Roman"/>
+                <w:sz w:val="28"/>
+                <w:szCs w:val="28"/>
+              </w:rPr>
+              <w:t xml:space="preserve">11. </w:t>
+            </w:r>
+            <w:r>
+              <w:rPr>
+                <w:rFonts w:ascii="Times New Roman" w:hAnsi="Times New Roman" w:cs="Times New Roman"/>
+                <w:sz w:val="28"/>
+                <w:szCs w:val="28"/>
+              </w:rPr>
+              <w:t>Какие тенденции делают Вашу работу проще или сложнее?</w:t>
+            </w:r>
+          </w:p>
+        </w:tc>
+        <w:tc>
+          <w:tcPr>
+            <w:tcW w:w="4673" w:type="dxa"/>
+          </w:tcPr>
+          <w:p>
+            <w:pPr>
+              <w:rPr>
+                <w:rFonts w:ascii="Times New Roman" w:hAnsi="Times New Roman" w:cs="Times New Roman"/>
+                <w:sz w:val="28"/>
+                <w:szCs w:val="28"/>
+              </w:rPr>
+            </w:pPr>
+            <w:r>
+              <w:rPr>
+                <w:rFonts w:ascii="Times New Roman" w:hAnsi="Times New Roman" w:cs="Times New Roman"/>
+                <w:sz w:val="28"/>
+                <w:szCs w:val="28"/>
+              </w:rPr>
+              <w:t>Цифровизация городских сервисов, жители ждут удобных решений от администрации.</w:t>
+            </w:r>
+          </w:p>
+        </w:tc>
+      </w:tr>
+      <w:tr>
+        <w:tc>
+          <w:tcPr>
+            <w:tcW w:w="4672" w:type="dxa"/>
           </w:tcPr>
           <w:p>
             <w:pPr>
@@ -3270,16 +5538,7 @@
                 <w:sz w:val="28"/>
                 <w:szCs w:val="28"/>
               </w:rPr>
-              <w:t xml:space="preserve">Бесплатная для жителей платформа, удобная модерация, возможность масштабирования на весь город, минимальные затраты на поддержку, </w:t>
-            </w:r>
-            <w:r>
-              <w:rPr>
-                <w:rFonts w:ascii="Times New Roman" w:hAnsi="Times New Roman" w:cs="Times New Roman"/>
-                <w:sz w:val="28"/>
-                <w:szCs w:val="28"/>
-              </w:rPr>
-              <w:lastRenderedPageBreak/>
-              <w:t>положительный отклик от населения.</w:t>
+              <w:t>Бесплатная для жителей платформа, удобная модерация, возможность масштабирования на весь город, минимальные затраты на поддержку, положительный отклик от населения.</w:t>
             </w:r>
           </w:p>
         </w:tc>
@@ -3315,7 +5574,12 @@
           <w:lang w:eastAsia="ru-RU"/>
         </w:rPr>
       </w:pPr>
-      <w:r>
+    </w:p>
+    <w:p>
+      <w:pPr>
+        <w:shd w:val="clear" w:color="auto" w:fill="FFFFFF"/>
+        <w:spacing w:after="0" w:line="360" w:lineRule="auto"/>
+        <w:ind w:firstLine="709"/>
         <w:rPr>
           <w:rFonts w:ascii="Times New Roman" w:eastAsia="Times New Roman" w:hAnsi="Times New Roman" w:cs="Times New Roman"/>
           <w:b/>
@@ -3325,6 +5589,50 @@
           <w:szCs w:val="28"/>
           <w:lang w:eastAsia="ru-RU"/>
         </w:rPr>
+      </w:pPr>
+    </w:p>
+    <w:p>
+      <w:pPr>
+        <w:shd w:val="clear" w:color="auto" w:fill="FFFFFF"/>
+        <w:spacing w:after="0" w:line="360" w:lineRule="auto"/>
+        <w:ind w:firstLine="709"/>
+        <w:rPr>
+          <w:rFonts w:ascii="Times New Roman" w:eastAsia="Times New Roman" w:hAnsi="Times New Roman" w:cs="Times New Roman"/>
+          <w:b/>
+          <w:bCs/>
+          <w:color w:val="0F1115"/>
+          <w:sz w:val="28"/>
+          <w:szCs w:val="28"/>
+          <w:lang w:eastAsia="ru-RU"/>
+        </w:rPr>
+      </w:pPr>
+    </w:p>
+    <w:p>
+      <w:pPr>
+        <w:shd w:val="clear" w:color="auto" w:fill="FFFFFF"/>
+        <w:spacing w:after="0" w:line="360" w:lineRule="auto"/>
+        <w:ind w:firstLine="709"/>
+        <w:rPr>
+          <w:rFonts w:ascii="Times New Roman" w:eastAsia="Times New Roman" w:hAnsi="Times New Roman" w:cs="Times New Roman"/>
+          <w:b/>
+          <w:bCs/>
+          <w:color w:val="0F1115"/>
+          <w:sz w:val="28"/>
+          <w:szCs w:val="28"/>
+          <w:lang w:eastAsia="ru-RU"/>
+        </w:rPr>
+      </w:pPr>
+      <w:r>
+        <w:rPr>
+          <w:rFonts w:ascii="Times New Roman" w:eastAsia="Times New Roman" w:hAnsi="Times New Roman" w:cs="Times New Roman"/>
+          <w:b/>
+          <w:bCs/>
+          <w:color w:val="0F1115"/>
+          <w:sz w:val="28"/>
+          <w:szCs w:val="28"/>
+          <w:lang w:eastAsia="ru-RU"/>
+        </w:rPr>
+        <w:lastRenderedPageBreak/>
         <w:t>Актуальность проблемы</w:t>
       </w:r>
     </w:p>
@@ -3413,7 +5721,27 @@
           <w:szCs w:val="28"/>
           <w:lang w:eastAsia="ru-RU"/>
         </w:rPr>
-        <w:t> — объявления быстро «тонут», их никто не видит (60% опрошенных).</w:t>
+        <w:t> </w:t>
+      </w:r>
+      <w:r>
+        <w:rPr>
+          <w:rFonts w:ascii="Times New Roman" w:eastAsia="Times New Roman" w:hAnsi="Times New Roman" w:cs="Times New Roman"/>
+          <w:color w:val="0F1115"/>
+          <w:sz w:val="28"/>
+          <w:szCs w:val="28"/>
+          <w:lang w:eastAsia="ru-RU"/>
+        </w:rPr>
+        <w:t>-</w:t>
+      </w:r>
+      <w:r>
+        <w:rPr>
+          <w:rFonts w:ascii="Times New Roman" w:eastAsia="Times New Roman" w:hAnsi="Times New Roman" w:cs="Times New Roman"/>
+          <w:color w:val="0F1115"/>
+          <w:sz w:val="28"/>
+          <w:szCs w:val="28"/>
+          <w:lang w:eastAsia="ru-RU"/>
+        </w:rPr>
+        <w:t xml:space="preserve"> объявления быстро «тонут», их никто не видит</w:t>
       </w:r>
     </w:p>
     <w:p>
@@ -3453,7 +5781,27 @@
           <w:szCs w:val="28"/>
           <w:lang w:eastAsia="ru-RU"/>
         </w:rPr>
-        <w:t> — нет рейтингов и отзывов, высок риск мошенничества (80% опрошенных). Один из респондентов привел конкретный случай: мастер взял предоплату 5000 рублей и пропал, а проверить его репутацию было негде.</w:t>
+        <w:t> </w:t>
+      </w:r>
+      <w:r>
+        <w:rPr>
+          <w:rFonts w:ascii="Times New Roman" w:eastAsia="Times New Roman" w:hAnsi="Times New Roman" w:cs="Times New Roman"/>
+          <w:color w:val="0F1115"/>
+          <w:sz w:val="28"/>
+          <w:szCs w:val="28"/>
+          <w:lang w:eastAsia="ru-RU"/>
+        </w:rPr>
+        <w:t>-</w:t>
+      </w:r>
+      <w:r>
+        <w:rPr>
+          <w:rFonts w:ascii="Times New Roman" w:eastAsia="Times New Roman" w:hAnsi="Times New Roman" w:cs="Times New Roman"/>
+          <w:color w:val="0F1115"/>
+          <w:sz w:val="28"/>
+          <w:szCs w:val="28"/>
+          <w:lang w:eastAsia="ru-RU"/>
+        </w:rPr>
+        <w:t xml:space="preserve"> нет рейтингов и отзывов, высок риск мошенничества.</w:t>
       </w:r>
     </w:p>
     <w:p>
@@ -3493,7 +5841,27 @@
           <w:szCs w:val="28"/>
           <w:lang w:eastAsia="ru-RU"/>
         </w:rPr>
-        <w:t> — отсутствие фильтрации по категории, цене, району (60% опрошенных). Пользователи тратят часы на просмотр спама и неактуальных объявлений.</w:t>
+        <w:t> </w:t>
+      </w:r>
+      <w:r>
+        <w:rPr>
+          <w:rFonts w:ascii="Times New Roman" w:eastAsia="Times New Roman" w:hAnsi="Times New Roman" w:cs="Times New Roman"/>
+          <w:color w:val="0F1115"/>
+          <w:sz w:val="28"/>
+          <w:szCs w:val="28"/>
+          <w:lang w:eastAsia="ru-RU"/>
+        </w:rPr>
+        <w:t>-</w:t>
+      </w:r>
+      <w:r>
+        <w:rPr>
+          <w:rFonts w:ascii="Times New Roman" w:eastAsia="Times New Roman" w:hAnsi="Times New Roman" w:cs="Times New Roman"/>
+          <w:color w:val="0F1115"/>
+          <w:sz w:val="28"/>
+          <w:szCs w:val="28"/>
+          <w:lang w:eastAsia="ru-RU"/>
+        </w:rPr>
+        <w:t xml:space="preserve"> отсутствие фильтрации по категории, цене, району. Пользователи тратят часы на просмотр спама и неактуальных объявлений.</w:t>
       </w:r>
     </w:p>
     <w:p>
@@ -3533,7 +5901,27 @@
           <w:szCs w:val="28"/>
           <w:lang w:eastAsia="ru-RU"/>
         </w:rPr>
-        <w:t> — борьба со спамом и мошенниками ведется вручную, что требует огромных трудозатрат.</w:t>
+        <w:t> </w:t>
+      </w:r>
+      <w:r>
+        <w:rPr>
+          <w:rFonts w:ascii="Times New Roman" w:eastAsia="Times New Roman" w:hAnsi="Times New Roman" w:cs="Times New Roman"/>
+          <w:color w:val="0F1115"/>
+          <w:sz w:val="28"/>
+          <w:szCs w:val="28"/>
+          <w:lang w:eastAsia="ru-RU"/>
+        </w:rPr>
+        <w:t>-</w:t>
+      </w:r>
+      <w:r>
+        <w:rPr>
+          <w:rFonts w:ascii="Times New Roman" w:eastAsia="Times New Roman" w:hAnsi="Times New Roman" w:cs="Times New Roman"/>
+          <w:color w:val="0F1115"/>
+          <w:sz w:val="28"/>
+          <w:szCs w:val="28"/>
+          <w:lang w:eastAsia="ru-RU"/>
+        </w:rPr>
+        <w:t xml:space="preserve"> борьба со спамом и мошенниками ведется вручную, что требует огромных трудозатрат.</w:t>
       </w:r>
     </w:p>
     <w:p>
@@ -3573,7 +5961,27 @@
           <w:szCs w:val="28"/>
           <w:lang w:eastAsia="ru-RU"/>
         </w:rPr>
-        <w:t> — администрация города не имеет инструментов контроля качества, сбора статистики и отчетности.</w:t>
+        <w:t> </w:t>
+      </w:r>
+      <w:r>
+        <w:rPr>
+          <w:rFonts w:ascii="Times New Roman" w:eastAsia="Times New Roman" w:hAnsi="Times New Roman" w:cs="Times New Roman"/>
+          <w:color w:val="0F1115"/>
+          <w:sz w:val="28"/>
+          <w:szCs w:val="28"/>
+          <w:lang w:eastAsia="ru-RU"/>
+        </w:rPr>
+        <w:t>-</w:t>
+      </w:r>
+      <w:r>
+        <w:rPr>
+          <w:rFonts w:ascii="Times New Roman" w:eastAsia="Times New Roman" w:hAnsi="Times New Roman" w:cs="Times New Roman"/>
+          <w:color w:val="0F1115"/>
+          <w:sz w:val="28"/>
+          <w:szCs w:val="28"/>
+          <w:lang w:eastAsia="ru-RU"/>
+        </w:rPr>
+        <w:t xml:space="preserve"> администрация города не имеет инструментов контроля качества, сбора статистики и отчетности.</w:t>
       </w:r>
     </w:p>
     <w:p>
@@ -3721,7 +6129,6 @@
           <w:szCs w:val="28"/>
           <w:lang w:eastAsia="ru-RU"/>
         </w:rPr>
-        <w:lastRenderedPageBreak/>
         <w:t>Во-первых</w:t>
       </w:r>
       <w:r>
@@ -3732,7 +6139,7 @@
           <w:szCs w:val="28"/>
           <w:lang w:eastAsia="ru-RU"/>
         </w:rPr>
-        <w:t>, пользователям необходима система рейтингов и отзывов о пользователях. Это позволит оценить надежность контрагента, снизить риски мошенничества и повысить доверие между участниками сделок. Данную потребность отметили 80% опрошенных.</w:t>
+        <w:t>, пользователям необходима система рейтингов и отзывов о пользователях. Это позволит оценить надежность контрагента, снизить риски мошенничества и повысить доверие между участниками сделок.</w:t>
       </w:r>
     </w:p>
     <w:p>
@@ -3768,7 +6175,18 @@
           <w:szCs w:val="28"/>
           <w:lang w:eastAsia="ru-RU"/>
         </w:rPr>
-        <w:t>, требуется реализация удобного поиска с фильтрацией по категории, цене, району и дате публикации. Это ускорит поиск нужных товаров и услуг, избавит от необходимости просматривать спам и неактуальные объявления. Данную потребность отметили 60% опрошенных.</w:t>
+        <w:t xml:space="preserve">, требуется реализация удобного поиска с фильтрацией по категории, цене, району и дате публикации. Это ускорит поиск нужных </w:t>
+      </w:r>
+      <w:r>
+        <w:rPr>
+          <w:rFonts w:ascii="Times New Roman" w:eastAsia="Times New Roman" w:hAnsi="Times New Roman" w:cs="Times New Roman"/>
+          <w:color w:val="0F1115"/>
+          <w:sz w:val="28"/>
+          <w:szCs w:val="28"/>
+          <w:lang w:eastAsia="ru-RU"/>
+        </w:rPr>
+        <w:lastRenderedPageBreak/>
+        <w:t xml:space="preserve">товаров и услуг, избавит от необходимости просматривать спам и неактуальные объявления. </w:t>
       </w:r>
     </w:p>
     <w:p>
@@ -3840,7 +6258,7 @@
           <w:szCs w:val="28"/>
           <w:lang w:eastAsia="ru-RU"/>
         </w:rPr>
-        <w:t>, требуется создание адаптивного мобильного интерфейса, позволяющего быстро создавать объявления с фото прямо с телефона. Эту потребность отметили 80% опрошенных, указав, что пользуются подобными сервисами преимущественно с мобильных устройств.</w:t>
+        <w:t xml:space="preserve">, требуется создание адаптивного мобильного интерфейса, позволяющего быстро создавать объявления с фото прямо с телефона. </w:t>
       </w:r>
     </w:p>
     <w:p>
@@ -3996,7 +6414,27 @@
           <w:szCs w:val="28"/>
           <w:lang w:eastAsia="ru-RU"/>
         </w:rPr>
-        <w:t>, требуются быстрые действия — кнопки «Одобрить», «Отклонить» (с выбором причины), «Заблокировать пользователя». Это сократит время проверки одного объявления до 15-20 минут, что критично при большом потоке.</w:t>
+        <w:t xml:space="preserve">, требуются быстрые действия </w:t>
+      </w:r>
+      <w:r>
+        <w:rPr>
+          <w:rFonts w:ascii="Times New Roman" w:eastAsia="Times New Roman" w:hAnsi="Times New Roman" w:cs="Times New Roman"/>
+          <w:color w:val="0F1115"/>
+          <w:sz w:val="28"/>
+          <w:szCs w:val="28"/>
+          <w:lang w:eastAsia="ru-RU"/>
+        </w:rPr>
+        <w:t>-</w:t>
+      </w:r>
+      <w:r>
+        <w:rPr>
+          <w:rFonts w:ascii="Times New Roman" w:eastAsia="Times New Roman" w:hAnsi="Times New Roman" w:cs="Times New Roman"/>
+          <w:color w:val="0F1115"/>
+          <w:sz w:val="28"/>
+          <w:szCs w:val="28"/>
+          <w:lang w:eastAsia="ru-RU"/>
+        </w:rPr>
+        <w:t xml:space="preserve"> кнопки «Одобрить», «Отклонить» (с выбором причины), «Заблокировать пользователя». Это сократит время проверки одного объявления до 15-20 минут, что критично при большом потоке.</w:t>
       </w:r>
     </w:p>
     <w:p>
@@ -4032,18 +6470,7 @@
           <w:szCs w:val="28"/>
           <w:lang w:eastAsia="ru-RU"/>
         </w:rPr>
-        <w:t xml:space="preserve">, необходимо ведение истории нарушений пользователя. Это позволит принимать взвешенные решения о блокировке, видеть </w:t>
-      </w:r>
-      <w:r>
-        <w:rPr>
-          <w:rFonts w:ascii="Times New Roman" w:eastAsia="Times New Roman" w:hAnsi="Times New Roman" w:cs="Times New Roman"/>
-          <w:color w:val="0F1115"/>
-          <w:sz w:val="28"/>
-          <w:szCs w:val="28"/>
-          <w:lang w:eastAsia="ru-RU"/>
-        </w:rPr>
-        <w:lastRenderedPageBreak/>
-        <w:t>«рецидивистов» и эффективно бороться со спам-ботами. Также важна возможность блокировки по IP-адресу и номеру телефона.</w:t>
+        <w:t>, необходимо ведение истории нарушений пользователя. Это позволит принимать взвешенные решения о блокировке, видеть «рецидивистов» и эффективно бороться со спам-ботами. Также важна возможность блокировки по IP-адресу и номеру телефона.</w:t>
       </w:r>
     </w:p>
     <w:p>
@@ -4079,7 +6506,27 @@
           <w:szCs w:val="28"/>
           <w:lang w:eastAsia="ru-RU"/>
         </w:rPr>
-        <w:t>, модератору нужна статистика личной работы — сколько объявлений проверено, с какой скоростью. Это мотивирует и позволяет отслеживать личную эффективность.</w:t>
+        <w:t xml:space="preserve">, модератору нужна статистика личной работы </w:t>
+      </w:r>
+      <w:r>
+        <w:rPr>
+          <w:rFonts w:ascii="Times New Roman" w:eastAsia="Times New Roman" w:hAnsi="Times New Roman" w:cs="Times New Roman"/>
+          <w:color w:val="0F1115"/>
+          <w:sz w:val="28"/>
+          <w:szCs w:val="28"/>
+          <w:lang w:eastAsia="ru-RU"/>
+        </w:rPr>
+        <w:t>-</w:t>
+      </w:r>
+      <w:r>
+        <w:rPr>
+          <w:rFonts w:ascii="Times New Roman" w:eastAsia="Times New Roman" w:hAnsi="Times New Roman" w:cs="Times New Roman"/>
+          <w:color w:val="0F1115"/>
+          <w:sz w:val="28"/>
+          <w:szCs w:val="28"/>
+          <w:lang w:eastAsia="ru-RU"/>
+        </w:rPr>
+        <w:t xml:space="preserve"> сколько объявлений проверено, с какой скоростью. Это мотивирует и позволяет отслеживать личную эффективность.</w:t>
       </w:r>
     </w:p>
     <w:p>
@@ -4213,7 +6660,27 @@
           <w:szCs w:val="28"/>
           <w:lang w:eastAsia="ru-RU"/>
         </w:rPr>
-        <w:t>, платформа должна быть бесплатной для жителей. Это ключевое социальное требование — сервис должен быть доступен всем категориям населения независимо от их дохода.</w:t>
+        <w:t xml:space="preserve">, платформа должна быть бесплатной для жителей. Это ключевое социальное требование </w:t>
+      </w:r>
+      <w:r>
+        <w:rPr>
+          <w:rFonts w:ascii="Times New Roman" w:eastAsia="Times New Roman" w:hAnsi="Times New Roman" w:cs="Times New Roman"/>
+          <w:color w:val="0F1115"/>
+          <w:sz w:val="28"/>
+          <w:szCs w:val="28"/>
+          <w:lang w:eastAsia="ru-RU"/>
+        </w:rPr>
+        <w:t>-</w:t>
+      </w:r>
+      <w:r>
+        <w:rPr>
+          <w:rFonts w:ascii="Times New Roman" w:eastAsia="Times New Roman" w:hAnsi="Times New Roman" w:cs="Times New Roman"/>
+          <w:color w:val="0F1115"/>
+          <w:sz w:val="28"/>
+          <w:szCs w:val="28"/>
+          <w:lang w:eastAsia="ru-RU"/>
+        </w:rPr>
+        <w:t xml:space="preserve"> сервис должен быть доступен всем категориям населения независимо от их дохода.</w:t>
       </w:r>
     </w:p>
     <w:p>
@@ -4285,7 +6752,27 @@
           <w:szCs w:val="28"/>
           <w:lang w:eastAsia="ru-RU"/>
         </w:rPr>
-        <w:t>, необходима отчетность для руководства. Заказчик должен иметь возможность демонстрировать эффективность вложений и решать социальные задачи — снижение мошенничества, улучшение коммуникации между жителями.</w:t>
+        <w:t xml:space="preserve">, необходима отчетность для руководства. Заказчик должен иметь возможность демонстрировать эффективность вложений и решать социальные задачи </w:t>
+      </w:r>
+      <w:r>
+        <w:rPr>
+          <w:rFonts w:ascii="Times New Roman" w:eastAsia="Times New Roman" w:hAnsi="Times New Roman" w:cs="Times New Roman"/>
+          <w:color w:val="0F1115"/>
+          <w:sz w:val="28"/>
+          <w:szCs w:val="28"/>
+          <w:lang w:eastAsia="ru-RU"/>
+        </w:rPr>
+        <w:t>-</w:t>
+      </w:r>
+      <w:r>
+        <w:rPr>
+          <w:rFonts w:ascii="Times New Roman" w:eastAsia="Times New Roman" w:hAnsi="Times New Roman" w:cs="Times New Roman"/>
+          <w:color w:val="0F1115"/>
+          <w:sz w:val="28"/>
+          <w:szCs w:val="28"/>
+          <w:lang w:eastAsia="ru-RU"/>
+        </w:rPr>
+        <w:t xml:space="preserve"> снижение мошенничества, улучшение коммуникации между жителями.</w:t>
       </w:r>
     </w:p>
     <w:p>
@@ -4366,6 +6853,1961 @@
           <w:rFonts w:ascii="Times New Roman" w:hAnsi="Times New Roman" w:cs="Times New Roman"/>
           <w:sz w:val="28"/>
           <w:szCs w:val="28"/>
+        </w:rPr>
+      </w:pPr>
+    </w:p>
+    <w:p>
+      <w:pPr>
+        <w:jc w:val="center"/>
+        <w:rPr>
+          <w:rFonts w:ascii="Times New Roman" w:hAnsi="Times New Roman" w:cs="Times New Roman"/>
+          <w:sz w:val="32"/>
+          <w:szCs w:val="32"/>
+        </w:rPr>
+      </w:pPr>
+      <w:r>
+        <w:rPr>
+          <w:rFonts w:ascii="Times New Roman" w:hAnsi="Times New Roman" w:cs="Times New Roman"/>
+          <w:sz w:val="32"/>
+          <w:szCs w:val="32"/>
+        </w:rPr>
+        <w:t>Лабораторная работа №2</w:t>
+      </w:r>
+    </w:p>
+    <w:p>
+      <w:pPr>
+        <w:shd w:val="clear" w:color="auto" w:fill="FFFFFF"/>
+        <w:spacing w:after="0" w:line="360" w:lineRule="auto"/>
+        <w:ind w:firstLine="709"/>
+        <w:rPr>
+          <w:rFonts w:ascii="Times New Roman" w:eastAsia="Times New Roman" w:hAnsi="Times New Roman" w:cs="Times New Roman"/>
+          <w:color w:val="0F1115"/>
+          <w:sz w:val="28"/>
+          <w:szCs w:val="28"/>
+          <w:lang w:eastAsia="ru-RU"/>
+        </w:rPr>
+      </w:pPr>
+      <w:r>
+        <w:rPr>
+          <w:rFonts w:ascii="Times New Roman" w:eastAsia="Times New Roman" w:hAnsi="Times New Roman" w:cs="Times New Roman"/>
+          <w:color w:val="0F1115"/>
+          <w:sz w:val="28"/>
+          <w:szCs w:val="28"/>
+          <w:lang w:eastAsia="ru-RU"/>
+        </w:rPr>
+        <w:t>Покупатель</w:t>
+      </w:r>
+    </w:p>
+    <w:p>
+      <w:pPr>
+        <w:shd w:val="clear" w:color="auto" w:fill="FFFFFF"/>
+        <w:spacing w:after="0" w:line="360" w:lineRule="auto"/>
+        <w:ind w:firstLine="709"/>
+        <w:rPr>
+          <w:rFonts w:ascii="Times New Roman" w:eastAsia="Times New Roman" w:hAnsi="Times New Roman" w:cs="Times New Roman"/>
+          <w:color w:val="0F1115"/>
+          <w:sz w:val="28"/>
+          <w:szCs w:val="28"/>
+          <w:lang w:eastAsia="ru-RU"/>
+        </w:rPr>
+      </w:pPr>
+      <w:r>
+        <w:rPr>
+          <w:rFonts w:ascii="Times New Roman" w:eastAsia="Times New Roman" w:hAnsi="Times New Roman" w:cs="Times New Roman"/>
+          <w:b/>
+          <w:bCs/>
+          <w:sz w:val="28"/>
+          <w:szCs w:val="28"/>
+          <w:lang w:eastAsia="ru-RU"/>
+        </w:rPr>
+        <w:t>1. Регистрация в системе</w:t>
+      </w:r>
+    </w:p>
+    <w:p>
+      <w:pPr>
+        <w:shd w:val="clear" w:color="auto" w:fill="FFFFFF"/>
+        <w:spacing w:after="0" w:line="360" w:lineRule="auto"/>
+        <w:ind w:firstLine="709"/>
+        <w:rPr>
+          <w:rFonts w:ascii="Times New Roman" w:eastAsia="Times New Roman" w:hAnsi="Times New Roman" w:cs="Times New Roman"/>
+          <w:color w:val="0F1115"/>
+          <w:sz w:val="28"/>
+          <w:szCs w:val="28"/>
+          <w:lang w:eastAsia="ru-RU"/>
+        </w:rPr>
+      </w:pPr>
+      <w:r>
+        <w:rPr>
+          <w:rFonts w:ascii="Times New Roman" w:eastAsia="Times New Roman" w:hAnsi="Times New Roman" w:cs="Times New Roman"/>
+          <w:color w:val="0F1115"/>
+          <w:sz w:val="28"/>
+          <w:szCs w:val="28"/>
+          <w:lang w:eastAsia="ru-RU"/>
+        </w:rPr>
+        <w:t xml:space="preserve">Я как покупатель, хочу зарегистрироваться в системе с указанием имени, </w:t>
+      </w:r>
+      <w:proofErr w:type="spellStart"/>
+      <w:r>
+        <w:rPr>
+          <w:rFonts w:ascii="Times New Roman" w:eastAsia="Times New Roman" w:hAnsi="Times New Roman" w:cs="Times New Roman"/>
+          <w:color w:val="0F1115"/>
+          <w:sz w:val="28"/>
+          <w:szCs w:val="28"/>
+          <w:lang w:eastAsia="ru-RU"/>
+        </w:rPr>
+        <w:t>email</w:t>
+      </w:r>
+      <w:proofErr w:type="spellEnd"/>
+      <w:r>
+        <w:rPr>
+          <w:rFonts w:ascii="Times New Roman" w:eastAsia="Times New Roman" w:hAnsi="Times New Roman" w:cs="Times New Roman"/>
+          <w:color w:val="0F1115"/>
+          <w:sz w:val="28"/>
+          <w:szCs w:val="28"/>
+          <w:lang w:eastAsia="ru-RU"/>
+        </w:rPr>
+        <w:t xml:space="preserve"> и пароля, для того чтобы иметь доступ к сохранению избранных объявлений и истории покупок.</w:t>
+      </w:r>
+    </w:p>
+    <w:p>
+      <w:pPr>
+        <w:shd w:val="clear" w:color="auto" w:fill="FFFFFF"/>
+        <w:spacing w:after="0" w:line="360" w:lineRule="auto"/>
+        <w:ind w:firstLine="709"/>
+        <w:rPr>
+          <w:rFonts w:ascii="Times New Roman" w:eastAsia="Times New Roman" w:hAnsi="Times New Roman" w:cs="Times New Roman"/>
+          <w:color w:val="0F1115"/>
+          <w:sz w:val="28"/>
+          <w:szCs w:val="28"/>
+          <w:lang w:eastAsia="ru-RU"/>
+        </w:rPr>
+      </w:pPr>
+      <w:r>
+        <w:rPr>
+          <w:rFonts w:ascii="Times New Roman" w:eastAsia="Times New Roman" w:hAnsi="Times New Roman" w:cs="Times New Roman"/>
+          <w:b/>
+          <w:bCs/>
+          <w:sz w:val="28"/>
+          <w:szCs w:val="28"/>
+          <w:lang w:eastAsia="ru-RU"/>
+        </w:rPr>
+        <w:t>2. Поиск объявлений с фильтрацией</w:t>
+      </w:r>
+    </w:p>
+    <w:p>
+      <w:pPr>
+        <w:shd w:val="clear" w:color="auto" w:fill="FFFFFF"/>
+        <w:spacing w:after="0" w:line="360" w:lineRule="auto"/>
+        <w:ind w:firstLine="709"/>
+        <w:rPr>
+          <w:rFonts w:ascii="Times New Roman" w:eastAsia="Times New Roman" w:hAnsi="Times New Roman" w:cs="Times New Roman"/>
+          <w:color w:val="0F1115"/>
+          <w:sz w:val="28"/>
+          <w:szCs w:val="28"/>
+          <w:lang w:eastAsia="ru-RU"/>
+        </w:rPr>
+      </w:pPr>
+      <w:r>
+        <w:rPr>
+          <w:rFonts w:ascii="Times New Roman" w:eastAsia="Times New Roman" w:hAnsi="Times New Roman" w:cs="Times New Roman"/>
+          <w:color w:val="0F1115"/>
+          <w:sz w:val="28"/>
+          <w:szCs w:val="28"/>
+          <w:lang w:eastAsia="ru-RU"/>
+        </w:rPr>
+        <w:lastRenderedPageBreak/>
+        <w:t>Я как покупатель, хочу искать товары с фильтрацией по категории, цене, району и дате публикации, для того чтобы быстро находить нужные вещи рядом с домом по подходящей цене.</w:t>
+      </w:r>
+    </w:p>
+    <w:p>
+      <w:pPr>
+        <w:shd w:val="clear" w:color="auto" w:fill="FFFFFF"/>
+        <w:spacing w:after="0" w:line="360" w:lineRule="auto"/>
+        <w:ind w:firstLine="709"/>
+        <w:rPr>
+          <w:rFonts w:ascii="Times New Roman" w:eastAsia="Times New Roman" w:hAnsi="Times New Roman" w:cs="Times New Roman"/>
+          <w:color w:val="0F1115"/>
+          <w:sz w:val="28"/>
+          <w:szCs w:val="28"/>
+          <w:lang w:eastAsia="ru-RU"/>
+        </w:rPr>
+      </w:pPr>
+      <w:r>
+        <w:rPr>
+          <w:rFonts w:ascii="Times New Roman" w:eastAsia="Times New Roman" w:hAnsi="Times New Roman" w:cs="Times New Roman"/>
+          <w:b/>
+          <w:bCs/>
+          <w:sz w:val="28"/>
+          <w:szCs w:val="28"/>
+          <w:lang w:eastAsia="ru-RU"/>
+        </w:rPr>
+        <w:t>3</w:t>
+      </w:r>
+      <w:r>
+        <w:rPr>
+          <w:rFonts w:ascii="Times New Roman" w:eastAsia="Times New Roman" w:hAnsi="Times New Roman" w:cs="Times New Roman"/>
+          <w:b/>
+          <w:bCs/>
+          <w:sz w:val="28"/>
+          <w:szCs w:val="28"/>
+          <w:lang w:eastAsia="ru-RU"/>
+        </w:rPr>
+        <w:t>. Просмотр карточки товара с рейтингом продавца</w:t>
+      </w:r>
+    </w:p>
+    <w:p>
+      <w:pPr>
+        <w:shd w:val="clear" w:color="auto" w:fill="FFFFFF"/>
+        <w:spacing w:after="0" w:line="360" w:lineRule="auto"/>
+        <w:ind w:firstLine="709"/>
+        <w:rPr>
+          <w:rFonts w:ascii="Times New Roman" w:eastAsia="Times New Roman" w:hAnsi="Times New Roman" w:cs="Times New Roman"/>
+          <w:color w:val="0F1115"/>
+          <w:sz w:val="28"/>
+          <w:szCs w:val="28"/>
+          <w:lang w:eastAsia="ru-RU"/>
+        </w:rPr>
+      </w:pPr>
+      <w:r>
+        <w:rPr>
+          <w:rFonts w:ascii="Times New Roman" w:eastAsia="Times New Roman" w:hAnsi="Times New Roman" w:cs="Times New Roman"/>
+          <w:color w:val="0F1115"/>
+          <w:sz w:val="28"/>
+          <w:szCs w:val="28"/>
+          <w:lang w:eastAsia="ru-RU"/>
+        </w:rPr>
+        <w:t>Я как покупатель, хочу видеть в карточке товара рейтинг и отзывы продавца, а также историю его сделок, для того чтобы принимать решение о покупке безопасно и не связываться с мошенниками.</w:t>
+      </w:r>
+    </w:p>
+    <w:p>
+      <w:pPr>
+        <w:shd w:val="clear" w:color="auto" w:fill="FFFFFF"/>
+        <w:spacing w:after="0" w:line="360" w:lineRule="auto"/>
+        <w:ind w:firstLine="709"/>
+        <w:rPr>
+          <w:rFonts w:ascii="Times New Roman" w:eastAsia="Times New Roman" w:hAnsi="Times New Roman" w:cs="Times New Roman"/>
+          <w:color w:val="0F1115"/>
+          <w:sz w:val="28"/>
+          <w:szCs w:val="28"/>
+          <w:lang w:eastAsia="ru-RU"/>
+        </w:rPr>
+      </w:pPr>
+      <w:r>
+        <w:rPr>
+          <w:rFonts w:ascii="Times New Roman" w:eastAsia="Times New Roman" w:hAnsi="Times New Roman" w:cs="Times New Roman"/>
+          <w:b/>
+          <w:bCs/>
+          <w:sz w:val="28"/>
+          <w:szCs w:val="28"/>
+          <w:lang w:eastAsia="ru-RU"/>
+        </w:rPr>
+        <w:t>4</w:t>
+      </w:r>
+      <w:r>
+        <w:rPr>
+          <w:rFonts w:ascii="Times New Roman" w:eastAsia="Times New Roman" w:hAnsi="Times New Roman" w:cs="Times New Roman"/>
+          <w:b/>
+          <w:bCs/>
+          <w:sz w:val="28"/>
+          <w:szCs w:val="28"/>
+          <w:lang w:eastAsia="ru-RU"/>
+        </w:rPr>
+        <w:t>. Добавление объявления в избранное</w:t>
+      </w:r>
+    </w:p>
+    <w:p>
+      <w:pPr>
+        <w:shd w:val="clear" w:color="auto" w:fill="FFFFFF"/>
+        <w:spacing w:after="0" w:line="360" w:lineRule="auto"/>
+        <w:ind w:firstLine="709"/>
+        <w:rPr>
+          <w:rFonts w:ascii="Times New Roman" w:eastAsia="Times New Roman" w:hAnsi="Times New Roman" w:cs="Times New Roman"/>
+          <w:color w:val="0F1115"/>
+          <w:sz w:val="28"/>
+          <w:szCs w:val="28"/>
+          <w:lang w:eastAsia="ru-RU"/>
+        </w:rPr>
+      </w:pPr>
+      <w:r>
+        <w:rPr>
+          <w:rFonts w:ascii="Times New Roman" w:eastAsia="Times New Roman" w:hAnsi="Times New Roman" w:cs="Times New Roman"/>
+          <w:color w:val="0F1115"/>
+          <w:sz w:val="28"/>
+          <w:szCs w:val="28"/>
+          <w:lang w:eastAsia="ru-RU"/>
+        </w:rPr>
+        <w:t>Я как покупатель, хочу сохранять понравившиеся объявления в избранное, для того чтобы вернуться к ним позже и сравнить цены.</w:t>
+      </w:r>
+    </w:p>
+    <w:p>
+      <w:pPr>
+        <w:shd w:val="clear" w:color="auto" w:fill="FFFFFF"/>
+        <w:spacing w:after="0" w:line="360" w:lineRule="auto"/>
+        <w:ind w:firstLine="709"/>
+        <w:rPr>
+          <w:rFonts w:ascii="Times New Roman" w:eastAsia="Times New Roman" w:hAnsi="Times New Roman" w:cs="Times New Roman"/>
+          <w:color w:val="0F1115"/>
+          <w:sz w:val="28"/>
+          <w:szCs w:val="28"/>
+          <w:lang w:eastAsia="ru-RU"/>
+        </w:rPr>
+      </w:pPr>
+      <w:r>
+        <w:rPr>
+          <w:rFonts w:ascii="Times New Roman" w:eastAsia="Times New Roman" w:hAnsi="Times New Roman" w:cs="Times New Roman"/>
+          <w:b/>
+          <w:bCs/>
+          <w:sz w:val="28"/>
+          <w:szCs w:val="28"/>
+          <w:lang w:eastAsia="ru-RU"/>
+        </w:rPr>
+        <w:t>5</w:t>
+      </w:r>
+      <w:r>
+        <w:rPr>
+          <w:rFonts w:ascii="Times New Roman" w:eastAsia="Times New Roman" w:hAnsi="Times New Roman" w:cs="Times New Roman"/>
+          <w:b/>
+          <w:bCs/>
+          <w:sz w:val="28"/>
+          <w:szCs w:val="28"/>
+          <w:lang w:eastAsia="ru-RU"/>
+        </w:rPr>
+        <w:t>. Общение с продавцом через встроенный чат</w:t>
+      </w:r>
+    </w:p>
+    <w:p>
+      <w:pPr>
+        <w:shd w:val="clear" w:color="auto" w:fill="FFFFFF"/>
+        <w:spacing w:after="0" w:line="360" w:lineRule="auto"/>
+        <w:ind w:firstLine="709"/>
+        <w:rPr>
+          <w:rFonts w:ascii="Times New Roman" w:eastAsia="Times New Roman" w:hAnsi="Times New Roman" w:cs="Times New Roman"/>
+          <w:color w:val="0F1115"/>
+          <w:sz w:val="28"/>
+          <w:szCs w:val="28"/>
+          <w:lang w:eastAsia="ru-RU"/>
+        </w:rPr>
+      </w:pPr>
+      <w:r>
+        <w:rPr>
+          <w:rFonts w:ascii="Times New Roman" w:eastAsia="Times New Roman" w:hAnsi="Times New Roman" w:cs="Times New Roman"/>
+          <w:color w:val="0F1115"/>
+          <w:sz w:val="28"/>
+          <w:szCs w:val="28"/>
+          <w:lang w:eastAsia="ru-RU"/>
+        </w:rPr>
+        <w:t>Я как покупатель, хочу общаться с продавцом через встроенный чат без раскрытия своего номера телефона, для того чтобы задать вопросы о товаре и договориться о встрече.</w:t>
+      </w:r>
+    </w:p>
+    <w:p>
+      <w:pPr>
+        <w:shd w:val="clear" w:color="auto" w:fill="FFFFFF"/>
+        <w:spacing w:after="0" w:line="360" w:lineRule="auto"/>
+        <w:ind w:firstLine="709"/>
+        <w:rPr>
+          <w:rFonts w:ascii="Times New Roman" w:eastAsia="Times New Roman" w:hAnsi="Times New Roman" w:cs="Times New Roman"/>
+          <w:color w:val="0F1115"/>
+          <w:sz w:val="28"/>
+          <w:szCs w:val="28"/>
+          <w:lang w:eastAsia="ru-RU"/>
+        </w:rPr>
+      </w:pPr>
+      <w:r>
+        <w:rPr>
+          <w:rFonts w:ascii="Times New Roman" w:eastAsia="Times New Roman" w:hAnsi="Times New Roman" w:cs="Times New Roman"/>
+          <w:b/>
+          <w:bCs/>
+          <w:sz w:val="28"/>
+          <w:szCs w:val="28"/>
+          <w:lang w:eastAsia="ru-RU"/>
+        </w:rPr>
+        <w:t>6</w:t>
+      </w:r>
+      <w:r>
+        <w:rPr>
+          <w:rFonts w:ascii="Times New Roman" w:eastAsia="Times New Roman" w:hAnsi="Times New Roman" w:cs="Times New Roman"/>
+          <w:b/>
+          <w:bCs/>
+          <w:sz w:val="28"/>
+          <w:szCs w:val="28"/>
+          <w:lang w:eastAsia="ru-RU"/>
+        </w:rPr>
+        <w:t>. Безопасная сделка через систему</w:t>
+      </w:r>
+    </w:p>
+    <w:p>
+      <w:pPr>
+        <w:shd w:val="clear" w:color="auto" w:fill="FFFFFF"/>
+        <w:spacing w:after="0" w:line="360" w:lineRule="auto"/>
+        <w:ind w:firstLine="709"/>
+        <w:rPr>
+          <w:rFonts w:ascii="Times New Roman" w:eastAsia="Times New Roman" w:hAnsi="Times New Roman" w:cs="Times New Roman"/>
+          <w:color w:val="0F1115"/>
+          <w:sz w:val="28"/>
+          <w:szCs w:val="28"/>
+          <w:lang w:eastAsia="ru-RU"/>
+        </w:rPr>
+      </w:pPr>
+      <w:r>
+        <w:rPr>
+          <w:rFonts w:ascii="Times New Roman" w:eastAsia="Times New Roman" w:hAnsi="Times New Roman" w:cs="Times New Roman"/>
+          <w:color w:val="0F1115"/>
+          <w:sz w:val="28"/>
+          <w:szCs w:val="28"/>
+          <w:lang w:eastAsia="ru-RU"/>
+        </w:rPr>
+        <w:t>Я как покупатель, хочу оплатить товар через систему с заморозкой средств до момента получения, для того чтобы быть защищенным от мошенничества со стороны продавца.</w:t>
+      </w:r>
+    </w:p>
+    <w:p>
+      <w:pPr>
+        <w:shd w:val="clear" w:color="auto" w:fill="FFFFFF"/>
+        <w:spacing w:after="0" w:line="360" w:lineRule="auto"/>
+        <w:ind w:firstLine="709"/>
+        <w:rPr>
+          <w:rFonts w:ascii="Times New Roman" w:eastAsia="Times New Roman" w:hAnsi="Times New Roman" w:cs="Times New Roman"/>
+          <w:color w:val="0F1115"/>
+          <w:sz w:val="28"/>
+          <w:szCs w:val="28"/>
+          <w:lang w:eastAsia="ru-RU"/>
+        </w:rPr>
+      </w:pPr>
+      <w:r>
+        <w:rPr>
+          <w:rFonts w:ascii="Times New Roman" w:eastAsia="Times New Roman" w:hAnsi="Times New Roman" w:cs="Times New Roman"/>
+          <w:b/>
+          <w:bCs/>
+          <w:sz w:val="28"/>
+          <w:szCs w:val="28"/>
+          <w:lang w:eastAsia="ru-RU"/>
+        </w:rPr>
+        <w:t>7</w:t>
+      </w:r>
+      <w:r>
+        <w:rPr>
+          <w:rFonts w:ascii="Times New Roman" w:eastAsia="Times New Roman" w:hAnsi="Times New Roman" w:cs="Times New Roman"/>
+          <w:b/>
+          <w:bCs/>
+          <w:sz w:val="28"/>
+          <w:szCs w:val="28"/>
+          <w:lang w:eastAsia="ru-RU"/>
+        </w:rPr>
+        <w:t>. Оставление отзыва о продавце</w:t>
+      </w:r>
+    </w:p>
+    <w:p>
+      <w:pPr>
+        <w:shd w:val="clear" w:color="auto" w:fill="FFFFFF"/>
+        <w:spacing w:after="0" w:line="360" w:lineRule="auto"/>
+        <w:ind w:firstLine="709"/>
+        <w:rPr>
+          <w:rFonts w:ascii="Times New Roman" w:eastAsia="Times New Roman" w:hAnsi="Times New Roman" w:cs="Times New Roman"/>
+          <w:color w:val="0F1115"/>
+          <w:sz w:val="28"/>
+          <w:szCs w:val="28"/>
+          <w:lang w:eastAsia="ru-RU"/>
+        </w:rPr>
+      </w:pPr>
+      <w:r>
+        <w:rPr>
+          <w:rFonts w:ascii="Times New Roman" w:eastAsia="Times New Roman" w:hAnsi="Times New Roman" w:cs="Times New Roman"/>
+          <w:color w:val="0F1115"/>
+          <w:sz w:val="28"/>
+          <w:szCs w:val="28"/>
+          <w:lang w:eastAsia="ru-RU"/>
+        </w:rPr>
+        <w:t>Я как покупатель, хочу оставить отзыв и оценку продавцу после завершения сделки, для того чтобы помочь другим покупателям сделать правильный выбор.</w:t>
+      </w:r>
+    </w:p>
+    <w:p>
+      <w:pPr>
+        <w:shd w:val="clear" w:color="auto" w:fill="FFFFFF"/>
+        <w:spacing w:after="0" w:line="360" w:lineRule="auto"/>
+        <w:ind w:firstLine="709"/>
+        <w:rPr>
+          <w:rFonts w:ascii="Times New Roman" w:eastAsia="Times New Roman" w:hAnsi="Times New Roman" w:cs="Times New Roman"/>
+          <w:color w:val="0F1115"/>
+          <w:sz w:val="28"/>
+          <w:szCs w:val="28"/>
+          <w:lang w:eastAsia="ru-RU"/>
+        </w:rPr>
+      </w:pPr>
+      <w:r>
+        <w:rPr>
+          <w:rFonts w:ascii="Times New Roman" w:eastAsia="Times New Roman" w:hAnsi="Times New Roman" w:cs="Times New Roman"/>
+          <w:b/>
+          <w:bCs/>
+          <w:sz w:val="28"/>
+          <w:szCs w:val="28"/>
+          <w:lang w:eastAsia="ru-RU"/>
+        </w:rPr>
+        <w:t>8</w:t>
+      </w:r>
+      <w:r>
+        <w:rPr>
+          <w:rFonts w:ascii="Times New Roman" w:eastAsia="Times New Roman" w:hAnsi="Times New Roman" w:cs="Times New Roman"/>
+          <w:b/>
+          <w:bCs/>
+          <w:sz w:val="28"/>
+          <w:szCs w:val="28"/>
+          <w:lang w:eastAsia="ru-RU"/>
+        </w:rPr>
+        <w:t>. Уведомления о новых объявлениях по подписке</w:t>
+      </w:r>
+    </w:p>
+    <w:p>
+      <w:pPr>
+        <w:shd w:val="clear" w:color="auto" w:fill="FFFFFF"/>
+        <w:spacing w:after="0" w:line="360" w:lineRule="auto"/>
+        <w:ind w:firstLine="709"/>
+        <w:rPr>
+          <w:rFonts w:ascii="Times New Roman" w:eastAsia="Times New Roman" w:hAnsi="Times New Roman" w:cs="Times New Roman"/>
+          <w:color w:val="0F1115"/>
+          <w:sz w:val="28"/>
+          <w:szCs w:val="28"/>
+          <w:lang w:eastAsia="ru-RU"/>
+        </w:rPr>
+      </w:pPr>
+      <w:r>
+        <w:rPr>
+          <w:rFonts w:ascii="Times New Roman" w:eastAsia="Times New Roman" w:hAnsi="Times New Roman" w:cs="Times New Roman"/>
+          <w:color w:val="0F1115"/>
+          <w:sz w:val="28"/>
+          <w:szCs w:val="28"/>
+          <w:lang w:eastAsia="ru-RU"/>
+        </w:rPr>
+        <w:t>Я как покупатель, хочу подписаться на поисковый запрос и получать уведомления о новых подходящих объявлениях, для того чтобы первым узнавать о появлении нужной вещи.</w:t>
+      </w:r>
+    </w:p>
+    <w:p>
+      <w:pPr>
+        <w:shd w:val="clear" w:color="auto" w:fill="FFFFFF"/>
+        <w:spacing w:after="0" w:line="360" w:lineRule="auto"/>
+        <w:ind w:firstLine="709"/>
+        <w:rPr>
+          <w:rFonts w:ascii="Times New Roman" w:eastAsia="Times New Roman" w:hAnsi="Times New Roman" w:cs="Times New Roman"/>
+          <w:color w:val="0F1115"/>
+          <w:sz w:val="28"/>
+          <w:szCs w:val="28"/>
+          <w:lang w:eastAsia="ru-RU"/>
+        </w:rPr>
+      </w:pPr>
+      <w:r>
+        <w:rPr>
+          <w:rFonts w:ascii="Times New Roman" w:eastAsia="Times New Roman" w:hAnsi="Times New Roman" w:cs="Times New Roman"/>
+          <w:b/>
+          <w:bCs/>
+          <w:sz w:val="28"/>
+          <w:szCs w:val="28"/>
+          <w:lang w:eastAsia="ru-RU"/>
+        </w:rPr>
+        <w:t>9</w:t>
+      </w:r>
+      <w:r>
+        <w:rPr>
+          <w:rFonts w:ascii="Times New Roman" w:eastAsia="Times New Roman" w:hAnsi="Times New Roman" w:cs="Times New Roman"/>
+          <w:b/>
+          <w:bCs/>
+          <w:sz w:val="28"/>
+          <w:szCs w:val="28"/>
+          <w:lang w:eastAsia="ru-RU"/>
+        </w:rPr>
+        <w:t>. Просмотр истории покупок в личном кабинете</w:t>
+      </w:r>
+    </w:p>
+    <w:p>
+      <w:pPr>
+        <w:shd w:val="clear" w:color="auto" w:fill="FFFFFF"/>
+        <w:spacing w:after="0" w:line="360" w:lineRule="auto"/>
+        <w:ind w:firstLine="709"/>
+        <w:rPr>
+          <w:rFonts w:ascii="Times New Roman" w:eastAsia="Times New Roman" w:hAnsi="Times New Roman" w:cs="Times New Roman"/>
+          <w:color w:val="0F1115"/>
+          <w:sz w:val="28"/>
+          <w:szCs w:val="28"/>
+          <w:lang w:eastAsia="ru-RU"/>
+        </w:rPr>
+      </w:pPr>
+      <w:r>
+        <w:rPr>
+          <w:rFonts w:ascii="Times New Roman" w:eastAsia="Times New Roman" w:hAnsi="Times New Roman" w:cs="Times New Roman"/>
+          <w:color w:val="0F1115"/>
+          <w:sz w:val="28"/>
+          <w:szCs w:val="28"/>
+          <w:lang w:eastAsia="ru-RU"/>
+        </w:rPr>
+        <w:t>Я как покупатель, хочу видеть в личном кабинете историю своих покупок и откликов, для того чтобы отслеживать свои сделки и при необходимости возвращаться к продавцам.</w:t>
+      </w:r>
+    </w:p>
+    <w:p>
+      <w:pPr>
+        <w:shd w:val="clear" w:color="auto" w:fill="FFFFFF"/>
+        <w:spacing w:after="0" w:line="360" w:lineRule="auto"/>
+        <w:ind w:firstLine="709"/>
+        <w:rPr>
+          <w:rFonts w:ascii="Times New Roman" w:eastAsia="Times New Roman" w:hAnsi="Times New Roman" w:cs="Times New Roman"/>
+          <w:color w:val="0F1115"/>
+          <w:sz w:val="28"/>
+          <w:szCs w:val="28"/>
+          <w:lang w:eastAsia="ru-RU"/>
+        </w:rPr>
+      </w:pPr>
+      <w:r>
+        <w:rPr>
+          <w:rFonts w:ascii="Times New Roman" w:eastAsia="Times New Roman" w:hAnsi="Times New Roman" w:cs="Times New Roman"/>
+          <w:color w:val="0F1115"/>
+          <w:sz w:val="28"/>
+          <w:szCs w:val="28"/>
+          <w:lang w:eastAsia="ru-RU"/>
+        </w:rPr>
+        <w:lastRenderedPageBreak/>
+        <w:t>Продавец</w:t>
+      </w:r>
+    </w:p>
+    <w:p>
+      <w:pPr>
+        <w:shd w:val="clear" w:color="auto" w:fill="FFFFFF"/>
+        <w:spacing w:after="0" w:line="360" w:lineRule="auto"/>
+        <w:ind w:firstLine="709"/>
+        <w:rPr>
+          <w:rFonts w:ascii="Times New Roman" w:eastAsia="Times New Roman" w:hAnsi="Times New Roman" w:cs="Times New Roman"/>
+          <w:color w:val="0F1115"/>
+          <w:sz w:val="28"/>
+          <w:szCs w:val="28"/>
+          <w:lang w:eastAsia="ru-RU"/>
+        </w:rPr>
+      </w:pPr>
+      <w:r>
+        <w:rPr>
+          <w:rFonts w:ascii="Times New Roman" w:eastAsia="Times New Roman" w:hAnsi="Times New Roman" w:cs="Times New Roman"/>
+          <w:b/>
+          <w:bCs/>
+          <w:sz w:val="28"/>
+          <w:szCs w:val="28"/>
+          <w:lang w:eastAsia="ru-RU"/>
+        </w:rPr>
+        <w:t>1. Создание объявления с фотографиями</w:t>
+      </w:r>
+    </w:p>
+    <w:p>
+      <w:pPr>
+        <w:shd w:val="clear" w:color="auto" w:fill="FFFFFF"/>
+        <w:spacing w:after="0" w:line="360" w:lineRule="auto"/>
+        <w:ind w:firstLine="709"/>
+        <w:rPr>
+          <w:rFonts w:ascii="Times New Roman" w:eastAsia="Times New Roman" w:hAnsi="Times New Roman" w:cs="Times New Roman"/>
+          <w:color w:val="0F1115"/>
+          <w:sz w:val="28"/>
+          <w:szCs w:val="28"/>
+          <w:lang w:eastAsia="ru-RU"/>
+        </w:rPr>
+      </w:pPr>
+      <w:r>
+        <w:rPr>
+          <w:rFonts w:ascii="Times New Roman" w:eastAsia="Times New Roman" w:hAnsi="Times New Roman" w:cs="Times New Roman"/>
+          <w:color w:val="0F1115"/>
+          <w:sz w:val="28"/>
+          <w:szCs w:val="28"/>
+          <w:lang w:eastAsia="ru-RU"/>
+        </w:rPr>
+        <w:t>Я как продавец, хочу создать объявление с несколькими фотографиями, описанием, ценой и категорией, для того чтобы привлечь внимание покупателей и продать вещь быстрее.</w:t>
+      </w:r>
+    </w:p>
+    <w:p>
+      <w:pPr>
+        <w:shd w:val="clear" w:color="auto" w:fill="FFFFFF"/>
+        <w:spacing w:after="0" w:line="360" w:lineRule="auto"/>
+        <w:ind w:firstLine="709"/>
+        <w:rPr>
+          <w:rFonts w:ascii="Times New Roman" w:eastAsia="Times New Roman" w:hAnsi="Times New Roman" w:cs="Times New Roman"/>
+          <w:color w:val="0F1115"/>
+          <w:sz w:val="28"/>
+          <w:szCs w:val="28"/>
+          <w:lang w:eastAsia="ru-RU"/>
+        </w:rPr>
+      </w:pPr>
+      <w:r>
+        <w:rPr>
+          <w:rFonts w:ascii="Times New Roman" w:eastAsia="Times New Roman" w:hAnsi="Times New Roman" w:cs="Times New Roman"/>
+          <w:b/>
+          <w:bCs/>
+          <w:sz w:val="28"/>
+          <w:szCs w:val="28"/>
+          <w:lang w:eastAsia="ru-RU"/>
+        </w:rPr>
+        <w:t>2. Управление своими объявлениями</w:t>
+      </w:r>
+    </w:p>
+    <w:p>
+      <w:pPr>
+        <w:shd w:val="clear" w:color="auto" w:fill="FFFFFF"/>
+        <w:spacing w:after="0" w:line="360" w:lineRule="auto"/>
+        <w:ind w:firstLine="709"/>
+        <w:rPr>
+          <w:rFonts w:ascii="Times New Roman" w:eastAsia="Times New Roman" w:hAnsi="Times New Roman" w:cs="Times New Roman"/>
+          <w:color w:val="0F1115"/>
+          <w:sz w:val="28"/>
+          <w:szCs w:val="28"/>
+          <w:lang w:eastAsia="ru-RU"/>
+        </w:rPr>
+      </w:pPr>
+      <w:r>
+        <w:rPr>
+          <w:rFonts w:ascii="Times New Roman" w:eastAsia="Times New Roman" w:hAnsi="Times New Roman" w:cs="Times New Roman"/>
+          <w:color w:val="0F1115"/>
+          <w:sz w:val="28"/>
+          <w:szCs w:val="28"/>
+          <w:lang w:eastAsia="ru-RU"/>
+        </w:rPr>
+        <w:t>Я как продавец, хочу редактировать, снимать с публикации и поднимать свои объявления, для того чтобы поддерживать актуальность информации и управлять их видимостью.</w:t>
+      </w:r>
+    </w:p>
+    <w:p>
+      <w:pPr>
+        <w:shd w:val="clear" w:color="auto" w:fill="FFFFFF"/>
+        <w:spacing w:after="0" w:line="360" w:lineRule="auto"/>
+        <w:ind w:firstLine="709"/>
+        <w:rPr>
+          <w:rFonts w:ascii="Times New Roman" w:eastAsia="Times New Roman" w:hAnsi="Times New Roman" w:cs="Times New Roman"/>
+          <w:color w:val="0F1115"/>
+          <w:sz w:val="28"/>
+          <w:szCs w:val="28"/>
+          <w:lang w:eastAsia="ru-RU"/>
+        </w:rPr>
+      </w:pPr>
+      <w:r>
+        <w:rPr>
+          <w:rFonts w:ascii="Times New Roman" w:eastAsia="Times New Roman" w:hAnsi="Times New Roman" w:cs="Times New Roman"/>
+          <w:b/>
+          <w:bCs/>
+          <w:sz w:val="28"/>
+          <w:szCs w:val="28"/>
+          <w:lang w:eastAsia="ru-RU"/>
+        </w:rPr>
+        <w:t>3. Просмотр статистики объявления</w:t>
+      </w:r>
+    </w:p>
+    <w:p>
+      <w:pPr>
+        <w:shd w:val="clear" w:color="auto" w:fill="FFFFFF"/>
+        <w:spacing w:after="0" w:line="360" w:lineRule="auto"/>
+        <w:ind w:firstLine="709"/>
+        <w:rPr>
+          <w:rFonts w:ascii="Times New Roman" w:eastAsia="Times New Roman" w:hAnsi="Times New Roman" w:cs="Times New Roman"/>
+          <w:color w:val="0F1115"/>
+          <w:sz w:val="28"/>
+          <w:szCs w:val="28"/>
+          <w:lang w:eastAsia="ru-RU"/>
+        </w:rPr>
+      </w:pPr>
+      <w:r>
+        <w:rPr>
+          <w:rFonts w:ascii="Times New Roman" w:eastAsia="Times New Roman" w:hAnsi="Times New Roman" w:cs="Times New Roman"/>
+          <w:color w:val="0F1115"/>
+          <w:sz w:val="28"/>
+          <w:szCs w:val="28"/>
+          <w:lang w:eastAsia="ru-RU"/>
+        </w:rPr>
+        <w:t>Я как продавец, хочу видеть статистику просмотров и добавлений в избранное по каждому объявлению, для того чтобы понимать, интересен ли товар покупателям, и при необходимости корректировать цену.</w:t>
+      </w:r>
+    </w:p>
+    <w:p>
+      <w:pPr>
+        <w:shd w:val="clear" w:color="auto" w:fill="FFFFFF"/>
+        <w:spacing w:after="0" w:line="360" w:lineRule="auto"/>
+        <w:ind w:firstLine="709"/>
+        <w:rPr>
+          <w:rFonts w:ascii="Times New Roman" w:eastAsia="Times New Roman" w:hAnsi="Times New Roman" w:cs="Times New Roman"/>
+          <w:color w:val="0F1115"/>
+          <w:sz w:val="28"/>
+          <w:szCs w:val="28"/>
+          <w:lang w:eastAsia="ru-RU"/>
+        </w:rPr>
+      </w:pPr>
+      <w:r>
+        <w:rPr>
+          <w:rFonts w:ascii="Times New Roman" w:eastAsia="Times New Roman" w:hAnsi="Times New Roman" w:cs="Times New Roman"/>
+          <w:b/>
+          <w:bCs/>
+          <w:sz w:val="28"/>
+          <w:szCs w:val="28"/>
+          <w:lang w:eastAsia="ru-RU"/>
+        </w:rPr>
+        <w:t>4. Общение с покупателем через встроенный чат</w:t>
+      </w:r>
+    </w:p>
+    <w:p>
+      <w:pPr>
+        <w:shd w:val="clear" w:color="auto" w:fill="FFFFFF"/>
+        <w:spacing w:after="0" w:line="360" w:lineRule="auto"/>
+        <w:ind w:firstLine="709"/>
+        <w:rPr>
+          <w:rFonts w:ascii="Times New Roman" w:eastAsia="Times New Roman" w:hAnsi="Times New Roman" w:cs="Times New Roman"/>
+          <w:color w:val="0F1115"/>
+          <w:sz w:val="28"/>
+          <w:szCs w:val="28"/>
+          <w:lang w:eastAsia="ru-RU"/>
+        </w:rPr>
+      </w:pPr>
+      <w:r>
+        <w:rPr>
+          <w:rFonts w:ascii="Times New Roman" w:eastAsia="Times New Roman" w:hAnsi="Times New Roman" w:cs="Times New Roman"/>
+          <w:color w:val="0F1115"/>
+          <w:sz w:val="28"/>
+          <w:szCs w:val="28"/>
+          <w:lang w:eastAsia="ru-RU"/>
+        </w:rPr>
+        <w:t>Я как продавец, хочу отвечать на сообщения покупателей через встроенный чат, для того чтобы оперативно договариваться о сделке, не публикуя свой номер телефона в открытом доступе.</w:t>
+      </w:r>
+    </w:p>
+    <w:p>
+      <w:pPr>
+        <w:shd w:val="clear" w:color="auto" w:fill="FFFFFF"/>
+        <w:spacing w:after="0" w:line="360" w:lineRule="auto"/>
+        <w:ind w:firstLine="709"/>
+        <w:rPr>
+          <w:rFonts w:ascii="Times New Roman" w:eastAsia="Times New Roman" w:hAnsi="Times New Roman" w:cs="Times New Roman"/>
+          <w:color w:val="0F1115"/>
+          <w:sz w:val="28"/>
+          <w:szCs w:val="28"/>
+          <w:lang w:eastAsia="ru-RU"/>
+        </w:rPr>
+      </w:pPr>
+      <w:r>
+        <w:rPr>
+          <w:rFonts w:ascii="Times New Roman" w:eastAsia="Times New Roman" w:hAnsi="Times New Roman" w:cs="Times New Roman"/>
+          <w:b/>
+          <w:bCs/>
+          <w:sz w:val="28"/>
+          <w:szCs w:val="28"/>
+          <w:lang w:eastAsia="ru-RU"/>
+        </w:rPr>
+        <w:t>5. Просмотр рейтинга покупателя</w:t>
+      </w:r>
+    </w:p>
+    <w:p>
+      <w:pPr>
+        <w:shd w:val="clear" w:color="auto" w:fill="FFFFFF"/>
+        <w:spacing w:after="0" w:line="360" w:lineRule="auto"/>
+        <w:ind w:firstLine="709"/>
+        <w:rPr>
+          <w:rFonts w:ascii="Times New Roman" w:eastAsia="Times New Roman" w:hAnsi="Times New Roman" w:cs="Times New Roman"/>
+          <w:color w:val="0F1115"/>
+          <w:sz w:val="28"/>
+          <w:szCs w:val="28"/>
+          <w:lang w:eastAsia="ru-RU"/>
+        </w:rPr>
+      </w:pPr>
+      <w:r>
+        <w:rPr>
+          <w:rFonts w:ascii="Times New Roman" w:eastAsia="Times New Roman" w:hAnsi="Times New Roman" w:cs="Times New Roman"/>
+          <w:color w:val="0F1115"/>
+          <w:sz w:val="28"/>
+          <w:szCs w:val="28"/>
+          <w:lang w:eastAsia="ru-RU"/>
+        </w:rPr>
+        <w:t>Я как продавец, хочу видеть рейтинг и отзывы покупателя перед сделкой, для того чтобы избежать общения с недобросовестными пользователями, которые не приходят на встречу или портят товар.</w:t>
+      </w:r>
+    </w:p>
+    <w:p>
+      <w:pPr>
+        <w:shd w:val="clear" w:color="auto" w:fill="FFFFFF"/>
+        <w:spacing w:after="0" w:line="360" w:lineRule="auto"/>
+        <w:ind w:firstLine="709"/>
+        <w:rPr>
+          <w:rFonts w:ascii="Times New Roman" w:eastAsia="Times New Roman" w:hAnsi="Times New Roman" w:cs="Times New Roman"/>
+          <w:color w:val="0F1115"/>
+          <w:sz w:val="28"/>
+          <w:szCs w:val="28"/>
+          <w:lang w:eastAsia="ru-RU"/>
+        </w:rPr>
+      </w:pPr>
+      <w:r>
+        <w:rPr>
+          <w:rFonts w:ascii="Times New Roman" w:eastAsia="Times New Roman" w:hAnsi="Times New Roman" w:cs="Times New Roman"/>
+          <w:b/>
+          <w:bCs/>
+          <w:sz w:val="28"/>
+          <w:szCs w:val="28"/>
+          <w:lang w:eastAsia="ru-RU"/>
+        </w:rPr>
+        <w:t>6. Продвижение объявления</w:t>
+      </w:r>
+    </w:p>
+    <w:p>
+      <w:pPr>
+        <w:shd w:val="clear" w:color="auto" w:fill="FFFFFF"/>
+        <w:spacing w:after="0" w:line="360" w:lineRule="auto"/>
+        <w:ind w:firstLine="709"/>
+        <w:rPr>
+          <w:rFonts w:ascii="Times New Roman" w:eastAsia="Times New Roman" w:hAnsi="Times New Roman" w:cs="Times New Roman"/>
+          <w:color w:val="0F1115"/>
+          <w:sz w:val="28"/>
+          <w:szCs w:val="28"/>
+          <w:lang w:eastAsia="ru-RU"/>
+        </w:rPr>
+      </w:pPr>
+      <w:r>
+        <w:rPr>
+          <w:rFonts w:ascii="Times New Roman" w:eastAsia="Times New Roman" w:hAnsi="Times New Roman" w:cs="Times New Roman"/>
+          <w:color w:val="0F1115"/>
+          <w:sz w:val="28"/>
+          <w:szCs w:val="28"/>
+          <w:lang w:eastAsia="ru-RU"/>
+        </w:rPr>
+        <w:t>Я как продавец, хочу продвигать своё объявление, чтобы оно отображалось выше других в поиске, для того чтобы продать вещь быстрее.</w:t>
+      </w:r>
+    </w:p>
+    <w:p>
+      <w:pPr>
+        <w:shd w:val="clear" w:color="auto" w:fill="FFFFFF"/>
+        <w:spacing w:after="0" w:line="360" w:lineRule="auto"/>
+        <w:rPr>
+          <w:rFonts w:ascii="Times New Roman" w:eastAsia="Times New Roman" w:hAnsi="Times New Roman" w:cs="Times New Roman"/>
+          <w:color w:val="0F1115"/>
+          <w:sz w:val="28"/>
+          <w:szCs w:val="28"/>
+          <w:lang w:eastAsia="ru-RU"/>
+        </w:rPr>
+      </w:pPr>
+    </w:p>
+    <w:p>
+      <w:pPr>
+        <w:shd w:val="clear" w:color="auto" w:fill="FFFFFF"/>
+        <w:spacing w:after="0" w:line="360" w:lineRule="auto"/>
+        <w:ind w:firstLine="709"/>
+        <w:rPr>
+          <w:rFonts w:ascii="Times New Roman" w:eastAsia="Times New Roman" w:hAnsi="Times New Roman" w:cs="Times New Roman"/>
+          <w:color w:val="0F1115"/>
+          <w:sz w:val="28"/>
+          <w:szCs w:val="28"/>
+          <w:lang w:eastAsia="ru-RU"/>
+        </w:rPr>
+      </w:pPr>
+      <w:r>
+        <w:rPr>
+          <w:rFonts w:ascii="Times New Roman" w:eastAsia="Times New Roman" w:hAnsi="Times New Roman" w:cs="Times New Roman"/>
+          <w:color w:val="0F1115"/>
+          <w:sz w:val="28"/>
+          <w:szCs w:val="28"/>
+          <w:lang w:eastAsia="ru-RU"/>
+        </w:rPr>
+        <w:t>Модератор</w:t>
+      </w:r>
+    </w:p>
+    <w:p>
+      <w:pPr>
+        <w:shd w:val="clear" w:color="auto" w:fill="FFFFFF"/>
+        <w:spacing w:after="0" w:line="360" w:lineRule="auto"/>
+        <w:ind w:firstLine="709"/>
+        <w:rPr>
+          <w:rFonts w:ascii="Times New Roman" w:eastAsia="Times New Roman" w:hAnsi="Times New Roman" w:cs="Times New Roman"/>
+          <w:color w:val="0F1115"/>
+          <w:sz w:val="28"/>
+          <w:szCs w:val="28"/>
+          <w:lang w:eastAsia="ru-RU"/>
+        </w:rPr>
+      </w:pPr>
+      <w:r>
+        <w:rPr>
+          <w:rFonts w:ascii="Times New Roman" w:eastAsia="Times New Roman" w:hAnsi="Times New Roman" w:cs="Times New Roman"/>
+          <w:b/>
+          <w:bCs/>
+          <w:sz w:val="28"/>
+          <w:szCs w:val="28"/>
+          <w:lang w:eastAsia="ru-RU"/>
+        </w:rPr>
+        <w:t>1</w:t>
+      </w:r>
+      <w:r>
+        <w:rPr>
+          <w:rFonts w:ascii="Times New Roman" w:eastAsia="Times New Roman" w:hAnsi="Times New Roman" w:cs="Times New Roman"/>
+          <w:b/>
+          <w:bCs/>
+          <w:sz w:val="28"/>
+          <w:szCs w:val="28"/>
+          <w:lang w:eastAsia="ru-RU"/>
+        </w:rPr>
+        <w:t>. Просмотр очереди спорных объявлений</w:t>
+      </w:r>
+    </w:p>
+    <w:p>
+      <w:pPr>
+        <w:shd w:val="clear" w:color="auto" w:fill="FFFFFF"/>
+        <w:spacing w:after="0" w:line="360" w:lineRule="auto"/>
+        <w:ind w:firstLine="709"/>
+        <w:rPr>
+          <w:rFonts w:ascii="Times New Roman" w:eastAsia="Times New Roman" w:hAnsi="Times New Roman" w:cs="Times New Roman"/>
+          <w:color w:val="0F1115"/>
+          <w:sz w:val="28"/>
+          <w:szCs w:val="28"/>
+          <w:lang w:eastAsia="ru-RU"/>
+        </w:rPr>
+      </w:pPr>
+      <w:r>
+        <w:rPr>
+          <w:rFonts w:ascii="Times New Roman" w:eastAsia="Times New Roman" w:hAnsi="Times New Roman" w:cs="Times New Roman"/>
+          <w:color w:val="0F1115"/>
+          <w:sz w:val="28"/>
+          <w:szCs w:val="28"/>
+          <w:lang w:eastAsia="ru-RU"/>
+        </w:rPr>
+        <w:t xml:space="preserve">Я как модератор, хочу видеть список объявлений, которые система автоматически пометила как подозрительные, с указанием причины, для того </w:t>
+      </w:r>
+      <w:r>
+        <w:rPr>
+          <w:rFonts w:ascii="Times New Roman" w:eastAsia="Times New Roman" w:hAnsi="Times New Roman" w:cs="Times New Roman"/>
+          <w:color w:val="0F1115"/>
+          <w:sz w:val="28"/>
+          <w:szCs w:val="28"/>
+          <w:lang w:eastAsia="ru-RU"/>
+        </w:rPr>
+        <w:lastRenderedPageBreak/>
+        <w:t>чтобы разбирать только сложные случаи и не тратить время на проверку всех объявлений вручную.</w:t>
+      </w:r>
+    </w:p>
+    <w:p>
+      <w:pPr>
+        <w:shd w:val="clear" w:color="auto" w:fill="FFFFFF"/>
+        <w:spacing w:after="0" w:line="360" w:lineRule="auto"/>
+        <w:ind w:firstLine="709"/>
+        <w:rPr>
+          <w:rFonts w:ascii="Times New Roman" w:eastAsia="Times New Roman" w:hAnsi="Times New Roman" w:cs="Times New Roman"/>
+          <w:color w:val="0F1115"/>
+          <w:sz w:val="28"/>
+          <w:szCs w:val="28"/>
+          <w:lang w:eastAsia="ru-RU"/>
+        </w:rPr>
+      </w:pPr>
+      <w:r>
+        <w:rPr>
+          <w:rFonts w:ascii="Times New Roman" w:eastAsia="Times New Roman" w:hAnsi="Times New Roman" w:cs="Times New Roman"/>
+          <w:b/>
+          <w:bCs/>
+          <w:sz w:val="28"/>
+          <w:szCs w:val="28"/>
+          <w:lang w:eastAsia="ru-RU"/>
+        </w:rPr>
+        <w:t>2</w:t>
+      </w:r>
+      <w:r>
+        <w:rPr>
+          <w:rFonts w:ascii="Times New Roman" w:eastAsia="Times New Roman" w:hAnsi="Times New Roman" w:cs="Times New Roman"/>
+          <w:b/>
+          <w:bCs/>
+          <w:sz w:val="28"/>
+          <w:szCs w:val="28"/>
+          <w:lang w:eastAsia="ru-RU"/>
+        </w:rPr>
+        <w:t>. Одобрение или отклонение спорного объявления</w:t>
+      </w:r>
+    </w:p>
+    <w:p>
+      <w:pPr>
+        <w:shd w:val="clear" w:color="auto" w:fill="FFFFFF"/>
+        <w:spacing w:after="0" w:line="360" w:lineRule="auto"/>
+        <w:ind w:firstLine="709"/>
+        <w:rPr>
+          <w:rFonts w:ascii="Times New Roman" w:eastAsia="Times New Roman" w:hAnsi="Times New Roman" w:cs="Times New Roman"/>
+          <w:color w:val="0F1115"/>
+          <w:sz w:val="28"/>
+          <w:szCs w:val="28"/>
+          <w:lang w:eastAsia="ru-RU"/>
+        </w:rPr>
+      </w:pPr>
+      <w:r>
+        <w:rPr>
+          <w:rFonts w:ascii="Times New Roman" w:eastAsia="Times New Roman" w:hAnsi="Times New Roman" w:cs="Times New Roman"/>
+          <w:color w:val="0F1115"/>
+          <w:sz w:val="28"/>
+          <w:szCs w:val="28"/>
+          <w:lang w:eastAsia="ru-RU"/>
+        </w:rPr>
+        <w:t>Я как модератор, хочу одобрить или отклонить объявление в один клик с выбором причины из шаблона, для того чтобы быстро принимать решения и давать автору понятную обратную связь.</w:t>
+      </w:r>
+    </w:p>
+    <w:p>
+      <w:pPr>
+        <w:shd w:val="clear" w:color="auto" w:fill="FFFFFF"/>
+        <w:spacing w:after="0" w:line="360" w:lineRule="auto"/>
+        <w:ind w:firstLine="709"/>
+        <w:rPr>
+          <w:rFonts w:ascii="Times New Roman" w:eastAsia="Times New Roman" w:hAnsi="Times New Roman" w:cs="Times New Roman"/>
+          <w:color w:val="0F1115"/>
+          <w:sz w:val="28"/>
+          <w:szCs w:val="28"/>
+          <w:lang w:eastAsia="ru-RU"/>
+        </w:rPr>
+      </w:pPr>
+      <w:r>
+        <w:rPr>
+          <w:rFonts w:ascii="Times New Roman" w:eastAsia="Times New Roman" w:hAnsi="Times New Roman" w:cs="Times New Roman"/>
+          <w:b/>
+          <w:bCs/>
+          <w:sz w:val="28"/>
+          <w:szCs w:val="28"/>
+          <w:lang w:eastAsia="ru-RU"/>
+        </w:rPr>
+        <w:t>3</w:t>
+      </w:r>
+      <w:r>
+        <w:rPr>
+          <w:rFonts w:ascii="Times New Roman" w:eastAsia="Times New Roman" w:hAnsi="Times New Roman" w:cs="Times New Roman"/>
+          <w:b/>
+          <w:bCs/>
+          <w:sz w:val="28"/>
+          <w:szCs w:val="28"/>
+          <w:lang w:eastAsia="ru-RU"/>
+        </w:rPr>
+        <w:t>. Блокировка пользователя-нарушителя</w:t>
+      </w:r>
+    </w:p>
+    <w:p>
+      <w:pPr>
+        <w:shd w:val="clear" w:color="auto" w:fill="FFFFFF"/>
+        <w:spacing w:after="0" w:line="360" w:lineRule="auto"/>
+        <w:ind w:firstLine="709"/>
+        <w:rPr>
+          <w:rFonts w:ascii="Times New Roman" w:eastAsia="Times New Roman" w:hAnsi="Times New Roman" w:cs="Times New Roman"/>
+          <w:color w:val="0F1115"/>
+          <w:sz w:val="28"/>
+          <w:szCs w:val="28"/>
+          <w:lang w:eastAsia="ru-RU"/>
+        </w:rPr>
+      </w:pPr>
+      <w:r>
+        <w:rPr>
+          <w:rFonts w:ascii="Times New Roman" w:eastAsia="Times New Roman" w:hAnsi="Times New Roman" w:cs="Times New Roman"/>
+          <w:color w:val="0F1115"/>
+          <w:sz w:val="28"/>
+          <w:szCs w:val="28"/>
+          <w:lang w:eastAsia="ru-RU"/>
+        </w:rPr>
+        <w:t>Я как модератор, хочу блокировать пользователя с выбором срока и причины, а также блокировать его по IP и номеру телефона, для того чтобы спамер не мог зарегистрироваться заново.</w:t>
+      </w:r>
+    </w:p>
+    <w:p>
+      <w:pPr>
+        <w:shd w:val="clear" w:color="auto" w:fill="FFFFFF"/>
+        <w:spacing w:after="0" w:line="360" w:lineRule="auto"/>
+        <w:ind w:firstLine="709"/>
+        <w:rPr>
+          <w:rFonts w:ascii="Times New Roman" w:eastAsia="Times New Roman" w:hAnsi="Times New Roman" w:cs="Times New Roman"/>
+          <w:color w:val="0F1115"/>
+          <w:sz w:val="28"/>
+          <w:szCs w:val="28"/>
+          <w:lang w:eastAsia="ru-RU"/>
+        </w:rPr>
+      </w:pPr>
+      <w:r>
+        <w:rPr>
+          <w:rFonts w:ascii="Times New Roman" w:eastAsia="Times New Roman" w:hAnsi="Times New Roman" w:cs="Times New Roman"/>
+          <w:b/>
+          <w:bCs/>
+          <w:sz w:val="28"/>
+          <w:szCs w:val="28"/>
+          <w:lang w:eastAsia="ru-RU"/>
+        </w:rPr>
+        <w:t>4</w:t>
+      </w:r>
+      <w:r>
+        <w:rPr>
+          <w:rFonts w:ascii="Times New Roman" w:eastAsia="Times New Roman" w:hAnsi="Times New Roman" w:cs="Times New Roman"/>
+          <w:b/>
+          <w:bCs/>
+          <w:sz w:val="28"/>
+          <w:szCs w:val="28"/>
+          <w:lang w:eastAsia="ru-RU"/>
+        </w:rPr>
+        <w:t>. Просмотр истории нарушений пользователя</w:t>
+      </w:r>
+    </w:p>
+    <w:p>
+      <w:pPr>
+        <w:shd w:val="clear" w:color="auto" w:fill="FFFFFF"/>
+        <w:spacing w:after="0" w:line="360" w:lineRule="auto"/>
+        <w:ind w:firstLine="709"/>
+        <w:rPr>
+          <w:rFonts w:ascii="Times New Roman" w:eastAsia="Times New Roman" w:hAnsi="Times New Roman" w:cs="Times New Roman"/>
+          <w:color w:val="0F1115"/>
+          <w:sz w:val="28"/>
+          <w:szCs w:val="28"/>
+          <w:lang w:eastAsia="ru-RU"/>
+        </w:rPr>
+      </w:pPr>
+      <w:r>
+        <w:rPr>
+          <w:rFonts w:ascii="Times New Roman" w:eastAsia="Times New Roman" w:hAnsi="Times New Roman" w:cs="Times New Roman"/>
+          <w:color w:val="0F1115"/>
+          <w:sz w:val="28"/>
+          <w:szCs w:val="28"/>
+          <w:lang w:eastAsia="ru-RU"/>
+        </w:rPr>
+        <w:t>Я как модератор, хочу видеть полную историю нарушений и предыдущих блокировок пользователя, для того чтобы принимать взвешенные решения о постоянной блокировке.</w:t>
+      </w:r>
+    </w:p>
+    <w:p>
+      <w:pPr>
+        <w:shd w:val="clear" w:color="auto" w:fill="FFFFFF"/>
+        <w:spacing w:after="0" w:line="360" w:lineRule="auto"/>
+        <w:ind w:firstLine="709"/>
+        <w:rPr>
+          <w:rFonts w:ascii="Times New Roman" w:eastAsia="Times New Roman" w:hAnsi="Times New Roman" w:cs="Times New Roman"/>
+          <w:color w:val="0F1115"/>
+          <w:sz w:val="28"/>
+          <w:szCs w:val="28"/>
+          <w:lang w:eastAsia="ru-RU"/>
+        </w:rPr>
+      </w:pPr>
+      <w:r>
+        <w:rPr>
+          <w:rFonts w:ascii="Times New Roman" w:eastAsia="Times New Roman" w:hAnsi="Times New Roman" w:cs="Times New Roman"/>
+          <w:b/>
+          <w:bCs/>
+          <w:sz w:val="28"/>
+          <w:szCs w:val="28"/>
+          <w:lang w:eastAsia="ru-RU"/>
+        </w:rPr>
+        <w:t>5</w:t>
+      </w:r>
+      <w:r>
+        <w:rPr>
+          <w:rFonts w:ascii="Times New Roman" w:eastAsia="Times New Roman" w:hAnsi="Times New Roman" w:cs="Times New Roman"/>
+          <w:b/>
+          <w:bCs/>
+          <w:sz w:val="28"/>
+          <w:szCs w:val="28"/>
+          <w:lang w:eastAsia="ru-RU"/>
+        </w:rPr>
+        <w:t>. Обработка жалоб пользователей</w:t>
+      </w:r>
+    </w:p>
+    <w:p>
+      <w:pPr>
+        <w:shd w:val="clear" w:color="auto" w:fill="FFFFFF"/>
+        <w:spacing w:after="0" w:line="360" w:lineRule="auto"/>
+        <w:ind w:firstLine="709"/>
+        <w:rPr>
+          <w:rFonts w:ascii="Times New Roman" w:eastAsia="Times New Roman" w:hAnsi="Times New Roman" w:cs="Times New Roman"/>
+          <w:color w:val="0F1115"/>
+          <w:sz w:val="28"/>
+          <w:szCs w:val="28"/>
+          <w:lang w:eastAsia="ru-RU"/>
+        </w:rPr>
+      </w:pPr>
+      <w:r>
+        <w:rPr>
+          <w:rFonts w:ascii="Times New Roman" w:eastAsia="Times New Roman" w:hAnsi="Times New Roman" w:cs="Times New Roman"/>
+          <w:color w:val="0F1115"/>
+          <w:sz w:val="28"/>
+          <w:szCs w:val="28"/>
+          <w:lang w:eastAsia="ru-RU"/>
+        </w:rPr>
+        <w:t>Я как модератор, хочу видеть жалобы пользователей, сгруппированные по объявлениям, для того чтобы оперативно реагировать на нарушения и отклонять необоснованные жалобы.</w:t>
+      </w:r>
+    </w:p>
+    <w:p>
+      <w:pPr>
+        <w:shd w:val="clear" w:color="auto" w:fill="FFFFFF"/>
+        <w:spacing w:after="0" w:line="360" w:lineRule="auto"/>
+        <w:ind w:firstLine="709"/>
+        <w:rPr>
+          <w:rFonts w:ascii="Times New Roman" w:eastAsia="Times New Roman" w:hAnsi="Times New Roman" w:cs="Times New Roman"/>
+          <w:color w:val="0F1115"/>
+          <w:sz w:val="28"/>
+          <w:szCs w:val="28"/>
+          <w:lang w:eastAsia="ru-RU"/>
+        </w:rPr>
+      </w:pPr>
+      <w:r>
+        <w:rPr>
+          <w:rFonts w:ascii="Times New Roman" w:eastAsia="Times New Roman" w:hAnsi="Times New Roman" w:cs="Times New Roman"/>
+          <w:b/>
+          <w:bCs/>
+          <w:sz w:val="28"/>
+          <w:szCs w:val="28"/>
+          <w:lang w:eastAsia="ru-RU"/>
+        </w:rPr>
+        <w:t>6</w:t>
+      </w:r>
+      <w:r>
+        <w:rPr>
+          <w:rFonts w:ascii="Times New Roman" w:eastAsia="Times New Roman" w:hAnsi="Times New Roman" w:cs="Times New Roman"/>
+          <w:b/>
+          <w:bCs/>
+          <w:sz w:val="28"/>
+          <w:szCs w:val="28"/>
+          <w:lang w:eastAsia="ru-RU"/>
+        </w:rPr>
+        <w:t xml:space="preserve">. Настройка правил </w:t>
+      </w:r>
+      <w:proofErr w:type="spellStart"/>
+      <w:r>
+        <w:rPr>
+          <w:rFonts w:ascii="Times New Roman" w:eastAsia="Times New Roman" w:hAnsi="Times New Roman" w:cs="Times New Roman"/>
+          <w:b/>
+          <w:bCs/>
+          <w:sz w:val="28"/>
+          <w:szCs w:val="28"/>
+          <w:lang w:eastAsia="ru-RU"/>
+        </w:rPr>
+        <w:t>автофильтрации</w:t>
+      </w:r>
+      <w:proofErr w:type="spellEnd"/>
+    </w:p>
+    <w:p>
+      <w:pPr>
+        <w:shd w:val="clear" w:color="auto" w:fill="FFFFFF"/>
+        <w:spacing w:after="0" w:line="360" w:lineRule="auto"/>
+        <w:ind w:firstLine="709"/>
+        <w:rPr>
+          <w:rFonts w:ascii="Times New Roman" w:eastAsia="Times New Roman" w:hAnsi="Times New Roman" w:cs="Times New Roman"/>
+          <w:color w:val="0F1115"/>
+          <w:sz w:val="28"/>
+          <w:szCs w:val="28"/>
+          <w:lang w:eastAsia="ru-RU"/>
+        </w:rPr>
+      </w:pPr>
+      <w:r>
+        <w:rPr>
+          <w:rFonts w:ascii="Times New Roman" w:eastAsia="Times New Roman" w:hAnsi="Times New Roman" w:cs="Times New Roman"/>
+          <w:color w:val="0F1115"/>
+          <w:sz w:val="28"/>
+          <w:szCs w:val="28"/>
+          <w:lang w:eastAsia="ru-RU"/>
+        </w:rPr>
+        <w:t xml:space="preserve">Я как модератор, хочу добавлять новые запрещенные слова и правила </w:t>
+      </w:r>
+      <w:proofErr w:type="spellStart"/>
+      <w:r>
+        <w:rPr>
+          <w:rFonts w:ascii="Times New Roman" w:eastAsia="Times New Roman" w:hAnsi="Times New Roman" w:cs="Times New Roman"/>
+          <w:color w:val="0F1115"/>
+          <w:sz w:val="28"/>
+          <w:szCs w:val="28"/>
+          <w:lang w:eastAsia="ru-RU"/>
+        </w:rPr>
+        <w:t>автофильтрации</w:t>
+      </w:r>
+      <w:proofErr w:type="spellEnd"/>
+      <w:r>
+        <w:rPr>
+          <w:rFonts w:ascii="Times New Roman" w:eastAsia="Times New Roman" w:hAnsi="Times New Roman" w:cs="Times New Roman"/>
+          <w:color w:val="0F1115"/>
+          <w:sz w:val="28"/>
+          <w:szCs w:val="28"/>
+          <w:lang w:eastAsia="ru-RU"/>
+        </w:rPr>
+        <w:t xml:space="preserve"> без помощи программистов, для того чтобы система сама отсеивала новые виды спама.</w:t>
+      </w:r>
+    </w:p>
+    <w:p>
+      <w:pPr>
+        <w:shd w:val="clear" w:color="auto" w:fill="FFFFFF"/>
+        <w:spacing w:after="0" w:line="360" w:lineRule="auto"/>
+        <w:ind w:firstLine="709"/>
+        <w:rPr>
+          <w:rFonts w:ascii="Times New Roman" w:eastAsia="Times New Roman" w:hAnsi="Times New Roman" w:cs="Times New Roman"/>
+          <w:color w:val="0F1115"/>
+          <w:sz w:val="28"/>
+          <w:szCs w:val="28"/>
+          <w:lang w:eastAsia="ru-RU"/>
+        </w:rPr>
+      </w:pPr>
+      <w:r>
+        <w:rPr>
+          <w:rFonts w:ascii="Times New Roman" w:eastAsia="Times New Roman" w:hAnsi="Times New Roman" w:cs="Times New Roman"/>
+          <w:b/>
+          <w:bCs/>
+          <w:sz w:val="28"/>
+          <w:szCs w:val="28"/>
+          <w:lang w:eastAsia="ru-RU"/>
+        </w:rPr>
+        <w:t>7</w:t>
+      </w:r>
+      <w:r>
+        <w:rPr>
+          <w:rFonts w:ascii="Times New Roman" w:eastAsia="Times New Roman" w:hAnsi="Times New Roman" w:cs="Times New Roman"/>
+          <w:b/>
+          <w:bCs/>
+          <w:sz w:val="28"/>
+          <w:szCs w:val="28"/>
+          <w:lang w:eastAsia="ru-RU"/>
+        </w:rPr>
+        <w:t>. Просмотр статистики своей работы</w:t>
+      </w:r>
+    </w:p>
+    <w:p>
+      <w:pPr>
+        <w:shd w:val="clear" w:color="auto" w:fill="FFFFFF"/>
+        <w:spacing w:after="0" w:line="360" w:lineRule="auto"/>
+        <w:ind w:firstLine="709"/>
+        <w:rPr>
+          <w:rFonts w:ascii="Times New Roman" w:eastAsia="Times New Roman" w:hAnsi="Times New Roman" w:cs="Times New Roman"/>
+          <w:color w:val="0F1115"/>
+          <w:sz w:val="28"/>
+          <w:szCs w:val="28"/>
+          <w:lang w:eastAsia="ru-RU"/>
+        </w:rPr>
+      </w:pPr>
+      <w:r>
+        <w:rPr>
+          <w:rFonts w:ascii="Times New Roman" w:eastAsia="Times New Roman" w:hAnsi="Times New Roman" w:cs="Times New Roman"/>
+          <w:color w:val="0F1115"/>
+          <w:sz w:val="28"/>
+          <w:szCs w:val="28"/>
+          <w:lang w:eastAsia="ru-RU"/>
+        </w:rPr>
+        <w:t xml:space="preserve">Я как модератор, хочу видеть количество обработанных спорных случаев и точность </w:t>
+      </w:r>
+      <w:proofErr w:type="spellStart"/>
+      <w:r>
+        <w:rPr>
+          <w:rFonts w:ascii="Times New Roman" w:eastAsia="Times New Roman" w:hAnsi="Times New Roman" w:cs="Times New Roman"/>
+          <w:color w:val="0F1115"/>
+          <w:sz w:val="28"/>
+          <w:szCs w:val="28"/>
+          <w:lang w:eastAsia="ru-RU"/>
+        </w:rPr>
+        <w:t>автофильтра</w:t>
+      </w:r>
+      <w:proofErr w:type="spellEnd"/>
+      <w:r>
+        <w:rPr>
+          <w:rFonts w:ascii="Times New Roman" w:eastAsia="Times New Roman" w:hAnsi="Times New Roman" w:cs="Times New Roman"/>
+          <w:color w:val="0F1115"/>
+          <w:sz w:val="28"/>
+          <w:szCs w:val="28"/>
+          <w:lang w:eastAsia="ru-RU"/>
+        </w:rPr>
+        <w:t>, для того чтобы оценивать эффективность системы и свою загрузку.</w:t>
+      </w:r>
+    </w:p>
+    <w:p>
+      <w:pPr>
+        <w:shd w:val="clear" w:color="auto" w:fill="FFFFFF"/>
+        <w:spacing w:after="0" w:line="360" w:lineRule="auto"/>
+        <w:ind w:firstLine="709"/>
+        <w:rPr>
+          <w:rFonts w:ascii="Times New Roman" w:eastAsia="Times New Roman" w:hAnsi="Times New Roman" w:cs="Times New Roman"/>
+          <w:color w:val="0F1115"/>
+          <w:sz w:val="28"/>
+          <w:szCs w:val="28"/>
+          <w:lang w:eastAsia="ru-RU"/>
+        </w:rPr>
+      </w:pPr>
+    </w:p>
+    <w:p>
+      <w:pPr>
+        <w:shd w:val="clear" w:color="auto" w:fill="FFFFFF"/>
+        <w:spacing w:after="0" w:line="360" w:lineRule="auto"/>
+        <w:ind w:firstLine="709"/>
+        <w:rPr>
+          <w:rFonts w:ascii="Times New Roman" w:eastAsia="Times New Roman" w:hAnsi="Times New Roman" w:cs="Times New Roman"/>
+          <w:color w:val="0F1115"/>
+          <w:sz w:val="28"/>
+          <w:szCs w:val="28"/>
+          <w:lang w:eastAsia="ru-RU"/>
+        </w:rPr>
+      </w:pPr>
+      <w:r>
+        <w:rPr>
+          <w:rFonts w:ascii="Times New Roman" w:eastAsia="Times New Roman" w:hAnsi="Times New Roman" w:cs="Times New Roman"/>
+          <w:color w:val="0F1115"/>
+          <w:sz w:val="28"/>
+          <w:szCs w:val="28"/>
+          <w:lang w:eastAsia="ru-RU"/>
+        </w:rPr>
+        <w:t>Администратор</w:t>
+      </w:r>
+    </w:p>
+    <w:p>
+      <w:pPr>
+        <w:shd w:val="clear" w:color="auto" w:fill="FFFFFF"/>
+        <w:spacing w:after="0" w:line="360" w:lineRule="auto"/>
+        <w:ind w:firstLine="709"/>
+        <w:rPr>
+          <w:rFonts w:ascii="Times New Roman" w:eastAsia="Times New Roman" w:hAnsi="Times New Roman" w:cs="Times New Roman"/>
+          <w:color w:val="0F1115"/>
+          <w:sz w:val="28"/>
+          <w:szCs w:val="28"/>
+          <w:lang w:eastAsia="ru-RU"/>
+        </w:rPr>
+      </w:pPr>
+      <w:r>
+        <w:rPr>
+          <w:rFonts w:ascii="Times New Roman" w:eastAsia="Times New Roman" w:hAnsi="Times New Roman" w:cs="Times New Roman"/>
+          <w:b/>
+          <w:bCs/>
+          <w:sz w:val="28"/>
+          <w:szCs w:val="28"/>
+          <w:lang w:eastAsia="ru-RU"/>
+        </w:rPr>
+        <w:t>1</w:t>
+      </w:r>
+      <w:r>
+        <w:rPr>
+          <w:rFonts w:ascii="Times New Roman" w:eastAsia="Times New Roman" w:hAnsi="Times New Roman" w:cs="Times New Roman"/>
+          <w:b/>
+          <w:bCs/>
+          <w:sz w:val="28"/>
+          <w:szCs w:val="28"/>
+          <w:lang w:eastAsia="ru-RU"/>
+        </w:rPr>
+        <w:t>. Управление категориями объявлений</w:t>
+      </w:r>
+    </w:p>
+    <w:p>
+      <w:pPr>
+        <w:shd w:val="clear" w:color="auto" w:fill="FFFFFF"/>
+        <w:spacing w:after="0" w:line="360" w:lineRule="auto"/>
+        <w:ind w:firstLine="709"/>
+        <w:rPr>
+          <w:rFonts w:ascii="Times New Roman" w:eastAsia="Times New Roman" w:hAnsi="Times New Roman" w:cs="Times New Roman"/>
+          <w:color w:val="0F1115"/>
+          <w:sz w:val="28"/>
+          <w:szCs w:val="28"/>
+          <w:lang w:eastAsia="ru-RU"/>
+        </w:rPr>
+      </w:pPr>
+      <w:r>
+        <w:rPr>
+          <w:rFonts w:ascii="Times New Roman" w:eastAsia="Times New Roman" w:hAnsi="Times New Roman" w:cs="Times New Roman"/>
+          <w:color w:val="0F1115"/>
+          <w:sz w:val="28"/>
+          <w:szCs w:val="28"/>
+          <w:lang w:eastAsia="ru-RU"/>
+        </w:rPr>
+        <w:lastRenderedPageBreak/>
+        <w:t>Я как администратор, хочу создавать, редактировать и удалять категории и подкатегории объявлений без участия разработчиков, для того чтобы оперативно реагировать на новые запросы пользователей.</w:t>
+      </w:r>
+    </w:p>
+    <w:p>
+      <w:pPr>
+        <w:shd w:val="clear" w:color="auto" w:fill="FFFFFF"/>
+        <w:spacing w:after="0" w:line="360" w:lineRule="auto"/>
+        <w:ind w:firstLine="709"/>
+        <w:rPr>
+          <w:rFonts w:ascii="Times New Roman" w:eastAsia="Times New Roman" w:hAnsi="Times New Roman" w:cs="Times New Roman"/>
+          <w:color w:val="0F1115"/>
+          <w:sz w:val="28"/>
+          <w:szCs w:val="28"/>
+          <w:lang w:eastAsia="ru-RU"/>
+        </w:rPr>
+      </w:pPr>
+      <w:r>
+        <w:rPr>
+          <w:rFonts w:ascii="Times New Roman" w:eastAsia="Times New Roman" w:hAnsi="Times New Roman" w:cs="Times New Roman"/>
+          <w:b/>
+          <w:bCs/>
+          <w:sz w:val="28"/>
+          <w:szCs w:val="28"/>
+          <w:lang w:eastAsia="ru-RU"/>
+        </w:rPr>
+        <w:t>2</w:t>
+      </w:r>
+      <w:r>
+        <w:rPr>
+          <w:rFonts w:ascii="Times New Roman" w:eastAsia="Times New Roman" w:hAnsi="Times New Roman" w:cs="Times New Roman"/>
+          <w:b/>
+          <w:bCs/>
+          <w:sz w:val="28"/>
+          <w:szCs w:val="28"/>
+          <w:lang w:eastAsia="ru-RU"/>
+        </w:rPr>
+        <w:t>. Управление пользователями и ролями</w:t>
+      </w:r>
+    </w:p>
+    <w:p>
+      <w:pPr>
+        <w:shd w:val="clear" w:color="auto" w:fill="FFFFFF"/>
+        <w:spacing w:after="0" w:line="360" w:lineRule="auto"/>
+        <w:ind w:firstLine="709"/>
+        <w:rPr>
+          <w:rFonts w:ascii="Times New Roman" w:eastAsia="Times New Roman" w:hAnsi="Times New Roman" w:cs="Times New Roman"/>
+          <w:color w:val="0F1115"/>
+          <w:sz w:val="28"/>
+          <w:szCs w:val="28"/>
+          <w:lang w:eastAsia="ru-RU"/>
+        </w:rPr>
+      </w:pPr>
+      <w:r>
+        <w:rPr>
+          <w:rFonts w:ascii="Times New Roman" w:eastAsia="Times New Roman" w:hAnsi="Times New Roman" w:cs="Times New Roman"/>
+          <w:color w:val="0F1115"/>
+          <w:sz w:val="28"/>
+          <w:szCs w:val="28"/>
+          <w:lang w:eastAsia="ru-RU"/>
+        </w:rPr>
+        <w:t>Я как администратор, хочу назначать и снимать роли модераторов и администраторов, а также блокировать пользователей, для того чтобы управлять доступом и поддерживать порядок в системе.</w:t>
+      </w:r>
+    </w:p>
+    <w:p>
+      <w:pPr>
+        <w:shd w:val="clear" w:color="auto" w:fill="FFFFFF"/>
+        <w:spacing w:after="0" w:line="360" w:lineRule="auto"/>
+        <w:ind w:firstLine="709"/>
+        <w:rPr>
+          <w:rFonts w:ascii="Times New Roman" w:eastAsia="Times New Roman" w:hAnsi="Times New Roman" w:cs="Times New Roman"/>
+          <w:color w:val="0F1115"/>
+          <w:sz w:val="28"/>
+          <w:szCs w:val="28"/>
+          <w:lang w:eastAsia="ru-RU"/>
+        </w:rPr>
+      </w:pPr>
+      <w:r>
+        <w:rPr>
+          <w:rFonts w:ascii="Times New Roman" w:eastAsia="Times New Roman" w:hAnsi="Times New Roman" w:cs="Times New Roman"/>
+          <w:b/>
+          <w:bCs/>
+          <w:sz w:val="28"/>
+          <w:szCs w:val="28"/>
+          <w:lang w:eastAsia="ru-RU"/>
+        </w:rPr>
+        <w:t>3</w:t>
+      </w:r>
+      <w:r>
+        <w:rPr>
+          <w:rFonts w:ascii="Times New Roman" w:eastAsia="Times New Roman" w:hAnsi="Times New Roman" w:cs="Times New Roman"/>
+          <w:b/>
+          <w:bCs/>
+          <w:sz w:val="28"/>
+          <w:szCs w:val="28"/>
+          <w:lang w:eastAsia="ru-RU"/>
+        </w:rPr>
+        <w:t>. Просмотр аналитики системы</w:t>
+      </w:r>
+    </w:p>
+    <w:p>
+      <w:pPr>
+        <w:shd w:val="clear" w:color="auto" w:fill="FFFFFF"/>
+        <w:spacing w:after="0" w:line="360" w:lineRule="auto"/>
+        <w:ind w:firstLine="709"/>
+        <w:rPr>
+          <w:rFonts w:ascii="Times New Roman" w:eastAsia="Times New Roman" w:hAnsi="Times New Roman" w:cs="Times New Roman"/>
+          <w:color w:val="0F1115"/>
+          <w:sz w:val="28"/>
+          <w:szCs w:val="28"/>
+          <w:lang w:eastAsia="ru-RU"/>
+        </w:rPr>
+      </w:pPr>
+      <w:r>
+        <w:rPr>
+          <w:rFonts w:ascii="Times New Roman" w:eastAsia="Times New Roman" w:hAnsi="Times New Roman" w:cs="Times New Roman"/>
+          <w:color w:val="0F1115"/>
+          <w:sz w:val="28"/>
+          <w:szCs w:val="28"/>
+          <w:lang w:eastAsia="ru-RU"/>
+        </w:rPr>
+        <w:t xml:space="preserve">Я как администратор, хочу видеть </w:t>
+      </w:r>
+      <w:proofErr w:type="spellStart"/>
+      <w:r>
+        <w:rPr>
+          <w:rFonts w:ascii="Times New Roman" w:eastAsia="Times New Roman" w:hAnsi="Times New Roman" w:cs="Times New Roman"/>
+          <w:color w:val="0F1115"/>
+          <w:sz w:val="28"/>
+          <w:szCs w:val="28"/>
+          <w:lang w:eastAsia="ru-RU"/>
+        </w:rPr>
+        <w:t>дашборд</w:t>
+      </w:r>
+      <w:proofErr w:type="spellEnd"/>
+      <w:r>
+        <w:rPr>
+          <w:rFonts w:ascii="Times New Roman" w:eastAsia="Times New Roman" w:hAnsi="Times New Roman" w:cs="Times New Roman"/>
+          <w:color w:val="0F1115"/>
+          <w:sz w:val="28"/>
+          <w:szCs w:val="28"/>
+          <w:lang w:eastAsia="ru-RU"/>
+        </w:rPr>
+        <w:t xml:space="preserve"> с ключевыми метриками (количество пользователей, объявлений, жалоб, активность по категориям), для того чтобы принимать обоснованные управленческие решения.</w:t>
+      </w:r>
+    </w:p>
+    <w:p>
+      <w:pPr>
+        <w:shd w:val="clear" w:color="auto" w:fill="FFFFFF"/>
+        <w:spacing w:after="0" w:line="360" w:lineRule="auto"/>
+        <w:ind w:firstLine="709"/>
+        <w:rPr>
+          <w:rFonts w:ascii="Times New Roman" w:eastAsia="Times New Roman" w:hAnsi="Times New Roman" w:cs="Times New Roman"/>
+          <w:color w:val="0F1115"/>
+          <w:sz w:val="28"/>
+          <w:szCs w:val="28"/>
+          <w:lang w:eastAsia="ru-RU"/>
+        </w:rPr>
+      </w:pPr>
+      <w:r>
+        <w:rPr>
+          <w:rFonts w:ascii="Times New Roman" w:eastAsia="Times New Roman" w:hAnsi="Times New Roman" w:cs="Times New Roman"/>
+          <w:b/>
+          <w:bCs/>
+          <w:sz w:val="28"/>
+          <w:szCs w:val="28"/>
+          <w:lang w:eastAsia="ru-RU"/>
+        </w:rPr>
+        <w:t>4</w:t>
+      </w:r>
+      <w:r>
+        <w:rPr>
+          <w:rFonts w:ascii="Times New Roman" w:eastAsia="Times New Roman" w:hAnsi="Times New Roman" w:cs="Times New Roman"/>
+          <w:b/>
+          <w:bCs/>
+          <w:sz w:val="28"/>
+          <w:szCs w:val="28"/>
+          <w:lang w:eastAsia="ru-RU"/>
+        </w:rPr>
+        <w:t>. Просмотр логов действий</w:t>
+      </w:r>
+    </w:p>
+    <w:p>
+      <w:pPr>
+        <w:shd w:val="clear" w:color="auto" w:fill="FFFFFF"/>
+        <w:spacing w:after="0" w:line="360" w:lineRule="auto"/>
+        <w:ind w:firstLine="709"/>
+        <w:rPr>
+          <w:rFonts w:ascii="Times New Roman" w:eastAsia="Times New Roman" w:hAnsi="Times New Roman" w:cs="Times New Roman"/>
+          <w:color w:val="0F1115"/>
+          <w:sz w:val="28"/>
+          <w:szCs w:val="28"/>
+          <w:lang w:eastAsia="ru-RU"/>
+        </w:rPr>
+      </w:pPr>
+      <w:r>
+        <w:rPr>
+          <w:rFonts w:ascii="Times New Roman" w:eastAsia="Times New Roman" w:hAnsi="Times New Roman" w:cs="Times New Roman"/>
+          <w:color w:val="0F1115"/>
+          <w:sz w:val="28"/>
+          <w:szCs w:val="28"/>
+          <w:lang w:eastAsia="ru-RU"/>
+        </w:rPr>
+        <w:t>Я как администратор, хочу видеть полную историю действий модераторов и администраторов, для того чтобы обеспечивать прозрачность и безопасность работы персонала.</w:t>
+      </w:r>
+    </w:p>
+    <w:p>
+      <w:pPr>
+        <w:shd w:val="clear" w:color="auto" w:fill="FFFFFF"/>
+        <w:spacing w:after="0" w:line="360" w:lineRule="auto"/>
+        <w:ind w:firstLine="709"/>
+        <w:rPr>
+          <w:rFonts w:ascii="Times New Roman" w:eastAsia="Times New Roman" w:hAnsi="Times New Roman" w:cs="Times New Roman"/>
+          <w:color w:val="0F1115"/>
+          <w:sz w:val="28"/>
+          <w:szCs w:val="28"/>
+          <w:lang w:eastAsia="ru-RU"/>
+        </w:rPr>
+      </w:pPr>
+    </w:p>
+    <w:p>
+      <w:pPr>
+        <w:shd w:val="clear" w:color="auto" w:fill="FFFFFF"/>
+        <w:spacing w:after="0" w:line="360" w:lineRule="auto"/>
+        <w:ind w:firstLine="709"/>
+        <w:rPr>
+          <w:rFonts w:ascii="Times New Roman" w:eastAsia="Times New Roman" w:hAnsi="Times New Roman" w:cs="Times New Roman"/>
+          <w:color w:val="0F1115"/>
+          <w:sz w:val="28"/>
+          <w:szCs w:val="28"/>
+          <w:lang w:eastAsia="ru-RU"/>
+        </w:rPr>
+      </w:pPr>
+      <w:r>
+        <w:rPr>
+          <w:rFonts w:ascii="Times New Roman" w:eastAsia="Times New Roman" w:hAnsi="Times New Roman" w:cs="Times New Roman"/>
+          <w:color w:val="0F1115"/>
+          <w:sz w:val="28"/>
+          <w:szCs w:val="28"/>
+          <w:lang w:eastAsia="ru-RU"/>
+        </w:rPr>
+        <w:t>Заказчик (администрация города)</w:t>
+      </w:r>
+    </w:p>
+    <w:p>
+      <w:pPr>
+        <w:shd w:val="clear" w:color="auto" w:fill="FFFFFF"/>
+        <w:spacing w:after="0" w:line="360" w:lineRule="auto"/>
+        <w:ind w:firstLine="709"/>
+        <w:rPr>
+          <w:rFonts w:ascii="Times New Roman" w:eastAsia="Times New Roman" w:hAnsi="Times New Roman" w:cs="Times New Roman"/>
+          <w:color w:val="0F1115"/>
+          <w:sz w:val="28"/>
+          <w:szCs w:val="28"/>
+          <w:lang w:eastAsia="ru-RU"/>
+        </w:rPr>
+      </w:pPr>
+      <w:r>
+        <w:rPr>
+          <w:rFonts w:ascii="Times New Roman" w:eastAsia="Times New Roman" w:hAnsi="Times New Roman" w:cs="Times New Roman"/>
+          <w:b/>
+          <w:bCs/>
+          <w:sz w:val="28"/>
+          <w:szCs w:val="28"/>
+          <w:lang w:eastAsia="ru-RU"/>
+        </w:rPr>
+        <w:t>1</w:t>
+      </w:r>
+      <w:r>
+        <w:rPr>
+          <w:rFonts w:ascii="Times New Roman" w:eastAsia="Times New Roman" w:hAnsi="Times New Roman" w:cs="Times New Roman"/>
+          <w:b/>
+          <w:bCs/>
+          <w:sz w:val="28"/>
+          <w:szCs w:val="28"/>
+          <w:lang w:eastAsia="ru-RU"/>
+        </w:rPr>
+        <w:t>. Просмотр отчетов об эффективности платформы</w:t>
+      </w:r>
+    </w:p>
+    <w:p>
+      <w:pPr>
+        <w:shd w:val="clear" w:color="auto" w:fill="FFFFFF"/>
+        <w:spacing w:after="0" w:line="360" w:lineRule="auto"/>
+        <w:ind w:firstLine="709"/>
+        <w:rPr>
+          <w:rFonts w:ascii="Times New Roman" w:eastAsia="Times New Roman" w:hAnsi="Times New Roman" w:cs="Times New Roman"/>
+          <w:color w:val="0F1115"/>
+          <w:sz w:val="28"/>
+          <w:szCs w:val="28"/>
+          <w:lang w:eastAsia="ru-RU"/>
+        </w:rPr>
+      </w:pPr>
+      <w:r>
+        <w:rPr>
+          <w:rFonts w:ascii="Times New Roman" w:eastAsia="Times New Roman" w:hAnsi="Times New Roman" w:cs="Times New Roman"/>
+          <w:color w:val="0F1115"/>
+          <w:sz w:val="28"/>
+          <w:szCs w:val="28"/>
+          <w:lang w:eastAsia="ru-RU"/>
+        </w:rPr>
+        <w:t>Я как заказчик, хочу получать регулярные отчеты о работе платформы (количество пользователей, объявлений, снижение жалоб), для того чтобы отчитываться перед руководством и демонстрировать социальную эффективность проекта.</w:t>
+      </w:r>
+    </w:p>
+    <w:p>
+      <w:pPr>
+        <w:shd w:val="clear" w:color="auto" w:fill="FFFFFF"/>
+        <w:spacing w:after="0" w:line="360" w:lineRule="auto"/>
+        <w:ind w:firstLine="709"/>
+        <w:rPr>
+          <w:rFonts w:ascii="Times New Roman" w:eastAsia="Times New Roman" w:hAnsi="Times New Roman" w:cs="Times New Roman"/>
+          <w:color w:val="0F1115"/>
+          <w:sz w:val="28"/>
+          <w:szCs w:val="28"/>
+          <w:lang w:eastAsia="ru-RU"/>
+        </w:rPr>
+      </w:pPr>
+      <w:r>
+        <w:rPr>
+          <w:rFonts w:ascii="Times New Roman" w:eastAsia="Times New Roman" w:hAnsi="Times New Roman" w:cs="Times New Roman"/>
+          <w:b/>
+          <w:bCs/>
+          <w:sz w:val="28"/>
+          <w:szCs w:val="28"/>
+          <w:lang w:eastAsia="ru-RU"/>
+        </w:rPr>
+        <w:t>2</w:t>
+      </w:r>
+      <w:r>
+        <w:rPr>
+          <w:rFonts w:ascii="Times New Roman" w:eastAsia="Times New Roman" w:hAnsi="Times New Roman" w:cs="Times New Roman"/>
+          <w:b/>
+          <w:bCs/>
+          <w:sz w:val="28"/>
+          <w:szCs w:val="28"/>
+          <w:lang w:eastAsia="ru-RU"/>
+        </w:rPr>
+        <w:t>. Масштабирование на весь город</w:t>
+      </w:r>
+    </w:p>
+    <w:p>
+      <w:pPr>
+        <w:shd w:val="clear" w:color="auto" w:fill="FFFFFF"/>
+        <w:spacing w:after="0" w:line="360" w:lineRule="auto"/>
+        <w:ind w:firstLine="709"/>
+        <w:rPr>
+          <w:rFonts w:ascii="Times New Roman" w:eastAsia="Times New Roman" w:hAnsi="Times New Roman" w:cs="Times New Roman"/>
+          <w:color w:val="0F1115"/>
+          <w:sz w:val="28"/>
+          <w:szCs w:val="28"/>
+          <w:lang w:eastAsia="ru-RU"/>
+        </w:rPr>
+      </w:pPr>
+      <w:r>
+        <w:rPr>
+          <w:rFonts w:ascii="Times New Roman" w:eastAsia="Times New Roman" w:hAnsi="Times New Roman" w:cs="Times New Roman"/>
+          <w:color w:val="0F1115"/>
+          <w:sz w:val="28"/>
+          <w:szCs w:val="28"/>
+          <w:lang w:eastAsia="ru-RU"/>
+        </w:rPr>
+        <w:t>Я как заказчик, хочу, чтобы система была спроектирована с возможностью масштабирования на все районы города, для того чтобы сервис мог расти без серьёзных доработок и дополнительных затрат.</w:t>
+      </w:r>
+    </w:p>
+    <w:p>
+      <w:pPr>
+        <w:shd w:val="clear" w:color="auto" w:fill="FFFFFF"/>
+        <w:spacing w:after="0" w:line="360" w:lineRule="auto"/>
+        <w:ind w:firstLine="709"/>
+        <w:rPr>
+          <w:rFonts w:ascii="Times New Roman" w:eastAsia="Times New Roman" w:hAnsi="Times New Roman" w:cs="Times New Roman"/>
+          <w:color w:val="0F1115"/>
+          <w:sz w:val="28"/>
+          <w:szCs w:val="28"/>
+          <w:lang w:eastAsia="ru-RU"/>
+        </w:rPr>
+      </w:pPr>
+      <w:r>
+        <w:rPr>
+          <w:rFonts w:ascii="Times New Roman" w:eastAsia="Times New Roman" w:hAnsi="Times New Roman" w:cs="Times New Roman"/>
+          <w:b/>
+          <w:bCs/>
+          <w:sz w:val="28"/>
+          <w:szCs w:val="28"/>
+          <w:lang w:eastAsia="ru-RU"/>
+        </w:rPr>
+        <w:t>3</w:t>
+      </w:r>
+      <w:r>
+        <w:rPr>
+          <w:rFonts w:ascii="Times New Roman" w:eastAsia="Times New Roman" w:hAnsi="Times New Roman" w:cs="Times New Roman"/>
+          <w:b/>
+          <w:bCs/>
+          <w:sz w:val="28"/>
+          <w:szCs w:val="28"/>
+          <w:lang w:eastAsia="ru-RU"/>
+        </w:rPr>
+        <w:t>. Бесплатный доступ для всех жителей</w:t>
+      </w:r>
+    </w:p>
+    <w:p>
+      <w:pPr>
+        <w:shd w:val="clear" w:color="auto" w:fill="FFFFFF"/>
+        <w:spacing w:after="0" w:line="360" w:lineRule="auto"/>
+        <w:ind w:firstLine="709"/>
+        <w:rPr>
+          <w:rFonts w:ascii="Times New Roman" w:eastAsia="Times New Roman" w:hAnsi="Times New Roman" w:cs="Times New Roman"/>
+          <w:color w:val="0F1115"/>
+          <w:sz w:val="28"/>
+          <w:szCs w:val="28"/>
+          <w:lang w:eastAsia="ru-RU"/>
+        </w:rPr>
+      </w:pPr>
+      <w:r>
+        <w:rPr>
+          <w:rFonts w:ascii="Times New Roman" w:eastAsia="Times New Roman" w:hAnsi="Times New Roman" w:cs="Times New Roman"/>
+          <w:color w:val="0F1115"/>
+          <w:sz w:val="28"/>
+          <w:szCs w:val="28"/>
+          <w:lang w:eastAsia="ru-RU"/>
+        </w:rPr>
+        <w:t>Я как заказчик, хочу, чтобы базовый функционал платформы был бесплатным для всех жителей, для того чтобы сервис был доступен всем категориям населения независимо от дохода.</w:t>
+      </w:r>
+    </w:p>
+    <w:p>
+      <w:pPr>
+        <w:rPr>
+          <w:rFonts w:ascii="Times New Roman" w:hAnsi="Times New Roman" w:cs="Times New Roman"/>
+          <w:sz w:val="32"/>
+          <w:szCs w:val="32"/>
         </w:rPr>
       </w:pPr>
     </w:p>
